--- a/legend-dynamics/western/Iron_Roads_Players_Guide.docx
+++ b/legend-dynamics/western/Iron_Roads_Players_Guide.docx
@@ -39,18 +39,18 @@
         <w:t xml:space="preserve"> </w:t>
       </w:r>
       <w:r>
+        <w:t xml:space="preserve">Gothic</w:t>
+      </w:r>
+      <w:r>
+        <w:t xml:space="preserve"> </w:t>
+      </w:r>
+      <w:r>
         <w:t xml:space="preserve">Western</w:t>
       </w:r>
       <w:r>
         <w:t xml:space="preserve"> </w:t>
       </w:r>
       <w:r>
-        <w:t xml:space="preserve">setting</w:t>
-      </w:r>
-      <w:r>
-        <w:t xml:space="preserve"> </w:t>
-      </w:r>
-      <w:r>
         <w:t xml:space="preserve">for</w:t>
       </w:r>
       <w:r>
@@ -89,7 +89,7 @@
         <w:pStyle w:val="FirstParagraph"/>
       </w:pPr>
       <w:r>
-        <w:t xml:space="preserve">The railroad is coming, and everything is changing. Boomtowns rise around silver strikes and burn down by winter. Cattle barons fence the open range, homesteaders fight them for the water, and the law is a tin star and whoever will stand behind it.</w:t>
+        <w:t xml:space="preserve">The railroad is coming, and it is bringing more than settlers. In the fog-bound timber towns and lamplit mining camps, the old things of the world have followed the wagons west: wolves that walk as men, the dead that will not stay buried, pale strangers who only come out after dark, and witches who know their names.</w:t>
       </w:r>
       <w:r>
         <w:t xml:space="preserve"> </w:t>
@@ -105,7 +105,7 @@
         <w:t xml:space="preserve"> </w:t>
       </w:r>
       <w:r>
-        <w:t xml:space="preserve">is a Western setting for the Legend Dynamics RPG system: lawmen and outlaws, doctors and gamblers, drifters and preachers, in the years when the frontier was closing.</w:t>
+        <w:t xml:space="preserve">is a Gothic Western for the Legend Dynamics RPG system. Most people never see the darkness. You do, and you stand between it and them.</w:t>
       </w:r>
     </w:p>
     <w:p>
@@ -195,7 +195,7 @@
         <w:t xml:space="preserve"> </w:t>
       </w:r>
       <w:r>
-        <w:t xml:space="preserve">setting: its callings, backgrounds, skills, gear, weapons and dangers. In this setting, the core rules’ Legend points are called</w:t>
+        <w:t xml:space="preserve">setting: its callings, origins, skills, gear, weapons and dangers. In this setting, the core rules’ Legend points are called</w:t>
       </w:r>
       <w:r>
         <w:t xml:space="preserve"> </w:t>
@@ -272,7 +272,7 @@
         </w:trPr>
         <w:tc>
           <w:tcPr>
-            <w:shd w:val="clear" w:fill="F1E6D2"/>
+            <w:shd w:val="clear" w:fill="E6E8E6"/>
           </w:tcPr>
           <w:p>
             <w:pPr>
@@ -290,7 +290,7 @@
         </w:tc>
         <w:tc>
           <w:tcPr>
-            <w:shd w:val="clear" w:fill="F1E6D2"/>
+            <w:shd w:val="clear" w:fill="E6E8E6"/>
           </w:tcPr>
           <w:p>
             <w:pPr>
@@ -308,7 +308,7 @@
         </w:tc>
         <w:tc>
           <w:tcPr>
-            <w:shd w:val="clear" w:fill="F1E6D2"/>
+            <w:shd w:val="clear" w:fill="E6E8E6"/>
           </w:tcPr>
           <w:p>
             <w:pPr>
@@ -578,6 +578,54 @@
                 <w:b/>
                 <w:sz w:val="19"/>
               </w:rPr>
+              <w:t xml:space="preserve">Occultist</w:t>
+            </w:r>
+          </w:p>
+        </w:tc>
+        <w:tc>
+          <w:tcPr/>
+          <w:p>
+            <w:pPr>
+              <w:pStyle w:val="Compact"/>
+              <w:jc w:val="left"/>
+            </w:pPr>
+            <w:r>
+              <w:rPr>
+                <w:sz w:val="19"/>
+              </w:rPr>
+              <w:t xml:space="preserve">The Learned</w:t>
+            </w:r>
+          </w:p>
+        </w:tc>
+        <w:tc>
+          <w:tcPr/>
+          <w:p>
+            <w:pPr>
+              <w:pStyle w:val="Compact"/>
+              <w:jc w:val="left"/>
+            </w:pPr>
+            <w:r>
+              <w:rPr>
+                <w:sz w:val="19"/>
+              </w:rPr>
+              <w:t xml:space="preserve">knows the old books, the rituals and the names of things that shouldn’t exist, and what each one fears.</w:t>
+            </w:r>
+          </w:p>
+        </w:tc>
+      </w:tr>
+      <w:tr>
+        <w:tc>
+          <w:tcPr/>
+          <w:p>
+            <w:pPr>
+              <w:pStyle w:val="Compact"/>
+              <w:jc w:val="left"/>
+            </w:pPr>
+            <w:r>
+              <w:rPr>
+                <w:b/>
+                <w:sz w:val="19"/>
+              </w:rPr>
               <w:t xml:space="preserve">Lawyer</w:t>
             </w:r>
           </w:p>
@@ -897,6 +945,54 @@
                 <w:sz w:val="19"/>
               </w:rPr>
               <w:t xml:space="preserve">breaks horses, drives cattle, and can ride anything with four legs.</w:t>
+            </w:r>
+          </w:p>
+        </w:tc>
+      </w:tr>
+      <w:tr>
+        <w:tc>
+          <w:tcPr/>
+          <w:p>
+            <w:pPr>
+              <w:pStyle w:val="Compact"/>
+              <w:jc w:val="left"/>
+            </w:pPr>
+            <w:r>
+              <w:rPr>
+                <w:b/>
+                <w:sz w:val="19"/>
+              </w:rPr>
+              <w:t xml:space="preserve">Undertaker</w:t>
+            </w:r>
+          </w:p>
+        </w:tc>
+        <w:tc>
+          <w:tcPr/>
+          <w:p>
+            <w:pPr>
+              <w:pStyle w:val="Compact"/>
+              <w:jc w:val="left"/>
+            </w:pPr>
+            <w:r>
+              <w:rPr>
+                <w:sz w:val="19"/>
+              </w:rPr>
+              <w:t xml:space="preserve">The Frontier</w:t>
+            </w:r>
+          </w:p>
+        </w:tc>
+        <w:tc>
+          <w:tcPr/>
+          <w:p>
+            <w:pPr>
+              <w:pStyle w:val="Compact"/>
+              <w:jc w:val="left"/>
+            </w:pPr>
+            <w:r>
+              <w:rPr>
+                <w:sz w:val="19"/>
+              </w:rPr>
+              <w:t xml:space="preserve">buries the dead, and makes sure they stay buried.</w:t>
             </w:r>
           </w:p>
         </w:tc>
@@ -965,13 +1061,13 @@
     </w:p>
     <w:bookmarkEnd w:id="22"/>
     <w:bookmarkEnd w:id="23"/>
-    <w:bookmarkStart w:id="29" w:name="Xd24d84a0afacdecf5d96d8287f5da6438483f4b"/>
+    <w:bookmarkStart w:id="29" w:name="X81615c35638382882f5a661b00b7fc2dbdf603e"/>
     <w:p>
       <w:pPr>
         <w:pStyle w:val="Heading2"/>
       </w:pPr>
       <w:r>
-        <w:t xml:space="preserve">Step 2: Choose your background, spend Edges, assign attributes</w:t>
+        <w:t xml:space="preserve">Step 2: Choose your origin, spend Edges, assign attributes</w:t>
       </w:r>
     </w:p>
     <w:bookmarkStart w:id="24" w:name="attributes"/>
@@ -1008,7 +1104,7 @@
         </w:trPr>
         <w:tc>
           <w:tcPr>
-            <w:shd w:val="clear" w:fill="F1E6D2"/>
+            <w:shd w:val="clear" w:fill="E6E8E6"/>
           </w:tcPr>
           <w:p>
             <w:pPr>
@@ -1026,7 +1122,7 @@
         </w:tc>
         <w:tc>
           <w:tcPr>
-            <w:shd w:val="clear" w:fill="F1E6D2"/>
+            <w:shd w:val="clear" w:fill="E6E8E6"/>
           </w:tcPr>
           <w:p>
             <w:pPr>
@@ -1210,13 +1306,13 @@
       </w:tr>
     </w:tbl>
     <w:bookmarkEnd w:id="24"/>
-    <w:bookmarkStart w:id="25" w:name="background-and-tier"/>
+    <w:bookmarkStart w:id="25" w:name="origin-and-tier"/>
     <w:p>
       <w:pPr>
         <w:pStyle w:val="Heading3"/>
       </w:pPr>
       <w:r>
-        <w:t xml:space="preserve">Background and tier</w:t>
+        <w:t xml:space="preserve">Origin and tier</w:t>
       </w:r>
     </w:p>
     <w:p>
@@ -1224,7 +1320,7 @@
         <w:pStyle w:val="FirstParagraph"/>
       </w:pPr>
       <w:r>
-        <w:t xml:space="preserve">Choose your background from the</w:t>
+        <w:t xml:space="preserve">Choose your origin from the</w:t>
       </w:r>
       <w:r>
         <w:t xml:space="preserve"> </w:t>
@@ -1234,13 +1330,13 @@
           <w:bCs/>
           <w:b/>
         </w:rPr>
-        <w:t xml:space="preserve">Backgrounds</w:t>
-      </w:r>
-      <w:r>
-        <w:t xml:space="preserve"> </w:t>
-      </w:r>
-      <w:r>
-        <w:t xml:space="preserve">chapter. Every attribute starts at 10, and your background adjusts some of them; the result is your</w:t>
+        <w:t xml:space="preserve">Origins</w:t>
+      </w:r>
+      <w:r>
+        <w:t xml:space="preserve"> </w:t>
+      </w:r>
+      <w:r>
+        <w:t xml:space="preserve">chapter. Every attribute starts at 10, and your origin adjusts some of them; the result is your</w:t>
       </w:r>
       <w:r>
         <w:t xml:space="preserve"> </w:t>
@@ -1261,7 +1357,7 @@
         <w:pStyle w:val="BodyText"/>
       </w:pPr>
       <w:r>
-        <w:t xml:space="preserve">Backgrounds can differ in power, so each has a</w:t>
+        <w:t xml:space="preserve">Origins can differ in power, so each has a</w:t>
       </w:r>
       <w:r>
         <w:t xml:space="preserve"> </w:t>
@@ -1293,7 +1389,7 @@
         <w:t xml:space="preserve"> </w:t>
       </w:r>
       <w:r>
-        <w:t xml:space="preserve">to split between background power and</w:t>
+        <w:t xml:space="preserve">to split between origin power and</w:t>
       </w:r>
       <w:r>
         <w:t xml:space="preserve"> </w:t>
@@ -1336,7 +1432,7 @@
         </w:trPr>
         <w:tc>
           <w:tcPr>
-            <w:shd w:val="clear" w:fill="F1E6D2"/>
+            <w:shd w:val="clear" w:fill="E6E8E6"/>
           </w:tcPr>
           <w:p>
             <w:pPr>
@@ -1348,13 +1444,13 @@
                 <w:b/>
                 <w:sz w:val="19"/>
               </w:rPr>
-              <w:t xml:space="preserve">Background</w:t>
+              <w:t xml:space="preserve">Origin</w:t>
             </w:r>
           </w:p>
         </w:tc>
         <w:tc>
           <w:tcPr>
-            <w:shd w:val="clear" w:fill="F1E6D2"/>
+            <w:shd w:val="clear" w:fill="E6E8E6"/>
           </w:tcPr>
           <w:p>
             <w:pPr>
@@ -1372,7 +1468,7 @@
         </w:tc>
         <w:tc>
           <w:tcPr>
-            <w:shd w:val="clear" w:fill="F1E6D2"/>
+            <w:shd w:val="clear" w:fill="E6E8E6"/>
           </w:tcPr>
           <w:p>
             <w:pPr>
@@ -1390,7 +1486,7 @@
         </w:tc>
         <w:tc>
           <w:tcPr>
-            <w:shd w:val="clear" w:fill="F1E6D2"/>
+            <w:shd w:val="clear" w:fill="E6E8E6"/>
           </w:tcPr>
           <w:p>
             <w:pPr>
@@ -1844,6 +1940,447 @@
                 <w:sz w:val="19"/>
               </w:rPr>
               <w:t xml:space="preserve">Presence −1, Will +1</w:t>
+            </w:r>
+          </w:p>
+        </w:tc>
+      </w:tr>
+      <w:tr>
+        <w:tc>
+          <w:tcPr/>
+          <w:p>
+            <w:pPr>
+              <w:pStyle w:val="Compact"/>
+              <w:jc w:val="left"/>
+            </w:pPr>
+            <w:r>
+              <w:rPr>
+                <w:b/>
+                <w:sz w:val="19"/>
+              </w:rPr>
+              <w:t xml:space="preserve">Sighted</w:t>
+            </w:r>
+          </w:p>
+        </w:tc>
+        <w:tc>
+          <w:tcPr/>
+          <w:p>
+            <w:pPr>
+              <w:pStyle w:val="Compact"/>
+              <w:jc w:val="left"/>
+            </w:pPr>
+            <w:r>
+              <w:rPr>
+                <w:sz w:val="19"/>
+              </w:rPr>
+              <w:t xml:space="preserve">1</w:t>
+            </w:r>
+          </w:p>
+        </w:tc>
+        <w:tc>
+          <w:tcPr/>
+          <w:p>
+            <w:pPr>
+              <w:pStyle w:val="Compact"/>
+              <w:jc w:val="left"/>
+            </w:pPr>
+            <w:r>
+              <w:rPr>
+                <w:sz w:val="19"/>
+              </w:rPr>
+              <w:t xml:space="preserve">2</w:t>
+            </w:r>
+          </w:p>
+        </w:tc>
+        <w:tc>
+          <w:tcPr/>
+          <w:p>
+            <w:pPr>
+              <w:pStyle w:val="Compact"/>
+              <w:jc w:val="left"/>
+            </w:pPr>
+            <w:r>
+              <w:rPr>
+                <w:sz w:val="19"/>
+              </w:rPr>
+              <w:t xml:space="preserve">Presence −1, Will +1</w:t>
+            </w:r>
+          </w:p>
+        </w:tc>
+      </w:tr>
+      <w:tr>
+        <w:tc>
+          <w:tcPr/>
+          <w:p>
+            <w:pPr>
+              <w:pStyle w:val="Compact"/>
+              <w:jc w:val="left"/>
+            </w:pPr>
+            <w:r>
+              <w:rPr>
+                <w:b/>
+                <w:sz w:val="19"/>
+              </w:rPr>
+              <w:t xml:space="preserve">Dhampir</w:t>
+            </w:r>
+          </w:p>
+        </w:tc>
+        <w:tc>
+          <w:tcPr/>
+          <w:p>
+            <w:pPr>
+              <w:pStyle w:val="Compact"/>
+              <w:jc w:val="left"/>
+            </w:pPr>
+            <w:r>
+              <w:rPr>
+                <w:sz w:val="19"/>
+              </w:rPr>
+              <w:t xml:space="preserve">2</w:t>
+            </w:r>
+          </w:p>
+        </w:tc>
+        <w:tc>
+          <w:tcPr/>
+          <w:p>
+            <w:pPr>
+              <w:pStyle w:val="Compact"/>
+              <w:jc w:val="left"/>
+            </w:pPr>
+            <w:r>
+              <w:rPr>
+                <w:sz w:val="19"/>
+              </w:rPr>
+              <w:t xml:space="preserve">1</w:t>
+            </w:r>
+          </w:p>
+        </w:tc>
+        <w:tc>
+          <w:tcPr/>
+          <w:p>
+            <w:pPr>
+              <w:pStyle w:val="Compact"/>
+              <w:jc w:val="left"/>
+            </w:pPr>
+            <w:r>
+              <w:rPr>
+                <w:sz w:val="19"/>
+              </w:rPr>
+              <w:t xml:space="preserve">Body −1, Agility +1, Presence +1, Will −1</w:t>
+            </w:r>
+          </w:p>
+        </w:tc>
+      </w:tr>
+      <w:tr>
+        <w:tc>
+          <w:tcPr/>
+          <w:p>
+            <w:pPr>
+              <w:pStyle w:val="Compact"/>
+              <w:jc w:val="left"/>
+            </w:pPr>
+            <w:r>
+              <w:rPr>
+                <w:b/>
+                <w:sz w:val="19"/>
+              </w:rPr>
+              <w:t xml:space="preserve">Practitioner</w:t>
+            </w:r>
+          </w:p>
+        </w:tc>
+        <w:tc>
+          <w:tcPr/>
+          <w:p>
+            <w:pPr>
+              <w:pStyle w:val="Compact"/>
+              <w:jc w:val="left"/>
+            </w:pPr>
+            <w:r>
+              <w:rPr>
+                <w:sz w:val="19"/>
+              </w:rPr>
+              <w:t xml:space="preserve">2</w:t>
+            </w:r>
+          </w:p>
+        </w:tc>
+        <w:tc>
+          <w:tcPr/>
+          <w:p>
+            <w:pPr>
+              <w:pStyle w:val="Compact"/>
+              <w:jc w:val="left"/>
+            </w:pPr>
+            <w:r>
+              <w:rPr>
+                <w:sz w:val="19"/>
+              </w:rPr>
+              <w:t xml:space="preserve">1</w:t>
+            </w:r>
+          </w:p>
+        </w:tc>
+        <w:tc>
+          <w:tcPr/>
+          <w:p>
+            <w:pPr>
+              <w:pStyle w:val="Compact"/>
+              <w:jc w:val="left"/>
+            </w:pPr>
+            <w:r>
+              <w:rPr>
+                <w:sz w:val="19"/>
+              </w:rPr>
+              <w:t xml:space="preserve">Body −1, Intellect +1, Presence −1, Will +1</w:t>
+            </w:r>
+          </w:p>
+        </w:tc>
+      </w:tr>
+      <w:tr>
+        <w:tc>
+          <w:tcPr/>
+          <w:p>
+            <w:pPr>
+              <w:pStyle w:val="Compact"/>
+              <w:jc w:val="left"/>
+            </w:pPr>
+            <w:r>
+              <w:rPr>
+                <w:b/>
+                <w:sz w:val="19"/>
+              </w:rPr>
+              <w:t xml:space="preserve">Revenant</w:t>
+            </w:r>
+          </w:p>
+        </w:tc>
+        <w:tc>
+          <w:tcPr/>
+          <w:p>
+            <w:pPr>
+              <w:pStyle w:val="Compact"/>
+              <w:jc w:val="left"/>
+            </w:pPr>
+            <w:r>
+              <w:rPr>
+                <w:sz w:val="19"/>
+              </w:rPr>
+              <w:t xml:space="preserve">2</w:t>
+            </w:r>
+          </w:p>
+        </w:tc>
+        <w:tc>
+          <w:tcPr/>
+          <w:p>
+            <w:pPr>
+              <w:pStyle w:val="Compact"/>
+              <w:jc w:val="left"/>
+            </w:pPr>
+            <w:r>
+              <w:rPr>
+                <w:sz w:val="19"/>
+              </w:rPr>
+              <w:t xml:space="preserve">1</w:t>
+            </w:r>
+          </w:p>
+        </w:tc>
+        <w:tc>
+          <w:tcPr/>
+          <w:p>
+            <w:pPr>
+              <w:pStyle w:val="Compact"/>
+              <w:jc w:val="left"/>
+            </w:pPr>
+            <w:r>
+              <w:rPr>
+                <w:sz w:val="19"/>
+              </w:rPr>
+              <w:t xml:space="preserve">Body +1, Presence −2, Will +1</w:t>
+            </w:r>
+          </w:p>
+        </w:tc>
+      </w:tr>
+      <w:tr>
+        <w:tc>
+          <w:tcPr/>
+          <w:p>
+            <w:pPr>
+              <w:pStyle w:val="Compact"/>
+              <w:jc w:val="left"/>
+            </w:pPr>
+            <w:r>
+              <w:rPr>
+                <w:b/>
+                <w:sz w:val="19"/>
+              </w:rPr>
+              <w:t xml:space="preserve">Werewolf</w:t>
+            </w:r>
+          </w:p>
+        </w:tc>
+        <w:tc>
+          <w:tcPr/>
+          <w:p>
+            <w:pPr>
+              <w:pStyle w:val="Compact"/>
+              <w:jc w:val="left"/>
+            </w:pPr>
+            <w:r>
+              <w:rPr>
+                <w:sz w:val="19"/>
+              </w:rPr>
+              <w:t xml:space="preserve">2</w:t>
+            </w:r>
+          </w:p>
+        </w:tc>
+        <w:tc>
+          <w:tcPr/>
+          <w:p>
+            <w:pPr>
+              <w:pStyle w:val="Compact"/>
+              <w:jc w:val="left"/>
+            </w:pPr>
+            <w:r>
+              <w:rPr>
+                <w:sz w:val="19"/>
+              </w:rPr>
+              <w:t xml:space="preserve">1</w:t>
+            </w:r>
+          </w:p>
+        </w:tc>
+        <w:tc>
+          <w:tcPr/>
+          <w:p>
+            <w:pPr>
+              <w:pStyle w:val="Compact"/>
+              <w:jc w:val="left"/>
+            </w:pPr>
+            <w:r>
+              <w:rPr>
+                <w:sz w:val="19"/>
+              </w:rPr>
+              <w:t xml:space="preserve">Body +1, Agility +1, Intellect −1, Will −1</w:t>
+            </w:r>
+          </w:p>
+        </w:tc>
+      </w:tr>
+      <w:tr>
+        <w:tc>
+          <w:tcPr/>
+          <w:p>
+            <w:pPr>
+              <w:pStyle w:val="Compact"/>
+              <w:jc w:val="left"/>
+            </w:pPr>
+            <w:r>
+              <w:rPr>
+                <w:b/>
+                <w:sz w:val="19"/>
+              </w:rPr>
+              <w:t xml:space="preserve">Pact-Bound</w:t>
+            </w:r>
+          </w:p>
+        </w:tc>
+        <w:tc>
+          <w:tcPr/>
+          <w:p>
+            <w:pPr>
+              <w:pStyle w:val="Compact"/>
+              <w:jc w:val="left"/>
+            </w:pPr>
+            <w:r>
+              <w:rPr>
+                <w:sz w:val="19"/>
+              </w:rPr>
+              <w:t xml:space="preserve">3</w:t>
+            </w:r>
+          </w:p>
+        </w:tc>
+        <w:tc>
+          <w:tcPr/>
+          <w:p>
+            <w:pPr>
+              <w:pStyle w:val="Compact"/>
+              <w:jc w:val="left"/>
+            </w:pPr>
+            <w:r>
+              <w:rPr>
+                <w:sz w:val="19"/>
+              </w:rPr>
+              <w:t xml:space="preserve">0</w:t>
+            </w:r>
+          </w:p>
+        </w:tc>
+        <w:tc>
+          <w:tcPr/>
+          <w:p>
+            <w:pPr>
+              <w:pStyle w:val="Compact"/>
+              <w:jc w:val="left"/>
+            </w:pPr>
+            <w:r>
+              <w:rPr>
+                <w:sz w:val="19"/>
+              </w:rPr>
+              <w:t xml:space="preserve">Body −2, Agility −1, Presence +1, Will +2</w:t>
+            </w:r>
+          </w:p>
+        </w:tc>
+      </w:tr>
+      <w:tr>
+        <w:tc>
+          <w:tcPr/>
+          <w:p>
+            <w:pPr>
+              <w:pStyle w:val="Compact"/>
+              <w:jc w:val="left"/>
+            </w:pPr>
+            <w:r>
+              <w:rPr>
+                <w:b/>
+                <w:sz w:val="19"/>
+              </w:rPr>
+              <w:t xml:space="preserve">Vampire (horror)</w:t>
+            </w:r>
+          </w:p>
+        </w:tc>
+        <w:tc>
+          <w:tcPr/>
+          <w:p>
+            <w:pPr>
+              <w:pStyle w:val="Compact"/>
+              <w:jc w:val="left"/>
+            </w:pPr>
+            <w:r>
+              <w:rPr>
+                <w:sz w:val="19"/>
+              </w:rPr>
+              <w:t xml:space="preserve">3</w:t>
+            </w:r>
+          </w:p>
+        </w:tc>
+        <w:tc>
+          <w:tcPr/>
+          <w:p>
+            <w:pPr>
+              <w:pStyle w:val="Compact"/>
+              <w:jc w:val="left"/>
+            </w:pPr>
+            <w:r>
+              <w:rPr>
+                <w:sz w:val="19"/>
+              </w:rPr>
+              <w:t xml:space="preserve">0</w:t>
+            </w:r>
+          </w:p>
+        </w:tc>
+        <w:tc>
+          <w:tcPr/>
+          <w:p>
+            <w:pPr>
+              <w:pStyle w:val="Compact"/>
+              <w:jc w:val="left"/>
+            </w:pPr>
+            <w:r>
+              <w:rPr>
+                <w:sz w:val="19"/>
+              </w:rPr>
+              <w:t xml:space="preserve">Body −1, Agility +1, Presence +2, Will −2</w:t>
             </w:r>
           </w:p>
         </w:tc>
@@ -1893,7 +2430,7 @@
         </w:trPr>
         <w:tc>
           <w:tcPr>
-            <w:shd w:val="clear" w:fill="F1E6D2"/>
+            <w:shd w:val="clear" w:fill="E6E8E6"/>
           </w:tcPr>
           <w:p>
             <w:pPr>
@@ -1911,7 +2448,7 @@
         </w:tc>
         <w:tc>
           <w:tcPr>
-            <w:shd w:val="clear" w:fill="F1E6D2"/>
+            <w:shd w:val="clear" w:fill="E6E8E6"/>
           </w:tcPr>
           <w:p>
             <w:pPr>
@@ -1929,7 +2466,7 @@
         </w:tc>
         <w:tc>
           <w:tcPr>
-            <w:shd w:val="clear" w:fill="F1E6D2"/>
+            <w:shd w:val="clear" w:fill="E6E8E6"/>
           </w:tcPr>
           <w:p>
             <w:pPr>
@@ -2250,7 +2787,7 @@
         <w:pStyle w:val="FirstParagraph"/>
       </w:pPr>
       <w:r>
-        <w:t xml:space="preserve">After applying your background, distribute</w:t>
+        <w:t xml:space="preserve">After applying your origin, distribute</w:t>
       </w:r>
       <w:r>
         <w:t xml:space="preserve"> </w:t>
@@ -2291,7 +2828,7 @@
         <w:t xml:space="preserve">13</w:t>
       </w:r>
       <w:r>
-        <w:t xml:space="preserve">, plus any background bonus to that attribute.</w:t>
+        <w:t xml:space="preserve">, plus any origin bonus to that attribute.</w:t>
       </w:r>
     </w:p>
     <w:p>
@@ -2307,13 +2844,13 @@
       </w:r>
     </w:p>
     <w:bookmarkEnd w:id="27"/>
-    <w:bookmarkStart w:id="28" w:name="custom-background"/>
+    <w:bookmarkStart w:id="28" w:name="custom-origin"/>
     <w:p>
       <w:pPr>
         <w:pStyle w:val="Heading3"/>
       </w:pPr>
       <w:r>
-        <w:t xml:space="preserve">Custom background</w:t>
+        <w:t xml:space="preserve">Custom origin</w:t>
       </w:r>
     </w:p>
     <w:p>
@@ -2321,7 +2858,7 @@
         <w:pStyle w:val="FirstParagraph"/>
       </w:pPr>
       <w:r>
-        <w:t xml:space="preserve">Agree on a background with the GM, give it adjustments from −2 to +2 per attribute that total zero, and agree its tier. The normal starting maximum and base rules apply.</w:t>
+        <w:t xml:space="preserve">Agree on an origin with the GM, give it adjustments from −2 to +2 per attribute that total zero, and agree its tier. The normal starting maximum and base rules apply.</w:t>
       </w:r>
     </w:p>
     <w:bookmarkEnd w:id="28"/>
@@ -2477,7 +3014,7 @@
         <w:pStyle w:val="BodyText"/>
       </w:pPr>
       <w:r>
-        <w:t xml:space="preserve">Some backgrounds give one skill Trained for free; it doesn’t use one of your Trained picks.</w:t>
+        <w:t xml:space="preserve">Some origins give one skill Trained for free; it doesn’t use one of your Trained picks.</w:t>
       </w:r>
     </w:p>
     <w:p>
@@ -2793,7 +3330,7 @@
         <w:t xml:space="preserve"> </w:t>
       </w:r>
       <w:r>
-        <w:t xml:space="preserve">Choose either a general advantage or one of your background’s advantages. A background advantage replaces the general advantage and always brings its companion complication.</w:t>
+        <w:t xml:space="preserve">Choose either a general advantage or one of your origin’s advantages. An origin advantage replaces the general advantage and always brings its companion complication.</w:t>
       </w:r>
     </w:p>
     <w:p>
@@ -2815,7 +3352,7 @@
         <w:t xml:space="preserve"> </w:t>
       </w:r>
       <w:r>
-        <w:t xml:space="preserve">Choose one complication. You keep it even if you take a background advantage, so a character with a background advantage has two complications.</w:t>
+        <w:t xml:space="preserve">Choose one complication. You keep it even if you take an origin advantage, so a character with an origin advantage has two complications.</w:t>
       </w:r>
     </w:p>
     <w:p>
@@ -2892,7 +3429,7 @@
         </w:trPr>
         <w:tc>
           <w:tcPr>
-            <w:shd w:val="clear" w:fill="F1E6D2"/>
+            <w:shd w:val="clear" w:fill="E6E8E6"/>
           </w:tcPr>
           <w:p>
             <w:pPr>
@@ -2910,7 +3447,7 @@
         </w:tc>
         <w:tc>
           <w:tcPr>
-            <w:shd w:val="clear" w:fill="F1E6D2"/>
+            <w:shd w:val="clear" w:fill="E6E8E6"/>
           </w:tcPr>
           <w:p>
             <w:pPr>
@@ -2928,7 +3465,7 @@
         </w:tc>
         <w:tc>
           <w:tcPr>
-            <w:shd w:val="clear" w:fill="F1E6D2"/>
+            <w:shd w:val="clear" w:fill="E6E8E6"/>
           </w:tcPr>
           <w:p>
             <w:pPr>
@@ -3181,6 +3718,102 @@
                 <w:sz w:val="19"/>
               </w:rPr>
               <w:t xml:space="preserve">Duty: the gang calls in favors, and the law knows your face.</w:t>
+            </w:r>
+          </w:p>
+        </w:tc>
+      </w:tr>
+      <w:tr>
+        <w:tc>
+          <w:tcPr/>
+          <w:p>
+            <w:pPr>
+              <w:pStyle w:val="Compact"/>
+              <w:jc w:val="left"/>
+            </w:pPr>
+            <w:r>
+              <w:rPr>
+                <w:b/>
+                <w:sz w:val="19"/>
+              </w:rPr>
+              <w:t xml:space="preserve">The Order of the Iron Cross</w:t>
+            </w:r>
+          </w:p>
+        </w:tc>
+        <w:tc>
+          <w:tcPr/>
+          <w:p>
+            <w:pPr>
+              <w:pStyle w:val="Compact"/>
+              <w:jc w:val="left"/>
+            </w:pPr>
+            <w:r>
+              <w:rPr>
+                <w:sz w:val="19"/>
+              </w:rPr>
+              <w:t xml:space="preserve">Once per job, silver, holy water, a hunter’s help or the Order’s bestiary.</w:t>
+            </w:r>
+          </w:p>
+        </w:tc>
+        <w:tc>
+          <w:tcPr/>
+          <w:p>
+            <w:pPr>
+              <w:pStyle w:val="Compact"/>
+              <w:jc w:val="left"/>
+            </w:pPr>
+            <w:r>
+              <w:rPr>
+                <w:sz w:val="19"/>
+              </w:rPr>
+              <w:t xml:space="preserve">Duty: the Order sends you after monsters, and some of its hunters would count you among them.</w:t>
+            </w:r>
+          </w:p>
+        </w:tc>
+      </w:tr>
+      <w:tr>
+        <w:tc>
+          <w:tcPr/>
+          <w:p>
+            <w:pPr>
+              <w:pStyle w:val="Compact"/>
+              <w:jc w:val="left"/>
+            </w:pPr>
+            <w:r>
+              <w:rPr>
+                <w:b/>
+                <w:sz w:val="19"/>
+              </w:rPr>
+              <w:t xml:space="preserve">A coven</w:t>
+            </w:r>
+          </w:p>
+        </w:tc>
+        <w:tc>
+          <w:tcPr/>
+          <w:p>
+            <w:pPr>
+              <w:pStyle w:val="Compact"/>
+              <w:jc w:val="left"/>
+            </w:pPr>
+            <w:r>
+              <w:rPr>
+                <w:sz w:val="19"/>
+              </w:rPr>
+              <w:t xml:space="preserve">Once per job, a ritual, a remedy or a safe house among witches.</w:t>
+            </w:r>
+          </w:p>
+        </w:tc>
+        <w:tc>
+          <w:tcPr/>
+          <w:p>
+            <w:pPr>
+              <w:pStyle w:val="Compact"/>
+              <w:jc w:val="left"/>
+            </w:pPr>
+            <w:r>
+              <w:rPr>
+                <w:sz w:val="19"/>
+              </w:rPr>
+              <w:t xml:space="preserve">Duty and Vow: the coven’s secrets and its quarrels.</w:t>
             </w:r>
           </w:p>
         </w:tc>
@@ -3624,7 +4257,7 @@
         </w:trPr>
         <w:tc>
           <w:tcPr>
-            <w:shd w:val="clear" w:fill="F1E6D2"/>
+            <w:shd w:val="clear" w:fill="E6E8E6"/>
           </w:tcPr>
           <w:p>
             <w:pPr>
@@ -3642,7 +4275,7 @@
         </w:tc>
         <w:tc>
           <w:tcPr>
-            <w:shd w:val="clear" w:fill="F1E6D2"/>
+            <w:shd w:val="clear" w:fill="E6E8E6"/>
           </w:tcPr>
           <w:p>
             <w:pPr>
@@ -3660,7 +4293,7 @@
         </w:tc>
         <w:tc>
           <w:tcPr>
-            <w:shd w:val="clear" w:fill="F1E6D2"/>
+            <w:shd w:val="clear" w:fill="E6E8E6"/>
           </w:tcPr>
           <w:p>
             <w:pPr>
@@ -4009,6 +4642,54 @@
                 <w:sz w:val="19"/>
               </w:rPr>
               <w:t xml:space="preserve">Statutes, warrants, courts, claims and contracts</w:t>
+            </w:r>
+          </w:p>
+        </w:tc>
+      </w:tr>
+      <w:tr>
+        <w:tc>
+          <w:tcPr/>
+          <w:p>
+            <w:pPr>
+              <w:pStyle w:val="Compact"/>
+              <w:jc w:val="left"/>
+            </w:pPr>
+            <w:r>
+              <w:rPr>
+                <w:b/>
+                <w:sz w:val="19"/>
+              </w:rPr>
+              <w:t xml:space="preserve">Occult</w:t>
+            </w:r>
+          </w:p>
+        </w:tc>
+        <w:tc>
+          <w:tcPr/>
+          <w:p>
+            <w:pPr>
+              <w:pStyle w:val="Compact"/>
+              <w:jc w:val="left"/>
+            </w:pPr>
+            <w:r>
+              <w:rPr>
+                <w:sz w:val="19"/>
+              </w:rPr>
+              <w:t xml:space="preserve">Intellect</w:t>
+            </w:r>
+          </w:p>
+        </w:tc>
+        <w:tc>
+          <w:tcPr/>
+          <w:p>
+            <w:pPr>
+              <w:pStyle w:val="Compact"/>
+              <w:jc w:val="left"/>
+            </w:pPr>
+            <w:r>
+              <w:rPr>
+                <w:sz w:val="19"/>
+              </w:rPr>
+              <w:t xml:space="preserve">Monsters, magic, rituals, curses and their weaknesses</w:t>
             </w:r>
           </w:p>
         </w:tc>
@@ -4602,7 +5283,7 @@
         </w:trPr>
         <w:tc>
           <w:tcPr>
-            <w:shd w:val="clear" w:fill="F1E6D2"/>
+            <w:shd w:val="clear" w:fill="E6E8E6"/>
           </w:tcPr>
           <w:p>
             <w:pPr>
@@ -4620,7 +5301,7 @@
         </w:tc>
         <w:tc>
           <w:tcPr>
-            <w:shd w:val="clear" w:fill="F1E6D2"/>
+            <w:shd w:val="clear" w:fill="E6E8E6"/>
           </w:tcPr>
           <w:p>
             <w:pPr>
@@ -5029,6 +5710,171 @@
                 <w:sz w:val="19"/>
               </w:rPr>
               <w:t xml:space="preserve">Three sticks. Throw with Athletics; the fuse burns for a round. 1 box nearby, 3 and Dying at the centre.</w:t>
+            </w:r>
+          </w:p>
+        </w:tc>
+      </w:tr>
+      <w:tr>
+        <w:tc>
+          <w:tcPr/>
+          <w:p>
+            <w:pPr>
+              <w:pStyle w:val="Compact"/>
+              <w:jc w:val="left"/>
+            </w:pPr>
+            <w:r>
+              <w:rPr>
+                <w:b/>
+                <w:sz w:val="19"/>
+              </w:rPr>
+              <w:t xml:space="preserve">Silver bullets</w:t>
+            </w:r>
+          </w:p>
+        </w:tc>
+        <w:tc>
+          <w:tcPr/>
+          <w:p>
+            <w:pPr>
+              <w:pStyle w:val="Compact"/>
+              <w:jc w:val="left"/>
+            </w:pPr>
+            <w:r>
+              <w:rPr>
+                <w:sz w:val="19"/>
+              </w:rPr>
+              <w:t xml:space="preserve">One reload of silver rounds. Silver marks an extra box on werewolves and similar creatures, and ignores their toughness.</w:t>
+            </w:r>
+          </w:p>
+        </w:tc>
+      </w:tr>
+      <w:tr>
+        <w:tc>
+          <w:tcPr/>
+          <w:p>
+            <w:pPr>
+              <w:pStyle w:val="Compact"/>
+              <w:jc w:val="left"/>
+            </w:pPr>
+            <w:r>
+              <w:rPr>
+                <w:b/>
+                <w:sz w:val="19"/>
+              </w:rPr>
+              <w:t xml:space="preserve">Holy water</w:t>
+            </w:r>
+          </w:p>
+        </w:tc>
+        <w:tc>
+          <w:tcPr/>
+          <w:p>
+            <w:pPr>
+              <w:pStyle w:val="Compact"/>
+              <w:jc w:val="left"/>
+            </w:pPr>
+            <w:r>
+              <w:rPr>
+                <w:sz w:val="19"/>
+              </w:rPr>
+              <w:t xml:space="preserve">Three flasks. Thrown or splashed, it burns undead and demons (1 box) and breaks minor hexes.</w:t>
+            </w:r>
+          </w:p>
+        </w:tc>
+      </w:tr>
+      <w:tr>
+        <w:tc>
+          <w:tcPr/>
+          <w:p>
+            <w:pPr>
+              <w:pStyle w:val="Compact"/>
+              <w:jc w:val="left"/>
+            </w:pPr>
+            <w:r>
+              <w:rPr>
+                <w:b/>
+                <w:sz w:val="19"/>
+              </w:rPr>
+              <w:t xml:space="preserve">Stakes and mallet</w:t>
+            </w:r>
+          </w:p>
+        </w:tc>
+        <w:tc>
+          <w:tcPr/>
+          <w:p>
+            <w:pPr>
+              <w:pStyle w:val="Compact"/>
+              <w:jc w:val="left"/>
+            </w:pPr>
+            <w:r>
+              <w:rPr>
+                <w:sz w:val="19"/>
+              </w:rPr>
+              <w:t xml:space="preserve">A wooden stake through a helpless vampire’s heart incapacitates it.</w:t>
+            </w:r>
+          </w:p>
+        </w:tc>
+      </w:tr>
+      <w:tr>
+        <w:tc>
+          <w:tcPr/>
+          <w:p>
+            <w:pPr>
+              <w:pStyle w:val="Compact"/>
+              <w:jc w:val="left"/>
+            </w:pPr>
+            <w:r>
+              <w:rPr>
+                <w:b/>
+                <w:sz w:val="19"/>
+              </w:rPr>
+              <w:t xml:space="preserve">Ritual kit</w:t>
+            </w:r>
+          </w:p>
+        </w:tc>
+        <w:tc>
+          <w:tcPr/>
+          <w:p>
+            <w:pPr>
+              <w:pStyle w:val="Compact"/>
+              <w:jc w:val="left"/>
+            </w:pPr>
+            <w:r>
+              <w:rPr>
+                <w:sz w:val="19"/>
+              </w:rPr>
+              <w:t xml:space="preserve">Chalk, candles, herbs, bones and old books. Needed for rituals away from a prepared place.</w:t>
+            </w:r>
+          </w:p>
+        </w:tc>
+      </w:tr>
+      <w:tr>
+        <w:tc>
+          <w:tcPr/>
+          <w:p>
+            <w:pPr>
+              <w:pStyle w:val="Compact"/>
+              <w:jc w:val="left"/>
+            </w:pPr>
+            <w:r>
+              <w:rPr>
+                <w:b/>
+                <w:sz w:val="19"/>
+              </w:rPr>
+              <w:t xml:space="preserve">Holy symbol</w:t>
+            </w:r>
+          </w:p>
+        </w:tc>
+        <w:tc>
+          <w:tcPr/>
+          <w:p>
+            <w:pPr>
+              <w:pStyle w:val="Compact"/>
+              <w:jc w:val="left"/>
+            </w:pPr>
+            <w:r>
+              <w:rPr>
+                <w:sz w:val="19"/>
+              </w:rPr>
+              <w:t xml:space="preserve">Held up against undead and demons: −2 to their actions against you, if your faith is real.</w:t>
             </w:r>
           </w:p>
         </w:tc>
@@ -5087,7 +5933,7 @@
         </w:trPr>
         <w:tc>
           <w:tcPr>
-            <w:shd w:val="clear" w:fill="F1E6D2"/>
+            <w:shd w:val="clear" w:fill="E6E8E6"/>
           </w:tcPr>
           <w:p>
             <w:pPr>
@@ -5105,7 +5951,7 @@
         </w:tc>
         <w:tc>
           <w:tcPr>
-            <w:shd w:val="clear" w:fill="F1E6D2"/>
+            <w:shd w:val="clear" w:fill="E6E8E6"/>
           </w:tcPr>
           <w:p>
             <w:pPr>
@@ -5626,7 +6472,7 @@
         </w:trPr>
         <w:tc>
           <w:tcPr>
-            <w:shd w:val="clear" w:fill="F1E6D2"/>
+            <w:shd w:val="clear" w:fill="E6E8E6"/>
           </w:tcPr>
           <w:p>
             <w:pPr>
@@ -5644,7 +6490,7 @@
         </w:tc>
         <w:tc>
           <w:tcPr>
-            <w:shd w:val="clear" w:fill="F1E6D2"/>
+            <w:shd w:val="clear" w:fill="E6E8E6"/>
           </w:tcPr>
           <w:p>
             <w:pPr>
@@ -5662,7 +6508,7 @@
         </w:tc>
         <w:tc>
           <w:tcPr>
-            <w:shd w:val="clear" w:fill="F1E6D2"/>
+            <w:shd w:val="clear" w:fill="E6E8E6"/>
           </w:tcPr>
           <w:p>
             <w:pPr>
@@ -6050,7 +6896,7 @@
         </w:trPr>
         <w:tc>
           <w:tcPr>
-            <w:shd w:val="clear" w:fill="F1E6D2"/>
+            <w:shd w:val="clear" w:fill="E6E8E6"/>
           </w:tcPr>
           <w:p>
             <w:pPr>
@@ -6068,7 +6914,7 @@
         </w:tc>
         <w:tc>
           <w:tcPr>
-            <w:shd w:val="clear" w:fill="F1E6D2"/>
+            <w:shd w:val="clear" w:fill="E6E8E6"/>
           </w:tcPr>
           <w:p>
             <w:pPr>
@@ -6086,7 +6932,7 @@
         </w:tc>
         <w:tc>
           <w:tcPr>
-            <w:shd w:val="clear" w:fill="F1E6D2"/>
+            <w:shd w:val="clear" w:fill="E6E8E6"/>
           </w:tcPr>
           <w:p>
             <w:pPr>
@@ -6291,6 +7137,54 @@
                 <w:sz w:val="19"/>
               </w:rPr>
               <w:t xml:space="preserve">A deep wound or a broken bone</w:t>
+            </w:r>
+          </w:p>
+        </w:tc>
+      </w:tr>
+      <w:tr>
+        <w:tc>
+          <w:tcPr/>
+          <w:p>
+            <w:pPr>
+              <w:pStyle w:val="Compact"/>
+              <w:jc w:val="left"/>
+            </w:pPr>
+            <w:r>
+              <w:rPr>
+                <w:b/>
+                <w:sz w:val="19"/>
+              </w:rPr>
+              <w:t xml:space="preserve">Claws and fangs of a monster</w:t>
+            </w:r>
+          </w:p>
+        </w:tc>
+        <w:tc>
+          <w:tcPr/>
+          <w:p>
+            <w:pPr>
+              <w:pStyle w:val="Compact"/>
+              <w:jc w:val="left"/>
+            </w:pPr>
+            <w:r>
+              <w:rPr>
+                <w:sz w:val="19"/>
+              </w:rPr>
+              <w:t xml:space="preserve">2</w:t>
+            </w:r>
+          </w:p>
+        </w:tc>
+        <w:tc>
+          <w:tcPr/>
+          <w:p>
+            <w:pPr>
+              <w:pStyle w:val="Compact"/>
+              <w:jc w:val="left"/>
+            </w:pPr>
+            <w:r>
+              <w:rPr>
+                <w:sz w:val="19"/>
+              </w:rPr>
+              <w:t xml:space="preserve">Torn flesh</w:t>
             </w:r>
           </w:p>
         </w:tc>
@@ -6693,7 +7587,7 @@
         </w:trPr>
         <w:tc>
           <w:tcPr>
-            <w:shd w:val="clear" w:fill="F1E6D2"/>
+            <w:shd w:val="clear" w:fill="E6E8E6"/>
           </w:tcPr>
           <w:p>
             <w:pPr>
@@ -6711,7 +7605,7 @@
         </w:tc>
         <w:tc>
           <w:tcPr>
-            <w:shd w:val="clear" w:fill="F1E6D2"/>
+            <w:shd w:val="clear" w:fill="E6E8E6"/>
           </w:tcPr>
           <w:p>
             <w:pPr>
@@ -6888,7 +7782,7 @@
         </w:trPr>
         <w:tc>
           <w:tcPr>
-            <w:shd w:val="clear" w:fill="F1E6D2"/>
+            <w:shd w:val="clear" w:fill="E6E8E6"/>
           </w:tcPr>
           <w:p>
             <w:pPr>
@@ -6906,7 +7800,7 @@
         </w:tc>
         <w:tc>
           <w:tcPr>
-            <w:shd w:val="clear" w:fill="F1E6D2"/>
+            <w:shd w:val="clear" w:fill="E6E8E6"/>
           </w:tcPr>
           <w:p>
             <w:pPr>
@@ -6924,7 +7818,7 @@
         </w:tc>
         <w:tc>
           <w:tcPr>
-            <w:shd w:val="clear" w:fill="F1E6D2"/>
+            <w:shd w:val="clear" w:fill="E6E8E6"/>
           </w:tcPr>
           <w:p>
             <w:pPr>
@@ -7216,7 +8110,23 @@
         <w:pStyle w:val="FirstParagraph"/>
       </w:pPr>
       <w:r>
-        <w:t xml:space="preserve">Frontier medicine has chloroform, carbolic acid, laudanum and steady hands, and not much else. Infection kills more men than bullets do.</w:t>
+        <w:t xml:space="preserve">Frontier medicine has chloroform, carbolic acid, laudanum and steady hands, and not much else. Infection kills more men than bullets do, and no doctor’s bag holds a cure for a bite from something that should be dead. See</w:t>
+      </w:r>
+      <w:r>
+        <w:t xml:space="preserve"> </w:t>
+      </w:r>
+      <w:r>
+        <w:rPr>
+          <w:iCs/>
+          <w:i/>
+        </w:rPr>
+        <w:t xml:space="preserve">Bites and curses</w:t>
+      </w:r>
+      <w:r>
+        <w:t xml:space="preserve"> </w:t>
+      </w:r>
+      <w:r>
+        <w:t xml:space="preserve">below.</w:t>
       </w:r>
     </w:p>
     <w:bookmarkStart w:id="57" w:name="diagnosis-and-stabilization"/>
@@ -7359,7 +8269,7 @@
         </w:trPr>
         <w:tc>
           <w:tcPr>
-            <w:shd w:val="clear" w:fill="F1E6D2"/>
+            <w:shd w:val="clear" w:fill="E6E8E6"/>
           </w:tcPr>
           <w:p>
             <w:pPr>
@@ -7377,7 +8287,7 @@
         </w:tc>
         <w:tc>
           <w:tcPr>
-            <w:shd w:val="clear" w:fill="F1E6D2"/>
+            <w:shd w:val="clear" w:fill="E6E8E6"/>
           </w:tcPr>
           <w:p>
             <w:pPr>
@@ -7517,7 +8427,55 @@
         <w:pStyle w:val="FirstParagraph"/>
       </w:pPr>
       <w:r>
-        <w:t xml:space="preserve">The characters share three Trouble tracks. They fill as their deeds catch up with them; the GM narrates what each box means. A killing in the street, a robbery gone wrong, or a success at a cost can mark a box. Lying low between jobs, a good alibi (Deception) or doing the town a public good can clear one per job.</w:t>
+        <w:t xml:space="preserve">The characters share three Trouble tracks.</w:t>
+      </w:r>
+      <w:r>
+        <w:t xml:space="preserve"> </w:t>
+      </w:r>
+      <w:r>
+        <w:rPr>
+          <w:bCs/>
+          <w:b/>
+        </w:rPr>
+        <w:t xml:space="preserve">Heat</w:t>
+      </w:r>
+      <w:r>
+        <w:t xml:space="preserve"> </w:t>
+      </w:r>
+      <w:r>
+        <w:t xml:space="preserve">is the law and the powerful taking notice;</w:t>
+      </w:r>
+      <w:r>
+        <w:t xml:space="preserve"> </w:t>
+      </w:r>
+      <w:r>
+        <w:rPr>
+          <w:bCs/>
+          <w:b/>
+        </w:rPr>
+        <w:t xml:space="preserve">Whispers</w:t>
+      </w:r>
+      <w:r>
+        <w:t xml:space="preserve"> </w:t>
+      </w:r>
+      <w:r>
+        <w:t xml:space="preserve">is the town talking about what it saw;</w:t>
+      </w:r>
+      <w:r>
+        <w:t xml:space="preserve"> </w:t>
+      </w:r>
+      <w:r>
+        <w:rPr>
+          <w:bCs/>
+          <w:b/>
+        </w:rPr>
+        <w:t xml:space="preserve">The Dark</w:t>
+      </w:r>
+      <w:r>
+        <w:t xml:space="preserve"> </w:t>
+      </w:r>
+      <w:r>
+        <w:t xml:space="preserve">is the things in the night learning your names. They fill as your deeds catch up with you; the GM narrates what each box means. A killing in the street, a monster seen in the open, a ritual worked carelessly, or a success at a cost can mark a box. Lying low between jobs, a good alibi (Deception) or doing the town a public good can clear one per job.</w:t>
       </w:r>
     </w:p>
     <w:tbl>
@@ -7546,7 +8504,7 @@
         </w:trPr>
         <w:tc>
           <w:tcPr>
-            <w:shd w:val="clear" w:fill="F1E6D2"/>
+            <w:shd w:val="clear" w:fill="E6E8E6"/>
           </w:tcPr>
           <w:p>
             <w:pPr>
@@ -7564,7 +8522,7 @@
         </w:tc>
         <w:tc>
           <w:tcPr>
-            <w:shd w:val="clear" w:fill="F1E6D2"/>
+            <w:shd w:val="clear" w:fill="E6E8E6"/>
           </w:tcPr>
           <w:p>
             <w:pPr>
@@ -7582,7 +8540,7 @@
         </w:tc>
         <w:tc>
           <w:tcPr>
-            <w:shd w:val="clear" w:fill="F1E6D2"/>
+            <w:shd w:val="clear" w:fill="E6E8E6"/>
           </w:tcPr>
           <w:p>
             <w:pPr>
@@ -7660,7 +8618,7 @@
                 <w:b/>
                 <w:sz w:val="19"/>
               </w:rPr>
-              <w:t xml:space="preserve">Feud</w:t>
+              <w:t xml:space="preserve">Whispers</w:t>
             </w:r>
           </w:p>
         </w:tc>
@@ -7690,25 +8648,25 @@
               <w:rPr>
                 <w:sz w:val="19"/>
               </w:rPr>
-              <w:t xml:space="preserve">1: Hard words in the saloon; 2: Enemies are gathering; 3: They’re in town; 4: They strike: start a clock</w:t>
-            </w:r>
-          </w:p>
-        </w:tc>
-      </w:tr>
-      <w:tr>
-        <w:tc>
-          <w:tcPr/>
-          <w:p>
-            <w:pPr>
-              <w:pStyle w:val="Compact"/>
-              <w:jc w:val="left"/>
-            </w:pPr>
-            <w:r>
-              <w:rPr>
-                <w:b/>
-                <w:sz w:val="19"/>
-              </w:rPr>
-              <w:t xml:space="preserve">Talk</w:t>
+              <w:t xml:space="preserve">1: Talk of strange things in the saloon; 2: The preacher names you from the pulpit: −2 to Persuasion with townsfolk; 3: Folk bar their doors; 4: A mob with torches: start a Mob clock</w:t>
+            </w:r>
+          </w:p>
+        </w:tc>
+      </w:tr>
+      <w:tr>
+        <w:tc>
+          <w:tcPr/>
+          <w:p>
+            <w:pPr>
+              <w:pStyle w:val="Compact"/>
+              <w:jc w:val="left"/>
+            </w:pPr>
+            <w:r>
+              <w:rPr>
+                <w:b/>
+                <w:sz w:val="19"/>
+              </w:rPr>
+              <w:t xml:space="preserve">The Dark</w:t>
             </w:r>
           </w:p>
         </w:tc>
@@ -7738,7 +8696,7 @@
               <w:rPr>
                 <w:sz w:val="19"/>
               </w:rPr>
-              <w:t xml:space="preserve">1: Gossip at the general store; 2: The newspaper prints a story; 3: Your names are known in three territories; 4: Everyone knows your faces: −2 to Stealth and Deception with strangers</w:t>
+              <w:t xml:space="preserve">1: Dogs howl at your door; 2: Signs and warnings: a marked door, a dead bird; 3: Something follows you at night; 4: It comes: start a clock</w:t>
             </w:r>
           </w:p>
         </w:tc>
@@ -7817,7 +8775,7 @@
         </w:trPr>
         <w:tc>
           <w:tcPr>
-            <w:shd w:val="clear" w:fill="F1E6D2"/>
+            <w:shd w:val="clear" w:fill="E6E8E6"/>
           </w:tcPr>
           <w:p>
             <w:pPr>
@@ -7835,7 +8793,7 @@
         </w:tc>
         <w:tc>
           <w:tcPr>
-            <w:shd w:val="clear" w:fill="F1E6D2"/>
+            <w:shd w:val="clear" w:fill="E6E8E6"/>
           </w:tcPr>
           <w:p>
             <w:pPr>
@@ -7853,7 +8811,7 @@
         </w:tc>
         <w:tc>
           <w:tcPr>
-            <w:shd w:val="clear" w:fill="F1E6D2"/>
+            <w:shd w:val="clear" w:fill="E6E8E6"/>
           </w:tcPr>
           <w:p>
             <w:pPr>
@@ -7871,7 +8829,7 @@
         </w:tc>
         <w:tc>
           <w:tcPr>
-            <w:shd w:val="clear" w:fill="F1E6D2"/>
+            <w:shd w:val="clear" w:fill="E6E8E6"/>
           </w:tcPr>
           <w:p>
             <w:pPr>
@@ -7883,7 +8841,7 @@
                 <w:b/>
                 <w:sz w:val="19"/>
               </w:rPr>
-              <w:t xml:space="preserve">The trouble</w:t>
+              <w:t xml:space="preserve">The darkness</w:t>
             </w:r>
           </w:p>
         </w:tc>
@@ -7916,7 +8874,7 @@
               <w:rPr>
                 <w:sz w:val="19"/>
               </w:rPr>
-              <w:t xml:space="preserve">Escort a payroll through bandit country</w:t>
+              <w:t xml:space="preserve">A body found drained of blood</w:t>
             </w:r>
           </w:p>
         </w:tc>
@@ -7946,7 +8904,7 @@
               <w:rPr>
                 <w:sz w:val="19"/>
               </w:rPr>
-              <w:t xml:space="preserve">A gang that’s bought the sheriff</w:t>
+              <w:t xml:space="preserve">A werewolf that has acquired the taste</w:t>
             </w:r>
           </w:p>
         </w:tc>
@@ -7979,7 +8937,7 @@
               <w:rPr>
                 <w:sz w:val="19"/>
               </w:rPr>
-              <w:t xml:space="preserve">Bring in a man with a price on his head</w:t>
+              <w:t xml:space="preserve">A stagecoach that never arrived</w:t>
             </w:r>
           </w:p>
         </w:tc>
@@ -8009,7 +8967,7 @@
               <w:rPr>
                 <w:sz w:val="19"/>
               </w:rPr>
-              <w:t xml:space="preserve">A cattle baron who wants the water</w:t>
+              <w:t xml:space="preserve">A vampire who owns the town</w:t>
             </w:r>
           </w:p>
         </w:tc>
@@ -8042,7 +9000,7 @@
               <w:rPr>
                 <w:sz w:val="19"/>
               </w:rPr>
-              <w:t xml:space="preserve">Find a stagecoach that never arrived</w:t>
+              <w:t xml:space="preserve">Livestock torn apart in the night</w:t>
             </w:r>
           </w:p>
         </w:tc>
@@ -8072,7 +9030,7 @@
               <w:rPr>
                 <w:sz w:val="19"/>
               </w:rPr>
-              <w:t xml:space="preserve">A railroad that wants the land</w:t>
+              <w:t xml:space="preserve">The dead rising from a flooded graveyard</w:t>
             </w:r>
           </w:p>
         </w:tc>
@@ -8105,7 +9063,7 @@
               <w:rPr>
                 <w:sz w:val="19"/>
               </w:rPr>
-              <w:t xml:space="preserve">Settle a range war before it starts</w:t>
+              <w:t xml:space="preserve">A child gone missing</w:t>
             </w:r>
           </w:p>
         </w:tc>
@@ -8135,7 +9093,7 @@
               <w:rPr>
                 <w:sz w:val="19"/>
               </w:rPr>
-              <w:t xml:space="preserve">A feud two generations old</w:t>
+              <w:t xml:space="preserve">A witch’s curse on a family</w:t>
             </w:r>
           </w:p>
         </w:tc>
@@ -8168,7 +9126,7 @@
               <w:rPr>
                 <w:sz w:val="19"/>
               </w:rPr>
-              <w:t xml:space="preserve">Protect a town from the gang that’s coming</w:t>
+              <w:t xml:space="preserve">A miner raving about the dead walking</w:t>
             </w:r>
           </w:p>
         </w:tc>
@@ -8198,7 +9156,7 @@
               <w:rPr>
                 <w:sz w:val="19"/>
               </w:rPr>
-              <w:t xml:space="preserve">A fraud selling worthless land</w:t>
+              <w:t xml:space="preserve">A ghost that wants justice</w:t>
             </w:r>
           </w:p>
         </w:tc>
@@ -8231,7 +9189,7 @@
               <w:rPr>
                 <w:sz w:val="19"/>
               </w:rPr>
-              <w:t xml:space="preserve">Recover stolen cattle</w:t>
+              <w:t xml:space="preserve">A bounty on a man who died last year</w:t>
             </w:r>
           </w:p>
         </w:tc>
@@ -8261,7 +9219,7 @@
               <w:rPr>
                 <w:sz w:val="19"/>
               </w:rPr>
-              <w:t xml:space="preserve">A killer who signs his work</w:t>
+              <w:t xml:space="preserve">Ghouls in the mine</w:t>
             </w:r>
           </w:p>
         </w:tc>
@@ -8294,37 +9252,37 @@
               <w:rPr>
                 <w:sz w:val="19"/>
               </w:rPr>
-              <w:t xml:space="preserve">Find a missing child</w:t>
-            </w:r>
-          </w:p>
-        </w:tc>
-        <w:tc>
-          <w:tcPr/>
-          <w:p>
-            <w:pPr>
-              <w:pStyle w:val="Compact"/>
-              <w:jc w:val="left"/>
-            </w:pPr>
-            <w:r>
-              <w:rPr>
-                <w:sz w:val="19"/>
-              </w:rPr>
-              <w:t xml:space="preserve">A mission church</w:t>
-            </w:r>
-          </w:p>
-        </w:tc>
-        <w:tc>
-          <w:tcPr/>
-          <w:p>
-            <w:pPr>
-              <w:pStyle w:val="Compact"/>
-              <w:jc w:val="left"/>
-            </w:pPr>
-            <w:r>
-              <w:rPr>
-                <w:sz w:val="19"/>
-              </w:rPr>
-              <w:t xml:space="preserve">A mine that’s poisoning the creek</w:t>
+              <w:t xml:space="preserve">Travelers vanishing on the trail</w:t>
+            </w:r>
+          </w:p>
+        </w:tc>
+        <w:tc>
+          <w:tcPr/>
+          <w:p>
+            <w:pPr>
+              <w:pStyle w:val="Compact"/>
+              <w:jc w:val="left"/>
+            </w:pPr>
+            <w:r>
+              <w:rPr>
+                <w:sz w:val="19"/>
+              </w:rPr>
+              <w:t xml:space="preserve">A burned mission church</w:t>
+            </w:r>
+          </w:p>
+        </w:tc>
+        <w:tc>
+          <w:tcPr/>
+          <w:p>
+            <w:pPr>
+              <w:pStyle w:val="Compact"/>
+              <w:jc w:val="left"/>
+            </w:pPr>
+            <w:r>
+              <w:rPr>
+                <w:sz w:val="19"/>
+              </w:rPr>
+              <w:t xml:space="preserve">A demon summoned by a desperate man</w:t>
             </w:r>
           </w:p>
         </w:tc>
@@ -8357,7 +9315,7 @@
               <w:rPr>
                 <w:sz w:val="19"/>
               </w:rPr>
-              <w:t xml:space="preserve">Guard a witness until the trial</w:t>
+              <w:t xml:space="preserve">A traveling medicine show</w:t>
             </w:r>
           </w:p>
         </w:tc>
@@ -8387,7 +9345,7 @@
               <w:rPr>
                 <w:sz w:val="19"/>
               </w:rPr>
-              <w:t xml:space="preserve">A con man with a medicine show</w:t>
+              <w:t xml:space="preserve">A necromancer raising an army</w:t>
             </w:r>
           </w:p>
         </w:tc>
@@ -8420,7 +9378,7 @@
               <w:rPr>
                 <w:sz w:val="19"/>
               </w:rPr>
-              <w:t xml:space="preserve">Track down a train robber</w:t>
+              <w:t xml:space="preserve">A new preacher packs the church</w:t>
             </w:r>
           </w:p>
         </w:tc>
@@ -8450,7 +9408,7 @@
               <w:rPr>
                 <w:sz w:val="19"/>
               </w:rPr>
-              <w:t xml:space="preserve">A hired gun with a grudge</w:t>
+              <w:t xml:space="preserve">A revenant gunslinger</w:t>
             </w:r>
           </w:p>
         </w:tc>
@@ -8483,7 +9441,7 @@
               <w:rPr>
                 <w:sz w:val="19"/>
               </w:rPr>
-              <w:t xml:space="preserve">Solve a murder no one wants solved</w:t>
+              <w:t xml:space="preserve">A town where no one sleeps</w:t>
             </w:r>
           </w:p>
         </w:tc>
@@ -8513,7 +9471,7 @@
               <w:rPr>
                 <w:sz w:val="19"/>
               </w:rPr>
-              <w:t xml:space="preserve">A bank that’s about to fail</w:t>
+              <w:t xml:space="preserve">A hellhound on someone’s trail</w:t>
             </w:r>
           </w:p>
         </w:tc>
@@ -8546,37 +9504,37 @@
               <w:rPr>
                 <w:sz w:val="19"/>
               </w:rPr>
-              <w:t xml:space="preserve">Clear an innocent man of a hanging charge</w:t>
-            </w:r>
-          </w:p>
-        </w:tc>
-        <w:tc>
-          <w:tcPr/>
-          <w:p>
-            <w:pPr>
-              <w:pStyle w:val="Compact"/>
-              <w:jc w:val="left"/>
-            </w:pPr>
-            <w:r>
-              <w:rPr>
-                <w:sz w:val="19"/>
-              </w:rPr>
-              <w:t xml:space="preserve">A canyon ranch</w:t>
-            </w:r>
-          </w:p>
-        </w:tc>
-        <w:tc>
-          <w:tcPr/>
-          <w:p>
-            <w:pPr>
-              <w:pStyle w:val="Compact"/>
-              <w:jc w:val="left"/>
-            </w:pPr>
-            <w:r>
-              <w:rPr>
-                <w:sz w:val="19"/>
-              </w:rPr>
-              <w:t xml:space="preserve">A war hero who isn’t</w:t>
+              <w:t xml:space="preserve">A hanging that went wrong</w:t>
+            </w:r>
+          </w:p>
+        </w:tc>
+        <w:tc>
+          <w:tcPr/>
+          <w:p>
+            <w:pPr>
+              <w:pStyle w:val="Compact"/>
+              <w:jc w:val="left"/>
+            </w:pPr>
+            <w:r>
+              <w:rPr>
+                <w:sz w:val="19"/>
+              </w:rPr>
+              <w:t xml:space="preserve">A canyon cemetery</w:t>
+            </w:r>
+          </w:p>
+        </w:tc>
+        <w:tc>
+          <w:tcPr/>
+          <w:p>
+            <w:pPr>
+              <w:pStyle w:val="Compact"/>
+              <w:jc w:val="left"/>
+            </w:pPr>
+            <w:r>
+              <w:rPr>
+                <w:sz w:val="19"/>
+              </w:rPr>
+              <w:t xml:space="preserve">A cult in the church cellar</w:t>
             </w:r>
           </w:p>
         </w:tc>
@@ -8609,7 +9567,7 @@
               <w:rPr>
                 <w:sz w:val="19"/>
               </w:rPr>
-              <w:t xml:space="preserve">Deliver medicine through a blizzard</w:t>
+              <w:t xml:space="preserve">A monster asks for help</w:t>
             </w:r>
           </w:p>
         </w:tc>
@@ -8639,7 +9597,7 @@
               <w:rPr>
                 <w:sz w:val="19"/>
               </w:rPr>
-              <w:t xml:space="preserve">A drought that’s driving men desperate</w:t>
+              <w:t xml:space="preserve">A sorcerer’s working gone wrong</w:t>
             </w:r>
           </w:p>
         </w:tc>
@@ -8673,7 +9631,7 @@
         </w:trPr>
         <w:tc>
           <w:tcPr>
-            <w:shd w:val="clear" w:fill="F1E6D2"/>
+            <w:shd w:val="clear" w:fill="E6E8E6"/>
           </w:tcPr>
           <w:p>
             <w:pPr>
@@ -8691,7 +9649,7 @@
         </w:tc>
         <w:tc>
           <w:tcPr>
-            <w:shd w:val="clear" w:fill="F1E6D2"/>
+            <w:shd w:val="clear" w:fill="E6E8E6"/>
           </w:tcPr>
           <w:p>
             <w:pPr>
@@ -8709,7 +9667,7 @@
         </w:tc>
         <w:tc>
           <w:tcPr>
-            <w:shd w:val="clear" w:fill="F1E6D2"/>
+            <w:shd w:val="clear" w:fill="E6E8E6"/>
           </w:tcPr>
           <w:p>
             <w:pPr>
@@ -8727,7 +9685,7 @@
         </w:tc>
         <w:tc>
           <w:tcPr>
-            <w:shd w:val="clear" w:fill="F1E6D2"/>
+            <w:shd w:val="clear" w:fill="E6E8E6"/>
           </w:tcPr>
           <w:p>
             <w:pPr>
@@ -8772,7 +9730,7 @@
               <w:rPr>
                 <w:sz w:val="19"/>
               </w:rPr>
-              <w:t xml:space="preserve">The victim was the villain</w:t>
+              <w:t xml:space="preserve">The victim was the monster</w:t>
             </w:r>
           </w:p>
         </w:tc>
@@ -8898,22 +9856,22 @@
               <w:rPr>
                 <w:sz w:val="19"/>
               </w:rPr>
-              <w:t xml:space="preserve">Two families are feuding</w:t>
-            </w:r>
-          </w:p>
-        </w:tc>
-        <w:tc>
-          <w:tcPr/>
-          <w:p>
-            <w:pPr>
-              <w:pStyle w:val="Compact"/>
-              <w:jc w:val="left"/>
-            </w:pPr>
-            <w:r>
-              <w:rPr>
-                <w:sz w:val="19"/>
-              </w:rPr>
-              <w:t xml:space="preserve">The gang rides in (6)</w:t>
+              <w:t xml:space="preserve">Two monsters are at war</w:t>
+            </w:r>
+          </w:p>
+        </w:tc>
+        <w:tc>
+          <w:tcPr/>
+          <w:p>
+            <w:pPr>
+              <w:pStyle w:val="Compact"/>
+              <w:jc w:val="left"/>
+            </w:pPr>
+            <w:r>
+              <w:rPr>
+                <w:sz w:val="19"/>
+              </w:rPr>
+              <w:t xml:space="preserve">The full moon rises (4)</w:t>
             </w:r>
           </w:p>
         </w:tc>
@@ -8976,7 +9934,7 @@
               <w:rPr>
                 <w:sz w:val="19"/>
               </w:rPr>
-              <w:t xml:space="preserve">The stage leaves town (4)</w:t>
+              <w:t xml:space="preserve">The next victim (6)</w:t>
             </w:r>
           </w:p>
         </w:tc>
@@ -9039,7 +9997,7 @@
               <w:rPr>
                 <w:sz w:val="19"/>
               </w:rPr>
-              <w:t xml:space="preserve">The witness is found (6)</w:t>
+              <w:t xml:space="preserve">The dead finish rising (6)</w:t>
             </w:r>
           </w:p>
         </w:tc>
@@ -9150,7 +10108,7 @@
               <w:rPr>
                 <w:sz w:val="19"/>
               </w:rPr>
-              <w:t xml:space="preserve">The outlaw is protecting his family</w:t>
+              <w:t xml:space="preserve">The monster is protecting its family</w:t>
             </w:r>
           </w:p>
         </w:tc>
@@ -9180,7 +10138,7 @@
               <w:rPr>
                 <w:sz w:val="19"/>
               </w:rPr>
-              <w:t xml:space="preserve">A gunfighter trying to retire</w:t>
+              <w:t xml:space="preserve">A werewolf trying to stay human</w:t>
             </w:r>
           </w:p>
         </w:tc>
@@ -9213,7 +10171,7 @@
               <w:rPr>
                 <w:sz w:val="19"/>
               </w:rPr>
-              <w:t xml:space="preserve">Someone is using the outlaw</w:t>
+              <w:t xml:space="preserve">Someone is using the monster</w:t>
             </w:r>
           </w:p>
         </w:tc>
@@ -9291,7 +10249,7 @@
               <w:rPr>
                 <w:sz w:val="19"/>
               </w:rPr>
-              <w:t xml:space="preserve">The newspaper prints the story (8)</w:t>
+              <w:t xml:space="preserve">The ritual completes (6)</w:t>
             </w:r>
           </w:p>
         </w:tc>
@@ -9339,7 +10297,7 @@
               <w:rPr>
                 <w:sz w:val="19"/>
               </w:rPr>
-              <w:t xml:space="preserve">The army arrives with its own orders</w:t>
+              <w:t xml:space="preserve">The Order of the Iron Cross arrives to burn everything</w:t>
             </w:r>
           </w:p>
         </w:tc>
@@ -9402,37 +10360,37 @@
               <w:rPr>
                 <w:sz w:val="19"/>
               </w:rPr>
-              <w:t xml:space="preserve">Another bounty hunter is after the same man</w:t>
-            </w:r>
-          </w:p>
-        </w:tc>
-        <w:tc>
-          <w:tcPr/>
-          <w:p>
-            <w:pPr>
-              <w:pStyle w:val="Compact"/>
-              <w:jc w:val="left"/>
-            </w:pPr>
-            <w:r>
-              <w:rPr>
-                <w:sz w:val="19"/>
-              </w:rPr>
-              <w:t xml:space="preserve">The outlaw crosses the border (6)</w:t>
-            </w:r>
-          </w:p>
-        </w:tc>
-        <w:tc>
-          <w:tcPr/>
-          <w:p>
-            <w:pPr>
-              <w:pStyle w:val="Compact"/>
-              <w:jc w:val="left"/>
-            </w:pPr>
-            <w:r>
-              <w:rPr>
-                <w:sz w:val="19"/>
-              </w:rPr>
-              <w:t xml:space="preserve">A judge who can be bought</w:t>
+              <w:t xml:space="preserve">Another hunter is after the same prey</w:t>
+            </w:r>
+          </w:p>
+        </w:tc>
+        <w:tc>
+          <w:tcPr/>
+          <w:p>
+            <w:pPr>
+              <w:pStyle w:val="Compact"/>
+              <w:jc w:val="left"/>
+            </w:pPr>
+            <w:r>
+              <w:rPr>
+                <w:sz w:val="19"/>
+              </w:rPr>
+              <w:t xml:space="preserve">The curse takes hold (8)</w:t>
+            </w:r>
+          </w:p>
+        </w:tc>
+        <w:tc>
+          <w:tcPr/>
+          <w:p>
+            <w:pPr>
+              <w:pStyle w:val="Compact"/>
+              <w:jc w:val="left"/>
+            </w:pPr>
+            <w:r>
+              <w:rPr>
+                <w:sz w:val="19"/>
+              </w:rPr>
+              <w:t xml:space="preserve">A witch who needs protection</w:t>
             </w:r>
           </w:p>
         </w:tc>
@@ -9495,7 +10453,7 @@
               <w:rPr>
                 <w:sz w:val="19"/>
               </w:rPr>
-              <w:t xml:space="preserve">A dying outlaw with a last request</w:t>
+              <w:t xml:space="preserve">A dying hunter with a last request</w:t>
             </w:r>
           </w:p>
         </w:tc>
@@ -9631,24 +10589,373 @@
     </w:p>
     <w:bookmarkEnd w:id="67"/>
     <w:bookmarkEnd w:id="68"/>
-    <w:bookmarkStart w:id="71" w:name="the-frontier"/>
+    <w:bookmarkStart w:id="74" w:name="monsters-and-magic"/>
     <w:p>
       <w:pPr>
         <w:pStyle w:val="Heading1"/>
       </w:pPr>
       <w:r>
-        <w:t xml:space="preserve">The frontier</w:t>
-      </w:r>
-    </w:p>
-    <w:bookmarkStart w:id="69" w:name="powers-on-the-frontier"/>
+        <w:t xml:space="preserve">Monsters and magic</w:t>
+      </w:r>
+    </w:p>
+    <w:bookmarkStart w:id="69" w:name="the-sight"/>
     <w:p>
       <w:pPr>
         <w:pStyle w:val="Heading2"/>
       </w:pPr>
       <w:r>
-        <w:t xml:space="preserve">Powers on the frontier</w:t>
-      </w:r>
-    </w:p>
+        <w:t xml:space="preserve">The Sight</w:t>
+      </w:r>
+    </w:p>
+    <w:p>
+      <w:pPr>
+        <w:pStyle w:val="FirstParagraph"/>
+      </w:pPr>
+      <w:r>
+        <w:t xml:space="preserve">A few people are born</w:t>
+      </w:r>
+      <w:r>
+        <w:t xml:space="preserve"> </w:t>
+      </w:r>
+      <w:r>
+        <w:rPr>
+          <w:bCs/>
+          <w:b/>
+        </w:rPr>
+        <w:t xml:space="preserve">Sighted</w:t>
+      </w:r>
+      <w:r>
+        <w:t xml:space="preserve">. They see ghosts, the true faces of monsters wearing human ones, and magic at work. To everyone else the darkness is a rumor, until it isn’t.</w:t>
+      </w:r>
+    </w:p>
+    <w:bookmarkEnd w:id="69"/>
+    <w:bookmarkStart w:id="70" w:name="monstrous-forms"/>
+    <w:p>
+      <w:pPr>
+        <w:pStyle w:val="Heading2"/>
+      </w:pPr>
+      <w:r>
+        <w:t xml:space="preserve">Monstrous forms</w:t>
+      </w:r>
+    </w:p>
+    <w:p>
+      <w:pPr>
+        <w:pStyle w:val="FirstParagraph"/>
+      </w:pPr>
+      <w:r>
+        <w:t xml:space="preserve">Werewolves and vampires have a</w:t>
+      </w:r>
+      <w:r>
+        <w:t xml:space="preserve"> </w:t>
+      </w:r>
+      <w:r>
+        <w:rPr>
+          <w:bCs/>
+          <w:b/>
+        </w:rPr>
+        <w:t xml:space="preserve">monstrous form</w:t>
+      </w:r>
+      <w:r>
+        <w:t xml:space="preserve">: the wolf, or the feral face. Changing is a free action, but fury, terror or pain can force it (a Will roll), and a werewolf has no choice at moonrise under the full moon. While changed, the form’s profile applies: the creator’s</w:t>
+      </w:r>
+      <w:r>
+        <w:t xml:space="preserve"> </w:t>
+      </w:r>
+      <w:r>
+        <w:rPr>
+          <w:bCs/>
+          <w:b/>
+        </w:rPr>
+        <w:t xml:space="preserve">In monstrous form</w:t>
+      </w:r>
+      <w:r>
+        <w:t xml:space="preserve"> </w:t>
+      </w:r>
+      <w:r>
+        <w:t xml:space="preserve">box adds its bonuses to your rolls. Horses bolt (−2 to Riding), and a monstrous form seen by townsfolk marks a box of</w:t>
+      </w:r>
+      <w:r>
+        <w:t xml:space="preserve"> </w:t>
+      </w:r>
+      <w:r>
+        <w:rPr>
+          <w:bCs/>
+          <w:b/>
+        </w:rPr>
+        <w:t xml:space="preserve">Whispers</w:t>
+      </w:r>
+      <w:r>
+        <w:t xml:space="preserve">.</w:t>
+      </w:r>
+    </w:p>
+    <w:bookmarkEnd w:id="70"/>
+    <w:bookmarkStart w:id="71" w:name="magic"/>
+    <w:p>
+      <w:pPr>
+        <w:pStyle w:val="Heading2"/>
+      </w:pPr>
+      <w:r>
+        <w:t xml:space="preserve">Magic</w:t>
+      </w:r>
+    </w:p>
+    <w:p>
+      <w:pPr>
+        <w:pStyle w:val="FirstParagraph"/>
+      </w:pPr>
+      <w:r>
+        <w:rPr>
+          <w:bCs/>
+          <w:b/>
+        </w:rPr>
+        <w:t xml:space="preserve">Practitioners</w:t>
+      </w:r>
+      <w:r>
+        <w:t xml:space="preserve"> </w:t>
+      </w:r>
+      <w:r>
+        <w:t xml:space="preserve">work rituals in a tradition. Describe the effect; the GM sets its weight and says what it can and can’t do. Fill a clock of that size with</w:t>
+      </w:r>
+      <w:r>
+        <w:t xml:space="preserve"> </w:t>
+      </w:r>
+      <w:r>
+        <w:rPr>
+          <w:bCs/>
+          <w:b/>
+        </w:rPr>
+        <w:t xml:space="preserve">Occult</w:t>
+      </w:r>
+      <w:r>
+        <w:t xml:space="preserve"> </w:t>
+      </w:r>
+      <w:r>
+        <w:t xml:space="preserve">rolls at your tradition’s pace (usually ten minutes a roll; an hour for a Hermeticist; one action for a Sorcerer). Success fills one segment, success by 5 or more two; a failure costs time or ticks a danger clock.</w:t>
+      </w:r>
+    </w:p>
+    <w:tbl>
+      <w:tblPr>
+        <w:tblStyle w:val="Table"/>
+        <w:tblW w:type="pct" w:w="5000"/>
+        <w:tblLook w:firstRow="1" w:lastRow="0" w:firstColumn="0" w:lastColumn="0" w:noHBand="0" w:noVBand="0" w:val="0020"/>
+        <w:jc w:val="start"/>
+        <w:tblBorders>
+          <w:top w:val="single" w:sz="4" w:color="B8C2D3"/>
+          <w:left w:val="single" w:sz="4" w:color="B8C2D3"/>
+          <w:bottom w:val="single" w:sz="4" w:color="B8C2D3"/>
+          <w:right w:val="single" w:sz="4" w:color="B8C2D3"/>
+          <w:insideH w:val="single" w:sz="4" w:color="B8C2D3"/>
+          <w:insideV w:val="single" w:sz="4" w:color="B8C2D3"/>
+        </w:tblBorders>
+      </w:tblPr>
+      <w:tblGrid>
+        <w:gridCol w:w="2640"/>
+        <w:gridCol w:w="2640"/>
+        <w:gridCol w:w="2640"/>
+      </w:tblGrid>
+      <w:tr>
+        <w:trPr>
+          <w:tblHeader w:val="true"/>
+        </w:trPr>
+        <w:tc>
+          <w:tcPr>
+            <w:shd w:val="clear" w:fill="E6E8E6"/>
+          </w:tcPr>
+          <w:p>
+            <w:pPr>
+              <w:pStyle w:val="Compact"/>
+              <w:jc w:val="left"/>
+            </w:pPr>
+            <w:r>
+              <w:rPr>
+                <w:b/>
+                <w:sz w:val="19"/>
+              </w:rPr>
+              <w:t xml:space="preserve">Weight</w:t>
+            </w:r>
+          </w:p>
+        </w:tc>
+        <w:tc>
+          <w:tcPr>
+            <w:shd w:val="clear" w:fill="E6E8E6"/>
+          </w:tcPr>
+          <w:p>
+            <w:pPr>
+              <w:pStyle w:val="Compact"/>
+              <w:jc w:val="left"/>
+            </w:pPr>
+            <w:r>
+              <w:rPr>
+                <w:b/>
+                <w:sz w:val="19"/>
+              </w:rPr>
+              <w:t xml:space="preserve">Segments</w:t>
+            </w:r>
+          </w:p>
+        </w:tc>
+        <w:tc>
+          <w:tcPr>
+            <w:shd w:val="clear" w:fill="E6E8E6"/>
+          </w:tcPr>
+          <w:p>
+            <w:pPr>
+              <w:pStyle w:val="Compact"/>
+              <w:jc w:val="left"/>
+            </w:pPr>
+            <w:r>
+              <w:rPr>
+                <w:b/>
+                <w:sz w:val="19"/>
+              </w:rPr>
+              <w:t xml:space="preserve">For example</w:t>
+            </w:r>
+          </w:p>
+        </w:tc>
+      </w:tr>
+      <w:tr>
+        <w:tc>
+          <w:tcPr/>
+          <w:p>
+            <w:pPr>
+              <w:pStyle w:val="Compact"/>
+              <w:jc w:val="left"/>
+            </w:pPr>
+            <w:r>
+              <w:rPr>
+                <w:b/>
+                <w:sz w:val="19"/>
+              </w:rPr>
+              <w:t xml:space="preserve">Minor</w:t>
+            </w:r>
+          </w:p>
+        </w:tc>
+        <w:tc>
+          <w:tcPr/>
+          <w:p>
+            <w:pPr>
+              <w:pStyle w:val="Compact"/>
+              <w:jc w:val="left"/>
+            </w:pPr>
+            <w:r>
+              <w:rPr>
+                <w:sz w:val="19"/>
+              </w:rPr>
+              <w:t xml:space="preserve">2</w:t>
+            </w:r>
+          </w:p>
+        </w:tc>
+        <w:tc>
+          <w:tcPr/>
+          <w:p>
+            <w:pPr>
+              <w:pStyle w:val="Compact"/>
+              <w:jc w:val="left"/>
+            </w:pPr>
+            <w:r>
+              <w:rPr>
+                <w:sz w:val="19"/>
+              </w:rPr>
+              <w:t xml:space="preserve">A charm against a hex, a candle that shows the hidden, a sleep that lasts the night</w:t>
+            </w:r>
+          </w:p>
+        </w:tc>
+      </w:tr>
+      <w:tr>
+        <w:tc>
+          <w:tcPr/>
+          <w:p>
+            <w:pPr>
+              <w:pStyle w:val="Compact"/>
+              <w:jc w:val="left"/>
+            </w:pPr>
+            <w:r>
+              <w:rPr>
+                <w:b/>
+                <w:sz w:val="19"/>
+              </w:rPr>
+              <w:t xml:space="preserve">Significant</w:t>
+            </w:r>
+          </w:p>
+        </w:tc>
+        <w:tc>
+          <w:tcPr/>
+          <w:p>
+            <w:pPr>
+              <w:pStyle w:val="Compact"/>
+              <w:jc w:val="left"/>
+            </w:pPr>
+            <w:r>
+              <w:rPr>
+                <w:sz w:val="19"/>
+              </w:rPr>
+              <w:t xml:space="preserve">4</w:t>
+            </w:r>
+          </w:p>
+        </w:tc>
+        <w:tc>
+          <w:tcPr/>
+          <w:p>
+            <w:pPr>
+              <w:pStyle w:val="Compact"/>
+              <w:jc w:val="left"/>
+            </w:pPr>
+            <w:r>
+              <w:rPr>
+                <w:sz w:val="19"/>
+              </w:rPr>
+              <w:t xml:space="preserve">A curse that withers a crop, a ward on a house, a question asked of the dead</w:t>
+            </w:r>
+          </w:p>
+        </w:tc>
+      </w:tr>
+      <w:tr>
+        <w:tc>
+          <w:tcPr/>
+          <w:p>
+            <w:pPr>
+              <w:pStyle w:val="Compact"/>
+              <w:jc w:val="left"/>
+            </w:pPr>
+            <w:r>
+              <w:rPr>
+                <w:b/>
+                <w:sz w:val="19"/>
+              </w:rPr>
+              <w:t xml:space="preserve">Major</w:t>
+            </w:r>
+          </w:p>
+        </w:tc>
+        <w:tc>
+          <w:tcPr/>
+          <w:p>
+            <w:pPr>
+              <w:pStyle w:val="Compact"/>
+              <w:jc w:val="left"/>
+            </w:pPr>
+            <w:r>
+              <w:rPr>
+                <w:sz w:val="19"/>
+              </w:rPr>
+              <w:t xml:space="preserve">6</w:t>
+            </w:r>
+          </w:p>
+        </w:tc>
+        <w:tc>
+          <w:tcPr/>
+          <w:p>
+            <w:pPr>
+              <w:pStyle w:val="Compact"/>
+              <w:jc w:val="left"/>
+            </w:pPr>
+            <w:r>
+              <w:rPr>
+                <w:sz w:val="19"/>
+              </w:rPr>
+              <w:t xml:space="preserve">Binding a demon, raising the dead, lifting a werewolf’s curse for a month</w:t>
+            </w:r>
+          </w:p>
+        </w:tc>
+      </w:tr>
+    </w:tbl>
     <w:p>
       <w:pPr>
         <w:numPr>
@@ -9662,13 +10969,13 @@
           <w:bCs/>
           <w:b/>
         </w:rPr>
-        <w:t xml:space="preserve">The railroad.</w:t>
-      </w:r>
-      <w:r>
-        <w:t xml:space="preserve"> </w:t>
-      </w:r>
-      <w:r>
-        <w:t xml:space="preserve">It brings towns, money and law, and it takes land, water and lives to do it. Its agents carry more weight than most judges.</w:t>
+        <w:t xml:space="preserve">Trappings.</w:t>
+      </w:r>
+      <w:r>
+        <w:t xml:space="preserve"> </w:t>
+      </w:r>
+      <w:r>
+        <w:t xml:space="preserve">The right materials (grave dirt, silver, a lock of hair, the hour of midnight) remove one segment.</w:t>
       </w:r>
     </w:p>
     <w:p>
@@ -9684,13 +10991,13 @@
           <w:bCs/>
           <w:b/>
         </w:rPr>
-        <w:t xml:space="preserve">The cattle barons.</w:t>
-      </w:r>
-      <w:r>
-        <w:t xml:space="preserve"> </w:t>
-      </w:r>
-      <w:r>
-        <w:t xml:space="preserve">They own the range, or act as if they do. Their hired guns settle disputes the courts are too slow for.</w:t>
+        <w:t xml:space="preserve">Charms.</w:t>
+      </w:r>
+      <w:r>
+        <w:t xml:space="preserve"> </w:t>
+      </w:r>
+      <w:r>
+        <w:t xml:space="preserve">A finished ritual can be stored in an object and released by breaking it. Carry as many ready charms as your Occult training allows: Trained 2, Specialty 3, Expert 4.</w:t>
       </w:r>
     </w:p>
     <w:p>
@@ -9706,64 +11013,336 @@
           <w:bCs/>
           <w:b/>
         </w:rPr>
-        <w:t xml:space="preserve">The law.</w:t>
-      </w:r>
-      <w:r>
-        <w:t xml:space="preserve"> </w:t>
-      </w:r>
-      <w:r>
-        <w:t xml:space="preserve">Town marshals, county sheriffs and deputy U.S. marshals, spread thin across enormous country. A badge is only as good as the person wearing it.</w:t>
-      </w:r>
-    </w:p>
-    <w:p>
-      <w:pPr>
-        <w:numPr>
-          <w:ilvl w:val="0"/>
-          <w:numId w:val="1011"/>
-        </w:numPr>
-        <w:pStyle w:val="Compact"/>
-      </w:pPr>
+        <w:t xml:space="preserve">Attention.</w:t>
+      </w:r>
+      <w:r>
+        <w:t xml:space="preserve"> </w:t>
+      </w:r>
+      <w:r>
+        <w:t xml:space="preserve">Magic worked openly can mark a box of</w:t>
+      </w:r>
+      <w:r>
+        <w:t xml:space="preserve"> </w:t>
+      </w:r>
       <w:r>
         <w:rPr>
           <w:bCs/>
           <w:b/>
         </w:rPr>
-        <w:t xml:space="preserve">The Pinkertons.</w:t>
-      </w:r>
-      <w:r>
-        <w:t xml:space="preserve"> </w:t>
-      </w:r>
-      <w:r>
-        <w:t xml:space="preserve">The detective agency hunts train robbers and strikers for whoever pays, and its files hold the faces of every wanted man.</w:t>
-      </w:r>
-    </w:p>
-    <w:p>
-      <w:pPr>
-        <w:numPr>
-          <w:ilvl w:val="0"/>
-          <w:numId w:val="1011"/>
-        </w:numPr>
-        <w:pStyle w:val="Compact"/>
-      </w:pPr>
+        <w:t xml:space="preserve">The Dark</w:t>
+      </w:r>
+      <w:r>
+        <w:t xml:space="preserve">, and the Order of the Iron Cross hunts known practitioners.</w:t>
+      </w:r>
+    </w:p>
+    <w:bookmarkEnd w:id="71"/>
+    <w:bookmarkStart w:id="72" w:name="weaknesses"/>
+    <w:p>
+      <w:pPr>
+        <w:pStyle w:val="Heading2"/>
+      </w:pPr>
+      <w:r>
+        <w:t xml:space="preserve">Weaknesses</w:t>
+      </w:r>
+    </w:p>
+    <w:p>
+      <w:pPr>
+        <w:pStyle w:val="FirstParagraph"/>
+      </w:pPr>
+      <w:r>
+        <w:t xml:space="preserve">Every monster has a weakness, and finding it is often the whole job.</w:t>
+      </w:r>
+      <w:r>
+        <w:t xml:space="preserve"> </w:t>
+      </w:r>
       <w:r>
         <w:rPr>
           <w:bCs/>
           <w:b/>
         </w:rPr>
-        <w:t xml:space="preserve">The army.</w:t>
-      </w:r>
-      <w:r>
-        <w:t xml:space="preserve"> </w:t>
-      </w:r>
-      <w:r>
-        <w:t xml:space="preserve">Forts guard the trails and the reservations. Its officers have their own orders, and their own politics.</w:t>
+        <w:t xml:space="preserve">Occult</w:t>
+      </w:r>
+      <w:r>
+        <w:t xml:space="preserve"> </w:t>
+      </w:r>
+      <w:r>
+        <w:t xml:space="preserve">identifies a creature and its weakness; the Monster Hunter advantage and the Sighted’s Monster’s Eye help.</w:t>
+      </w:r>
+    </w:p>
+    <w:tbl>
+      <w:tblPr>
+        <w:tblStyle w:val="Table"/>
+        <w:tblW w:type="pct" w:w="5000"/>
+        <w:tblLook w:firstRow="1" w:lastRow="0" w:firstColumn="0" w:lastColumn="0" w:noHBand="0" w:noVBand="0" w:val="0020"/>
+        <w:jc w:val="start"/>
+        <w:tblBorders>
+          <w:top w:val="single" w:sz="4" w:color="B8C2D3"/>
+          <w:left w:val="single" w:sz="4" w:color="B8C2D3"/>
+          <w:bottom w:val="single" w:sz="4" w:color="B8C2D3"/>
+          <w:right w:val="single" w:sz="4" w:color="B8C2D3"/>
+          <w:insideH w:val="single" w:sz="4" w:color="B8C2D3"/>
+          <w:insideV w:val="single" w:sz="4" w:color="B8C2D3"/>
+        </w:tblBorders>
+      </w:tblPr>
+      <w:tblGrid>
+        <w:gridCol w:w="3960"/>
+        <w:gridCol w:w="3960"/>
+      </w:tblGrid>
+      <w:tr>
+        <w:trPr>
+          <w:tblHeader w:val="true"/>
+        </w:trPr>
+        <w:tc>
+          <w:tcPr>
+            <w:shd w:val="clear" w:fill="E6E8E6"/>
+          </w:tcPr>
+          <w:p>
+            <w:pPr>
+              <w:pStyle w:val="Compact"/>
+              <w:jc w:val="left"/>
+            </w:pPr>
+            <w:r>
+              <w:rPr>
+                <w:b/>
+                <w:sz w:val="19"/>
+              </w:rPr>
+              <w:t xml:space="preserve">Creature</w:t>
+            </w:r>
+          </w:p>
+        </w:tc>
+        <w:tc>
+          <w:tcPr>
+            <w:shd w:val="clear" w:fill="E6E8E6"/>
+          </w:tcPr>
+          <w:p>
+            <w:pPr>
+              <w:pStyle w:val="Compact"/>
+              <w:jc w:val="left"/>
+            </w:pPr>
+            <w:r>
+              <w:rPr>
+                <w:b/>
+                <w:sz w:val="19"/>
+              </w:rPr>
+              <w:t xml:space="preserve">Weakness</w:t>
+            </w:r>
+          </w:p>
+        </w:tc>
+      </w:tr>
+      <w:tr>
+        <w:tc>
+          <w:tcPr/>
+          <w:p>
+            <w:pPr>
+              <w:pStyle w:val="Compact"/>
+              <w:jc w:val="left"/>
+            </w:pPr>
+            <w:r>
+              <w:rPr>
+                <w:b/>
+                <w:sz w:val="19"/>
+              </w:rPr>
+              <w:t xml:space="preserve">Werewolf</w:t>
+            </w:r>
+          </w:p>
+        </w:tc>
+        <w:tc>
+          <w:tcPr/>
+          <w:p>
+            <w:pPr>
+              <w:pStyle w:val="Compact"/>
+              <w:jc w:val="left"/>
+            </w:pPr>
+            <w:r>
+              <w:rPr>
+                <w:sz w:val="19"/>
+              </w:rPr>
+              <w:t xml:space="preserve">Silver: an extra box, and its toughness doesn’t help. Wolfsbane keeps it away.</w:t>
+            </w:r>
+          </w:p>
+        </w:tc>
+      </w:tr>
+      <w:tr>
+        <w:tc>
+          <w:tcPr/>
+          <w:p>
+            <w:pPr>
+              <w:pStyle w:val="Compact"/>
+              <w:jc w:val="left"/>
+            </w:pPr>
+            <w:r>
+              <w:rPr>
+                <w:b/>
+                <w:sz w:val="19"/>
+              </w:rPr>
+              <w:t xml:space="preserve">Vampire</w:t>
+            </w:r>
+          </w:p>
+        </w:tc>
+        <w:tc>
+          <w:tcPr/>
+          <w:p>
+            <w:pPr>
+              <w:pStyle w:val="Compact"/>
+              <w:jc w:val="left"/>
+            </w:pPr>
+            <w:r>
+              <w:rPr>
+                <w:sz w:val="19"/>
+              </w:rPr>
+              <w:t xml:space="preserve">A wooden stake through the heart incapacitates; fire, sunlight and beheading destroy. Holy symbols hold it back; it can’t enter a home uninvited.</w:t>
+            </w:r>
+          </w:p>
+        </w:tc>
+      </w:tr>
+      <w:tr>
+        <w:tc>
+          <w:tcPr/>
+          <w:p>
+            <w:pPr>
+              <w:pStyle w:val="Compact"/>
+              <w:jc w:val="left"/>
+            </w:pPr>
+            <w:r>
+              <w:rPr>
+                <w:b/>
+                <w:sz w:val="19"/>
+              </w:rPr>
+              <w:t xml:space="preserve">Zombie</w:t>
+            </w:r>
+          </w:p>
+        </w:tc>
+        <w:tc>
+          <w:tcPr/>
+          <w:p>
+            <w:pPr>
+              <w:pStyle w:val="Compact"/>
+              <w:jc w:val="left"/>
+            </w:pPr>
+            <w:r>
+              <w:rPr>
+                <w:sz w:val="19"/>
+              </w:rPr>
+              <w:t xml:space="preserve">A shot to the head (−2 to hit) or fire puts it down for good; anything else just slows it.</w:t>
+            </w:r>
+          </w:p>
+        </w:tc>
+      </w:tr>
+      <w:tr>
+        <w:tc>
+          <w:tcPr/>
+          <w:p>
+            <w:pPr>
+              <w:pStyle w:val="Compact"/>
+              <w:jc w:val="left"/>
+            </w:pPr>
+            <w:r>
+              <w:rPr>
+                <w:b/>
+                <w:sz w:val="19"/>
+              </w:rPr>
+              <w:t xml:space="preserve">Ghost</w:t>
+            </w:r>
+          </w:p>
+        </w:tc>
+        <w:tc>
+          <w:tcPr/>
+          <w:p>
+            <w:pPr>
+              <w:pStyle w:val="Compact"/>
+              <w:jc w:val="left"/>
+            </w:pPr>
+            <w:r>
+              <w:rPr>
+                <w:sz w:val="19"/>
+              </w:rPr>
+              <w:t xml:space="preserve">Can’t be hurt. Lay it to rest by finishing its business, or bind it with a ritual.</w:t>
+            </w:r>
+          </w:p>
+        </w:tc>
+      </w:tr>
+      <w:tr>
+        <w:tc>
+          <w:tcPr/>
+          <w:p>
+            <w:pPr>
+              <w:pStyle w:val="Compact"/>
+              <w:jc w:val="left"/>
+            </w:pPr>
+            <w:r>
+              <w:rPr>
+                <w:b/>
+                <w:sz w:val="19"/>
+              </w:rPr>
+              <w:t xml:space="preserve">Ghoul</w:t>
+            </w:r>
+          </w:p>
+        </w:tc>
+        <w:tc>
+          <w:tcPr/>
+          <w:p>
+            <w:pPr>
+              <w:pStyle w:val="Compact"/>
+              <w:jc w:val="left"/>
+            </w:pPr>
+            <w:r>
+              <w:rPr>
+                <w:sz w:val="19"/>
+              </w:rPr>
+              <w:t xml:space="preserve">Fire and daylight. It flees from holy ground.</w:t>
+            </w:r>
+          </w:p>
+        </w:tc>
+      </w:tr>
+      <w:tr>
+        <w:tc>
+          <w:tcPr/>
+          <w:p>
+            <w:pPr>
+              <w:pStyle w:val="Compact"/>
+              <w:jc w:val="left"/>
+            </w:pPr>
+            <w:r>
+              <w:rPr>
+                <w:b/>
+                <w:sz w:val="19"/>
+              </w:rPr>
+              <w:t xml:space="preserve">Demon</w:t>
+            </w:r>
+          </w:p>
+        </w:tc>
+        <w:tc>
+          <w:tcPr/>
+          <w:p>
+            <w:pPr>
+              <w:pStyle w:val="Compact"/>
+              <w:jc w:val="left"/>
+            </w:pPr>
+            <w:r>
+              <w:rPr>
+                <w:sz w:val="19"/>
+              </w:rPr>
+              <w:t xml:space="preserve">Holy water burns it; a ritual banishes it. It must keep a bargain to the letter.</w:t>
+            </w:r>
+          </w:p>
+        </w:tc>
+      </w:tr>
+    </w:tbl>
+    <w:bookmarkEnd w:id="72"/>
+    <w:bookmarkStart w:id="73" w:name="bites-and-curses"/>
+    <w:p>
+      <w:pPr>
+        <w:pStyle w:val="Heading2"/>
+      </w:pPr>
+      <w:r>
+        <w:t xml:space="preserve">Bites and curses</w:t>
       </w:r>
     </w:p>
     <w:p>
       <w:pPr>
         <w:numPr>
           <w:ilvl w:val="0"/>
-          <w:numId w:val="1011"/>
+          <w:numId w:val="1012"/>
         </w:numPr>
         <w:pStyle w:val="Compact"/>
       </w:pPr>
@@ -9772,36 +11351,78 @@
           <w:bCs/>
           <w:b/>
         </w:rPr>
-        <w:t xml:space="preserve">The outlaws.</w:t>
-      </w:r>
-      <w:r>
-        <w:t xml:space="preserve"> </w:t>
-      </w:r>
-      <w:r>
-        <w:t xml:space="preserve">Gangs, rustlers and road agents, some desperate, some vicious, some folk heroes in the towns they rob around.</w:t>
-      </w:r>
-    </w:p>
-    <w:bookmarkEnd w:id="69"/>
-    <w:bookmarkStart w:id="70" w:name="a-note-on-history"/>
-    <w:p>
-      <w:pPr>
-        <w:pStyle w:val="Heading2"/>
-      </w:pPr>
-      <w:r>
-        <w:t xml:space="preserve">A note on history</w:t>
-      </w:r>
-    </w:p>
-    <w:p>
-      <w:pPr>
-        <w:pStyle w:val="FirstParagraph"/>
-      </w:pPr>
-      <w:r>
-        <w:t xml:space="preserve">The real frontier was brutal to the people who already lived there, and to many who came. Iron Roads leaves room for those stories without making anyone a stereotype: Native nations, Chinese railroad workers, Black homesteaders and cowboys, and Mexican vaqueros are all part of the West, and any of them can be a player character. Agree with your table what tone you want.</w:t>
-      </w:r>
-    </w:p>
-    <w:bookmarkEnd w:id="70"/>
-    <w:bookmarkEnd w:id="71"/>
-    <w:bookmarkStart w:id="72" w:name="threats"/>
+        <w:t xml:space="preserve">Zombie bite.</w:t>
+      </w:r>
+      <w:r>
+        <w:t xml:space="preserve"> </w:t>
+      </w:r>
+      <w:r>
+        <w:t xml:space="preserve">A bite that marks a box starts a 4-segment</w:t>
+      </w:r>
+      <w:r>
+        <w:t xml:space="preserve"> </w:t>
+      </w:r>
+      <w:r>
+        <w:rPr>
+          <w:bCs/>
+          <w:b/>
+        </w:rPr>
+        <w:t xml:space="preserve">Infection</w:t>
+      </w:r>
+      <w:r>
+        <w:t xml:space="preserve"> </w:t>
+      </w:r>
+      <w:r>
+        <w:t xml:space="preserve">clock, ticking each hour. A successful Medicine roll with an Occult remedy stops it; when it fills, you die, and rise.</w:t>
+      </w:r>
+    </w:p>
+    <w:p>
+      <w:pPr>
+        <w:numPr>
+          <w:ilvl w:val="0"/>
+          <w:numId w:val="1012"/>
+        </w:numPr>
+        <w:pStyle w:val="Compact"/>
+      </w:pPr>
+      <w:r>
+        <w:rPr>
+          <w:bCs/>
+          <w:b/>
+        </w:rPr>
+        <w:t xml:space="preserve">Werewolf bite.</w:t>
+      </w:r>
+      <w:r>
+        <w:t xml:space="preserve"> </w:t>
+      </w:r>
+      <w:r>
+        <w:t xml:space="preserve">A bite under the full moon can pass on the curse; the GM decides, and lifting it is a major ritual.</w:t>
+      </w:r>
+    </w:p>
+    <w:p>
+      <w:pPr>
+        <w:numPr>
+          <w:ilvl w:val="0"/>
+          <w:numId w:val="1012"/>
+        </w:numPr>
+        <w:pStyle w:val="Compact"/>
+      </w:pPr>
+      <w:r>
+        <w:rPr>
+          <w:bCs/>
+          <w:b/>
+        </w:rPr>
+        <w:t xml:space="preserve">Vampire bite.</w:t>
+      </w:r>
+      <w:r>
+        <w:t xml:space="preserve"> </w:t>
+      </w:r>
+      <w:r>
+        <w:t xml:space="preserve">A vampire who drains a victim to Dying can choose to turn them.</w:t>
+      </w:r>
+    </w:p>
+    <w:bookmarkEnd w:id="73"/>
+    <w:bookmarkEnd w:id="74"/>
+    <w:bookmarkStart w:id="75" w:name="threats"/>
     <w:p>
       <w:pPr>
         <w:pStyle w:val="Heading1"/>
@@ -9831,7 +11452,7 @@
         <w:t xml:space="preserve"> </w:t>
       </w:r>
       <w:r>
-        <w:t xml:space="preserve">(hired guns, a mob, a rustler’s crew) have</w:t>
+        <w:t xml:space="preserve">(hired guns, a mob, shambling dead) have</w:t>
       </w:r>
       <w:r>
         <w:t xml:space="preserve"> </w:t>
@@ -9876,7 +11497,7 @@
         </w:trPr>
         <w:tc>
           <w:tcPr>
-            <w:shd w:val="clear" w:fill="F1E6D2"/>
+            <w:shd w:val="clear" w:fill="E6E8E6"/>
           </w:tcPr>
           <w:p>
             <w:pPr>
@@ -9894,7 +11515,7 @@
         </w:tc>
         <w:tc>
           <w:tcPr>
-            <w:shd w:val="clear" w:fill="F1E6D2"/>
+            <w:shd w:val="clear" w:fill="E6E8E6"/>
           </w:tcPr>
           <w:p>
             <w:pPr>
@@ -9912,7 +11533,7 @@
         </w:tc>
         <w:tc>
           <w:tcPr>
-            <w:shd w:val="clear" w:fill="F1E6D2"/>
+            <w:shd w:val="clear" w:fill="E6E8E6"/>
           </w:tcPr>
           <w:p>
             <w:pPr>
@@ -9930,7 +11551,7 @@
         </w:tc>
         <w:tc>
           <w:tcPr>
-            <w:shd w:val="clear" w:fill="F1E6D2"/>
+            <w:shd w:val="clear" w:fill="E6E8E6"/>
           </w:tcPr>
           <w:p>
             <w:pPr>
@@ -9948,7 +11569,7 @@
         </w:tc>
         <w:tc>
           <w:tcPr>
-            <w:shd w:val="clear" w:fill="F1E6D2"/>
+            <w:shd w:val="clear" w:fill="E6E8E6"/>
           </w:tcPr>
           <w:p>
             <w:pPr>
@@ -9966,7 +11587,7 @@
         </w:tc>
         <w:tc>
           <w:tcPr>
-            <w:shd w:val="clear" w:fill="F1E6D2"/>
+            <w:shd w:val="clear" w:fill="E6E8E6"/>
           </w:tcPr>
           <w:p>
             <w:pPr>
@@ -10210,37 +11831,144 @@
                 <w:b/>
                 <w:sz w:val="19"/>
               </w:rPr>
-              <w:t xml:space="preserve">Gang leader</w:t>
-            </w:r>
-          </w:p>
-        </w:tc>
-        <w:tc>
-          <w:tcPr/>
-          <w:p>
-            <w:pPr>
-              <w:pStyle w:val="Compact"/>
-              <w:jc w:val="left"/>
-            </w:pPr>
-            <w:r>
-              <w:rPr>
-                <w:sz w:val="19"/>
-              </w:rPr>
-              <w:t xml:space="preserve">Shooting 13, Leadership 13</w:t>
-            </w:r>
-          </w:p>
-        </w:tc>
-        <w:tc>
-          <w:tcPr/>
-          <w:p>
-            <w:pPr>
-              <w:pStyle w:val="Compact"/>
-              <w:jc w:val="left"/>
-            </w:pPr>
-            <w:r>
-              <w:rPr>
-                <w:sz w:val="19"/>
-              </w:rPr>
-              <w:t xml:space="preserve">9</w:t>
+              <w:t xml:space="preserve">Zombie (minor, many)</w:t>
+            </w:r>
+          </w:p>
+        </w:tc>
+        <w:tc>
+          <w:tcPr/>
+          <w:p>
+            <w:pPr>
+              <w:pStyle w:val="Compact"/>
+              <w:jc w:val="left"/>
+            </w:pPr>
+            <w:r>
+              <w:rPr>
+                <w:sz w:val="19"/>
+              </w:rPr>
+              <w:t xml:space="preserve">Brawling 10</w:t>
+            </w:r>
+          </w:p>
+        </w:tc>
+        <w:tc>
+          <w:tcPr/>
+          <w:p>
+            <w:pPr>
+              <w:pStyle w:val="Compact"/>
+              <w:jc w:val="left"/>
+            </w:pPr>
+            <w:r>
+              <w:rPr>
+                <w:sz w:val="19"/>
+              </w:rPr>
+              <w:t xml:space="preserve">4</w:t>
+            </w:r>
+          </w:p>
+        </w:tc>
+        <w:tc>
+          <w:tcPr/>
+          <w:p>
+            <w:pPr>
+              <w:pStyle w:val="Compact"/>
+              <w:jc w:val="left"/>
+            </w:pPr>
+            <w:r>
+              <w:rPr>
+                <w:sz w:val="19"/>
+              </w:rPr>
+              <w:t xml:space="preserve">1 each</w:t>
+            </w:r>
+          </w:p>
+        </w:tc>
+        <w:tc>
+          <w:tcPr/>
+          <w:p>
+            <w:pPr>
+              <w:pStyle w:val="Compact"/>
+              <w:jc w:val="left"/>
+            </w:pPr>
+            <w:r>
+              <w:rPr>
+                <w:sz w:val="19"/>
+              </w:rPr>
+              <w:t xml:space="preserve">Bite (1)</w:t>
+            </w:r>
+          </w:p>
+        </w:tc>
+        <w:tc>
+          <w:tcPr/>
+          <w:p>
+            <w:pPr>
+              <w:pStyle w:val="Compact"/>
+              <w:jc w:val="left"/>
+            </w:pPr>
+            <w:r>
+              <w:rPr>
+                <w:bCs/>
+                <w:b/>
+                <w:sz w:val="19"/>
+              </w:rPr>
+              <w:t xml:space="preserve">Horde.</w:t>
+            </w:r>
+            <w:r>
+              <w:rPr>
+                <w:sz w:val="19"/>
+              </w:rPr>
+              <w:t xml:space="preserve"> </w:t>
+            </w:r>
+            <w:r>
+              <w:rPr>
+                <w:sz w:val="19"/>
+              </w:rPr>
+              <w:t xml:space="preserve">Only a headshot (−2) or fire puts one down; other hits just knock it over. Its bite infects.</w:t>
+            </w:r>
+          </w:p>
+        </w:tc>
+      </w:tr>
+      <w:tr>
+        <w:tc>
+          <w:tcPr/>
+          <w:p>
+            <w:pPr>
+              <w:pStyle w:val="Compact"/>
+              <w:jc w:val="left"/>
+            </w:pPr>
+            <w:r>
+              <w:rPr>
+                <w:b/>
+                <w:sz w:val="19"/>
+              </w:rPr>
+              <w:t xml:space="preserve">Ghoul</w:t>
+            </w:r>
+          </w:p>
+        </w:tc>
+        <w:tc>
+          <w:tcPr/>
+          <w:p>
+            <w:pPr>
+              <w:pStyle w:val="Compact"/>
+              <w:jc w:val="left"/>
+            </w:pPr>
+            <w:r>
+              <w:rPr>
+                <w:sz w:val="19"/>
+              </w:rPr>
+              <w:t xml:space="preserve">Brawling 12, Stealth 13</w:t>
+            </w:r>
+          </w:p>
+        </w:tc>
+        <w:tc>
+          <w:tcPr/>
+          <w:p>
+            <w:pPr>
+              <w:pStyle w:val="Compact"/>
+              <w:jc w:val="left"/>
+            </w:pPr>
+            <w:r>
+              <w:rPr>
+                <w:sz w:val="19"/>
+              </w:rPr>
+              <w:t xml:space="preserve">8</w:t>
             </w:r>
           </w:p>
         </w:tc>
@@ -10270,7 +11998,7 @@
               <w:rPr>
                 <w:sz w:val="19"/>
               </w:rPr>
-              <w:t xml:space="preserve">Revolver</w:t>
+              <w:t xml:space="preserve">Claws (2)</w:t>
             </w:r>
           </w:p>
         </w:tc>
@@ -10287,7 +12015,7 @@
                 <w:b/>
                 <w:sz w:val="19"/>
               </w:rPr>
-              <w:t xml:space="preserve">Orders.</w:t>
+              <w:t xml:space="preserve">Corpse-eater.</w:t>
             </w:r>
             <w:r>
               <w:rPr>
@@ -10299,25 +12027,560 @@
               <w:rPr>
                 <w:sz w:val="19"/>
               </w:rPr>
-              <w:t xml:space="preserve">Once per round, gives one ally +1 on an attack.</w:t>
-            </w:r>
-          </w:p>
-        </w:tc>
-      </w:tr>
-      <w:tr>
-        <w:tc>
-          <w:tcPr/>
-          <w:p>
-            <w:pPr>
-              <w:pStyle w:val="Compact"/>
-              <w:jc w:val="left"/>
-            </w:pPr>
-            <w:r>
-              <w:rPr>
-                <w:b/>
-                <w:sz w:val="19"/>
-              </w:rPr>
-              <w:t xml:space="preserve">Gunfighter</w:t>
+              <w:t xml:space="preserve">Drags the fallen away; flees daylight and fire.</w:t>
+            </w:r>
+          </w:p>
+        </w:tc>
+      </w:tr>
+      <w:tr>
+        <w:tc>
+          <w:tcPr/>
+          <w:p>
+            <w:pPr>
+              <w:pStyle w:val="Compact"/>
+              <w:jc w:val="left"/>
+            </w:pPr>
+            <w:r>
+              <w:rPr>
+                <w:b/>
+                <w:sz w:val="19"/>
+              </w:rPr>
+              <w:t xml:space="preserve">Werewolf</w:t>
+            </w:r>
+          </w:p>
+        </w:tc>
+        <w:tc>
+          <w:tcPr/>
+          <w:p>
+            <w:pPr>
+              <w:pStyle w:val="Compact"/>
+              <w:jc w:val="left"/>
+            </w:pPr>
+            <w:r>
+              <w:rPr>
+                <w:sz w:val="19"/>
+              </w:rPr>
+              <w:t xml:space="preserve">Brawling 14, Tracking 14</w:t>
+            </w:r>
+          </w:p>
+        </w:tc>
+        <w:tc>
+          <w:tcPr/>
+          <w:p>
+            <w:pPr>
+              <w:pStyle w:val="Compact"/>
+              <w:jc w:val="left"/>
+            </w:pPr>
+            <w:r>
+              <w:rPr>
+                <w:sz w:val="19"/>
+              </w:rPr>
+              <w:t xml:space="preserve">10</w:t>
+            </w:r>
+          </w:p>
+        </w:tc>
+        <w:tc>
+          <w:tcPr/>
+          <w:p>
+            <w:pPr>
+              <w:pStyle w:val="Compact"/>
+              <w:jc w:val="left"/>
+            </w:pPr>
+            <w:r>
+              <w:rPr>
+                <w:sz w:val="19"/>
+              </w:rPr>
+              <w:t xml:space="preserve">4</w:t>
+            </w:r>
+          </w:p>
+        </w:tc>
+        <w:tc>
+          <w:tcPr/>
+          <w:p>
+            <w:pPr>
+              <w:pStyle w:val="Compact"/>
+              <w:jc w:val="left"/>
+            </w:pPr>
+            <w:r>
+              <w:rPr>
+                <w:sz w:val="19"/>
+              </w:rPr>
+              <w:t xml:space="preserve">Claws and fangs (2)</w:t>
+            </w:r>
+          </w:p>
+        </w:tc>
+        <w:tc>
+          <w:tcPr/>
+          <w:p>
+            <w:pPr>
+              <w:pStyle w:val="Compact"/>
+              <w:jc w:val="left"/>
+            </w:pPr>
+            <w:r>
+              <w:rPr>
+                <w:bCs/>
+                <w:b/>
+                <w:sz w:val="19"/>
+              </w:rPr>
+              <w:t xml:space="preserve">Relentless.</w:t>
+            </w:r>
+            <w:r>
+              <w:rPr>
+                <w:sz w:val="19"/>
+              </w:rPr>
+              <w:t xml:space="preserve"> </w:t>
+            </w:r>
+            <w:r>
+              <w:rPr>
+                <w:sz w:val="19"/>
+              </w:rPr>
+              <w:t xml:space="preserve">Ignores the Wounded penalty; only silver marks more than 1 box at a time.</w:t>
+            </w:r>
+          </w:p>
+        </w:tc>
+      </w:tr>
+      <w:tr>
+        <w:tc>
+          <w:tcPr/>
+          <w:p>
+            <w:pPr>
+              <w:pStyle w:val="Compact"/>
+              <w:jc w:val="left"/>
+            </w:pPr>
+            <w:r>
+              <w:rPr>
+                <w:b/>
+                <w:sz w:val="19"/>
+              </w:rPr>
+              <w:t xml:space="preserve">Vampire</w:t>
+            </w:r>
+          </w:p>
+        </w:tc>
+        <w:tc>
+          <w:tcPr/>
+          <w:p>
+            <w:pPr>
+              <w:pStyle w:val="Compact"/>
+              <w:jc w:val="left"/>
+            </w:pPr>
+            <w:r>
+              <w:rPr>
+                <w:sz w:val="19"/>
+              </w:rPr>
+              <w:t xml:space="preserve">Brawling 13, Persuasion 15</w:t>
+            </w:r>
+          </w:p>
+        </w:tc>
+        <w:tc>
+          <w:tcPr/>
+          <w:p>
+            <w:pPr>
+              <w:pStyle w:val="Compact"/>
+              <w:jc w:val="left"/>
+            </w:pPr>
+            <w:r>
+              <w:rPr>
+                <w:sz w:val="19"/>
+              </w:rPr>
+              <w:t xml:space="preserve">10</w:t>
+            </w:r>
+          </w:p>
+        </w:tc>
+        <w:tc>
+          <w:tcPr/>
+          <w:p>
+            <w:pPr>
+              <w:pStyle w:val="Compact"/>
+              <w:jc w:val="left"/>
+            </w:pPr>
+            <w:r>
+              <w:rPr>
+                <w:sz w:val="19"/>
+              </w:rPr>
+              <w:t xml:space="preserve">4</w:t>
+            </w:r>
+          </w:p>
+        </w:tc>
+        <w:tc>
+          <w:tcPr/>
+          <w:p>
+            <w:pPr>
+              <w:pStyle w:val="Compact"/>
+              <w:jc w:val="left"/>
+            </w:pPr>
+            <w:r>
+              <w:rPr>
+                <w:sz w:val="19"/>
+              </w:rPr>
+              <w:t xml:space="preserve">Fangs (2)</w:t>
+            </w:r>
+          </w:p>
+        </w:tc>
+        <w:tc>
+          <w:tcPr/>
+          <w:p>
+            <w:pPr>
+              <w:pStyle w:val="Compact"/>
+              <w:jc w:val="left"/>
+            </w:pPr>
+            <w:r>
+              <w:rPr>
+                <w:bCs/>
+                <w:b/>
+                <w:sz w:val="19"/>
+              </w:rPr>
+              <w:t xml:space="preserve">Mesmerize.</w:t>
+            </w:r>
+            <w:r>
+              <w:rPr>
+                <w:sz w:val="19"/>
+              </w:rPr>
+              <w:t xml:space="preserve"> </w:t>
+            </w:r>
+            <w:r>
+              <w:rPr>
+                <w:sz w:val="19"/>
+              </w:rPr>
+              <w:t xml:space="preserve">Once per scene, a Presence contest makes one victim obey a simple command.</w:t>
+            </w:r>
+          </w:p>
+        </w:tc>
+      </w:tr>
+      <w:tr>
+        <w:tc>
+          <w:tcPr/>
+          <w:p>
+            <w:pPr>
+              <w:pStyle w:val="Compact"/>
+              <w:jc w:val="left"/>
+            </w:pPr>
+            <w:r>
+              <w:rPr>
+                <w:b/>
+                <w:sz w:val="19"/>
+              </w:rPr>
+              <w:t xml:space="preserve">Ghost</w:t>
+            </w:r>
+          </w:p>
+        </w:tc>
+        <w:tc>
+          <w:tcPr/>
+          <w:p>
+            <w:pPr>
+              <w:pStyle w:val="Compact"/>
+              <w:jc w:val="left"/>
+            </w:pPr>
+            <w:r>
+              <w:rPr>
+                <w:sz w:val="19"/>
+              </w:rPr>
+              <w:t xml:space="preserve">Will 14</w:t>
+            </w:r>
+          </w:p>
+        </w:tc>
+        <w:tc>
+          <w:tcPr/>
+          <w:p>
+            <w:pPr>
+              <w:pStyle w:val="Compact"/>
+              <w:jc w:val="left"/>
+            </w:pPr>
+            <w:r>
+              <w:rPr>
+                <w:sz w:val="19"/>
+              </w:rPr>
+              <w:t xml:space="preserve">—</w:t>
+            </w:r>
+          </w:p>
+        </w:tc>
+        <w:tc>
+          <w:tcPr/>
+          <w:p>
+            <w:pPr>
+              <w:pStyle w:val="Compact"/>
+              <w:jc w:val="left"/>
+            </w:pPr>
+            <w:r>
+              <w:rPr>
+                <w:sz w:val="19"/>
+              </w:rPr>
+              <w:t xml:space="preserve">—</w:t>
+            </w:r>
+          </w:p>
+        </w:tc>
+        <w:tc>
+          <w:tcPr/>
+          <w:p>
+            <w:pPr>
+              <w:pStyle w:val="Compact"/>
+              <w:jc w:val="left"/>
+            </w:pPr>
+            <w:r>
+              <w:rPr>
+                <w:sz w:val="19"/>
+              </w:rPr>
+              <w:t xml:space="preserve">Terror, cold</w:t>
+            </w:r>
+          </w:p>
+        </w:tc>
+        <w:tc>
+          <w:tcPr/>
+          <w:p>
+            <w:pPr>
+              <w:pStyle w:val="Compact"/>
+              <w:jc w:val="left"/>
+            </w:pPr>
+            <w:r>
+              <w:rPr>
+                <w:bCs/>
+                <w:b/>
+                <w:sz w:val="19"/>
+              </w:rPr>
+              <w:t xml:space="preserve">Haunting.</w:t>
+            </w:r>
+            <w:r>
+              <w:rPr>
+                <w:sz w:val="19"/>
+              </w:rPr>
+              <w:t xml:space="preserve"> </w:t>
+            </w:r>
+            <w:r>
+              <w:rPr>
+                <w:sz w:val="19"/>
+              </w:rPr>
+              <w:t xml:space="preserve">Can’t be hurt; once per scene, everyone present rolls Will or flees in terror.</w:t>
+            </w:r>
+          </w:p>
+        </w:tc>
+      </w:tr>
+      <w:tr>
+        <w:tc>
+          <w:tcPr/>
+          <w:p>
+            <w:pPr>
+              <w:pStyle w:val="Compact"/>
+              <w:jc w:val="left"/>
+            </w:pPr>
+            <w:r>
+              <w:rPr>
+                <w:b/>
+                <w:sz w:val="19"/>
+              </w:rPr>
+              <w:t xml:space="preserve">Witch</w:t>
+            </w:r>
+          </w:p>
+        </w:tc>
+        <w:tc>
+          <w:tcPr/>
+          <w:p>
+            <w:pPr>
+              <w:pStyle w:val="Compact"/>
+              <w:jc w:val="left"/>
+            </w:pPr>
+            <w:r>
+              <w:rPr>
+                <w:sz w:val="19"/>
+              </w:rPr>
+              <w:t xml:space="preserve">Occult 14, Deception 13</w:t>
+            </w:r>
+          </w:p>
+        </w:tc>
+        <w:tc>
+          <w:tcPr/>
+          <w:p>
+            <w:pPr>
+              <w:pStyle w:val="Compact"/>
+              <w:jc w:val="left"/>
+            </w:pPr>
+            <w:r>
+              <w:rPr>
+                <w:sz w:val="19"/>
+              </w:rPr>
+              <w:t xml:space="preserve">8</w:t>
+            </w:r>
+          </w:p>
+        </w:tc>
+        <w:tc>
+          <w:tcPr/>
+          <w:p>
+            <w:pPr>
+              <w:pStyle w:val="Compact"/>
+              <w:jc w:val="left"/>
+            </w:pPr>
+            <w:r>
+              <w:rPr>
+                <w:sz w:val="19"/>
+              </w:rPr>
+              <w:t xml:space="preserve">3</w:t>
+            </w:r>
+          </w:p>
+        </w:tc>
+        <w:tc>
+          <w:tcPr/>
+          <w:p>
+            <w:pPr>
+              <w:pStyle w:val="Compact"/>
+              <w:jc w:val="left"/>
+            </w:pPr>
+            <w:r>
+              <w:rPr>
+                <w:sz w:val="19"/>
+              </w:rPr>
+              <w:t xml:space="preserve">Curses</w:t>
+            </w:r>
+          </w:p>
+        </w:tc>
+        <w:tc>
+          <w:tcPr/>
+          <w:p>
+            <w:pPr>
+              <w:pStyle w:val="Compact"/>
+              <w:jc w:val="left"/>
+            </w:pPr>
+            <w:r>
+              <w:rPr>
+                <w:bCs/>
+                <w:b/>
+                <w:sz w:val="19"/>
+              </w:rPr>
+              <w:t xml:space="preserve">Hex.</w:t>
+            </w:r>
+            <w:r>
+              <w:rPr>
+                <w:sz w:val="19"/>
+              </w:rPr>
+              <w:t xml:space="preserve"> </w:t>
+            </w:r>
+            <w:r>
+              <w:rPr>
+                <w:sz w:val="19"/>
+              </w:rPr>
+              <w:t xml:space="preserve">Once per round, a target with a link to her rolls Will or marks a box.</w:t>
+            </w:r>
+          </w:p>
+        </w:tc>
+      </w:tr>
+      <w:tr>
+        <w:tc>
+          <w:tcPr/>
+          <w:p>
+            <w:pPr>
+              <w:pStyle w:val="Compact"/>
+              <w:jc w:val="left"/>
+            </w:pPr>
+            <w:r>
+              <w:rPr>
+                <w:b/>
+                <w:sz w:val="19"/>
+              </w:rPr>
+              <w:t xml:space="preserve">Hellhound</w:t>
+            </w:r>
+          </w:p>
+        </w:tc>
+        <w:tc>
+          <w:tcPr/>
+          <w:p>
+            <w:pPr>
+              <w:pStyle w:val="Compact"/>
+              <w:jc w:val="left"/>
+            </w:pPr>
+            <w:r>
+              <w:rPr>
+                <w:sz w:val="19"/>
+              </w:rPr>
+              <w:t xml:space="preserve">Brawling 14</w:t>
+            </w:r>
+          </w:p>
+        </w:tc>
+        <w:tc>
+          <w:tcPr/>
+          <w:p>
+            <w:pPr>
+              <w:pStyle w:val="Compact"/>
+              <w:jc w:val="left"/>
+            </w:pPr>
+            <w:r>
+              <w:rPr>
+                <w:sz w:val="19"/>
+              </w:rPr>
+              <w:t xml:space="preserve">10</w:t>
+            </w:r>
+          </w:p>
+        </w:tc>
+        <w:tc>
+          <w:tcPr/>
+          <w:p>
+            <w:pPr>
+              <w:pStyle w:val="Compact"/>
+              <w:jc w:val="left"/>
+            </w:pPr>
+            <w:r>
+              <w:rPr>
+                <w:sz w:val="19"/>
+              </w:rPr>
+              <w:t xml:space="preserve">3</w:t>
+            </w:r>
+          </w:p>
+        </w:tc>
+        <w:tc>
+          <w:tcPr/>
+          <w:p>
+            <w:pPr>
+              <w:pStyle w:val="Compact"/>
+              <w:jc w:val="left"/>
+            </w:pPr>
+            <w:r>
+              <w:rPr>
+                <w:sz w:val="19"/>
+              </w:rPr>
+              <w:t xml:space="preserve">Burning jaws (2)</w:t>
+            </w:r>
+          </w:p>
+        </w:tc>
+        <w:tc>
+          <w:tcPr/>
+          <w:p>
+            <w:pPr>
+              <w:pStyle w:val="Compact"/>
+              <w:jc w:val="left"/>
+            </w:pPr>
+            <w:r>
+              <w:rPr>
+                <w:bCs/>
+                <w:b/>
+                <w:sz w:val="19"/>
+              </w:rPr>
+              <w:t xml:space="preserve">Hunter.</w:t>
+            </w:r>
+            <w:r>
+              <w:rPr>
+                <w:sz w:val="19"/>
+              </w:rPr>
+              <w:t xml:space="preserve"> </w:t>
+            </w:r>
+            <w:r>
+              <w:rPr>
+                <w:sz w:val="19"/>
+              </w:rPr>
+              <w:t xml:space="preserve">Always finds its quarry; holy water drives it off.</w:t>
+            </w:r>
+          </w:p>
+        </w:tc>
+      </w:tr>
+      <w:tr>
+        <w:tc>
+          <w:tcPr/>
+          <w:p>
+            <w:pPr>
+              <w:pStyle w:val="Compact"/>
+              <w:jc w:val="left"/>
+            </w:pPr>
+            <w:r>
+              <w:rPr>
+                <w:b/>
+                <w:sz w:val="19"/>
+              </w:rPr>
+              <w:t xml:space="preserve">Revenant gunslinger</w:t>
             </w:r>
           </w:p>
         </w:tc>
@@ -10362,7 +12625,7 @@
               <w:rPr>
                 <w:sz w:val="19"/>
               </w:rPr>
-              <w:t xml:space="preserve">3</w:t>
+              <w:t xml:space="preserve">4</w:t>
             </w:r>
           </w:p>
         </w:tc>
@@ -10394,7 +12657,7 @@
                 <w:b/>
                 <w:sz w:val="19"/>
               </w:rPr>
-              <w:t xml:space="preserve">Fast.</w:t>
+              <w:t xml:space="preserve">Undying.</w:t>
             </w:r>
             <w:r>
               <w:rPr>
@@ -10406,435 +12669,7 @@
               <w:rPr>
                 <w:sz w:val="19"/>
               </w:rPr>
-              <w:t xml:space="preserve">Acts first in the round, whatever the order.</w:t>
-            </w:r>
-          </w:p>
-        </w:tc>
-      </w:tr>
-      <w:tr>
-        <w:tc>
-          <w:tcPr/>
-          <w:p>
-            <w:pPr>
-              <w:pStyle w:val="Compact"/>
-              <w:jc w:val="left"/>
-            </w:pPr>
-            <w:r>
-              <w:rPr>
-                <w:b/>
-                <w:sz w:val="19"/>
-              </w:rPr>
-              <w:t xml:space="preserve">Range rider (hired muscle)</w:t>
-            </w:r>
-          </w:p>
-        </w:tc>
-        <w:tc>
-          <w:tcPr/>
-          <w:p>
-            <w:pPr>
-              <w:pStyle w:val="Compact"/>
-              <w:jc w:val="left"/>
-            </w:pPr>
-            <w:r>
-              <w:rPr>
-                <w:sz w:val="19"/>
-              </w:rPr>
-              <w:t xml:space="preserve">Brawling 13, Riding 13</w:t>
-            </w:r>
-          </w:p>
-        </w:tc>
-        <w:tc>
-          <w:tcPr/>
-          <w:p>
-            <w:pPr>
-              <w:pStyle w:val="Compact"/>
-              <w:jc w:val="left"/>
-            </w:pPr>
-            <w:r>
-              <w:rPr>
-                <w:sz w:val="19"/>
-              </w:rPr>
-              <w:t xml:space="preserve">9</w:t>
-            </w:r>
-          </w:p>
-        </w:tc>
-        <w:tc>
-          <w:tcPr/>
-          <w:p>
-            <w:pPr>
-              <w:pStyle w:val="Compact"/>
-              <w:jc w:val="left"/>
-            </w:pPr>
-            <w:r>
-              <w:rPr>
-                <w:sz w:val="19"/>
-              </w:rPr>
-              <w:t xml:space="preserve">3</w:t>
-            </w:r>
-          </w:p>
-        </w:tc>
-        <w:tc>
-          <w:tcPr/>
-          <w:p>
-            <w:pPr>
-              <w:pStyle w:val="Compact"/>
-              <w:jc w:val="left"/>
-            </w:pPr>
-            <w:r>
-              <w:rPr>
-                <w:sz w:val="19"/>
-              </w:rPr>
-              <w:t xml:space="preserve">Rifle, rope</w:t>
-            </w:r>
-          </w:p>
-        </w:tc>
-        <w:tc>
-          <w:tcPr/>
-          <w:p>
-            <w:pPr>
-              <w:pStyle w:val="Compact"/>
-              <w:jc w:val="left"/>
-            </w:pPr>
-            <w:r>
-              <w:rPr>
-                <w:bCs/>
-                <w:b/>
-                <w:sz w:val="19"/>
-              </w:rPr>
-              <w:t xml:space="preserve">Lasso.</w:t>
-            </w:r>
-            <w:r>
-              <w:rPr>
-                <w:sz w:val="19"/>
-              </w:rPr>
-              <w:t xml:space="preserve"> </w:t>
-            </w:r>
-            <w:r>
-              <w:rPr>
-                <w:sz w:val="19"/>
-              </w:rPr>
-              <w:t xml:space="preserve">A Riding hit drags the target down and loses them their next action.</w:t>
-            </w:r>
-          </w:p>
-        </w:tc>
-      </w:tr>
-      <w:tr>
-        <w:tc>
-          <w:tcPr/>
-          <w:p>
-            <w:pPr>
-              <w:pStyle w:val="Compact"/>
-              <w:jc w:val="left"/>
-            </w:pPr>
-            <w:r>
-              <w:rPr>
-                <w:b/>
-                <w:sz w:val="19"/>
-              </w:rPr>
-              <w:t xml:space="preserve">Card cheat</w:t>
-            </w:r>
-          </w:p>
-        </w:tc>
-        <w:tc>
-          <w:tcPr/>
-          <w:p>
-            <w:pPr>
-              <w:pStyle w:val="Compact"/>
-              <w:jc w:val="left"/>
-            </w:pPr>
-            <w:r>
-              <w:rPr>
-                <w:sz w:val="19"/>
-              </w:rPr>
-              <w:t xml:space="preserve">Deception 14, Shooting 10</w:t>
-            </w:r>
-          </w:p>
-        </w:tc>
-        <w:tc>
-          <w:tcPr/>
-          <w:p>
-            <w:pPr>
-              <w:pStyle w:val="Compact"/>
-              <w:jc w:val="left"/>
-            </w:pPr>
-            <w:r>
-              <w:rPr>
-                <w:sz w:val="19"/>
-              </w:rPr>
-              <w:t xml:space="preserve">8</w:t>
-            </w:r>
-          </w:p>
-        </w:tc>
-        <w:tc>
-          <w:tcPr/>
-          <w:p>
-            <w:pPr>
-              <w:pStyle w:val="Compact"/>
-              <w:jc w:val="left"/>
-            </w:pPr>
-            <w:r>
-              <w:rPr>
-                <w:sz w:val="19"/>
-              </w:rPr>
-              <w:t xml:space="preserve">2</w:t>
-            </w:r>
-          </w:p>
-        </w:tc>
-        <w:tc>
-          <w:tcPr/>
-          <w:p>
-            <w:pPr>
-              <w:pStyle w:val="Compact"/>
-              <w:jc w:val="left"/>
-            </w:pPr>
-            <w:r>
-              <w:rPr>
-                <w:sz w:val="19"/>
-              </w:rPr>
-              <w:t xml:space="preserve">Derringer</w:t>
-            </w:r>
-          </w:p>
-        </w:tc>
-        <w:tc>
-          <w:tcPr/>
-          <w:p>
-            <w:pPr>
-              <w:pStyle w:val="Compact"/>
-              <w:jc w:val="left"/>
-            </w:pPr>
-            <w:r>
-              <w:rPr>
-                <w:bCs/>
-                <w:b/>
-                <w:sz w:val="19"/>
-              </w:rPr>
-              <w:t xml:space="preserve">Sleight of hand.</w:t>
-            </w:r>
-            <w:r>
-              <w:rPr>
-                <w:sz w:val="19"/>
-              </w:rPr>
-              <w:t xml:space="preserve"> </w:t>
-            </w:r>
-            <w:r>
-              <w:rPr>
-                <w:sz w:val="19"/>
-              </w:rPr>
-              <w:t xml:space="preserve">Has a hidden derringer, and a friend in the room.</w:t>
-            </w:r>
-          </w:p>
-        </w:tc>
-      </w:tr>
-      <w:tr>
-        <w:tc>
-          <w:tcPr/>
-          <w:p>
-            <w:pPr>
-              <w:pStyle w:val="Compact"/>
-              <w:jc w:val="left"/>
-            </w:pPr>
-            <w:r>
-              <w:rPr>
-                <w:b/>
-                <w:sz w:val="19"/>
-              </w:rPr>
-              <w:t xml:space="preserve">Lynch mob (minor, many)</w:t>
-            </w:r>
-          </w:p>
-        </w:tc>
-        <w:tc>
-          <w:tcPr/>
-          <w:p>
-            <w:pPr>
-              <w:pStyle w:val="Compact"/>
-              <w:jc w:val="left"/>
-            </w:pPr>
-            <w:r>
-              <w:rPr>
-                <w:sz w:val="19"/>
-              </w:rPr>
-              <w:t xml:space="preserve">Brawling 10</w:t>
-            </w:r>
-          </w:p>
-        </w:tc>
-        <w:tc>
-          <w:tcPr/>
-          <w:p>
-            <w:pPr>
-              <w:pStyle w:val="Compact"/>
-              <w:jc w:val="left"/>
-            </w:pPr>
-            <w:r>
-              <w:rPr>
-                <w:sz w:val="19"/>
-              </w:rPr>
-              <w:t xml:space="preserve">6</w:t>
-            </w:r>
-          </w:p>
-        </w:tc>
-        <w:tc>
-          <w:tcPr/>
-          <w:p>
-            <w:pPr>
-              <w:pStyle w:val="Compact"/>
-              <w:jc w:val="left"/>
-            </w:pPr>
-            <w:r>
-              <w:rPr>
-                <w:sz w:val="19"/>
-              </w:rPr>
-              <w:t xml:space="preserve">1 each</w:t>
-            </w:r>
-          </w:p>
-        </w:tc>
-        <w:tc>
-          <w:tcPr/>
-          <w:p>
-            <w:pPr>
-              <w:pStyle w:val="Compact"/>
-              <w:jc w:val="left"/>
-            </w:pPr>
-            <w:r>
-              <w:rPr>
-                <w:sz w:val="19"/>
-              </w:rPr>
-              <w:t xml:space="preserve">Clubs, rope</w:t>
-            </w:r>
-          </w:p>
-        </w:tc>
-        <w:tc>
-          <w:tcPr/>
-          <w:p>
-            <w:pPr>
-              <w:pStyle w:val="Compact"/>
-              <w:jc w:val="left"/>
-            </w:pPr>
-            <w:r>
-              <w:rPr>
-                <w:bCs/>
-                <w:b/>
-                <w:sz w:val="19"/>
-              </w:rPr>
-              <w:t xml:space="preserve">Crowd.</w:t>
-            </w:r>
-            <w:r>
-              <w:rPr>
-                <w:sz w:val="19"/>
-              </w:rPr>
-              <w:t xml:space="preserve"> </w:t>
-            </w:r>
-            <w:r>
-              <w:rPr>
-                <w:sz w:val="19"/>
-              </w:rPr>
-              <w:t xml:space="preserve">A Persuasion contest against the leader can turn them; failure makes them worse.</w:t>
-            </w:r>
-          </w:p>
-        </w:tc>
-      </w:tr>
-      <w:tr>
-        <w:tc>
-          <w:tcPr/>
-          <w:p>
-            <w:pPr>
-              <w:pStyle w:val="Compact"/>
-              <w:jc w:val="left"/>
-            </w:pPr>
-            <w:r>
-              <w:rPr>
-                <w:b/>
-                <w:sz w:val="19"/>
-              </w:rPr>
-              <w:t xml:space="preserve">Grizzly bear</w:t>
-            </w:r>
-          </w:p>
-        </w:tc>
-        <w:tc>
-          <w:tcPr/>
-          <w:p>
-            <w:pPr>
-              <w:pStyle w:val="Compact"/>
-              <w:jc w:val="left"/>
-            </w:pPr>
-            <w:r>
-              <w:rPr>
-                <w:sz w:val="19"/>
-              </w:rPr>
-              <w:t xml:space="preserve">Brawling 14</w:t>
-            </w:r>
-          </w:p>
-        </w:tc>
-        <w:tc>
-          <w:tcPr/>
-          <w:p>
-            <w:pPr>
-              <w:pStyle w:val="Compact"/>
-              <w:jc w:val="left"/>
-            </w:pPr>
-            <w:r>
-              <w:rPr>
-                <w:sz w:val="19"/>
-              </w:rPr>
-              <w:t xml:space="preserve">6</w:t>
-            </w:r>
-          </w:p>
-        </w:tc>
-        <w:tc>
-          <w:tcPr/>
-          <w:p>
-            <w:pPr>
-              <w:pStyle w:val="Compact"/>
-              <w:jc w:val="left"/>
-            </w:pPr>
-            <w:r>
-              <w:rPr>
-                <w:sz w:val="19"/>
-              </w:rPr>
-              <w:t xml:space="preserve">4</w:t>
-            </w:r>
-          </w:p>
-        </w:tc>
-        <w:tc>
-          <w:tcPr/>
-          <w:p>
-            <w:pPr>
-              <w:pStyle w:val="Compact"/>
-              <w:jc w:val="left"/>
-            </w:pPr>
-            <w:r>
-              <w:rPr>
-                <w:sz w:val="19"/>
-              </w:rPr>
-              <w:t xml:space="preserve">Claws (2)</w:t>
-            </w:r>
-          </w:p>
-        </w:tc>
-        <w:tc>
-          <w:tcPr/>
-          <w:p>
-            <w:pPr>
-              <w:pStyle w:val="Compact"/>
-              <w:jc w:val="left"/>
-            </w:pPr>
-            <w:r>
-              <w:rPr>
-                <w:bCs/>
-                <w:b/>
-                <w:sz w:val="19"/>
-              </w:rPr>
-              <w:t xml:space="preserve">Huge.</w:t>
-            </w:r>
-            <w:r>
-              <w:rPr>
-                <w:sz w:val="19"/>
-              </w:rPr>
-              <w:t xml:space="preserve"> </w:t>
-            </w:r>
-            <w:r>
-              <w:rPr>
-                <w:sz w:val="19"/>
-              </w:rPr>
-              <w:t xml:space="preserve">Its hits mark 2 boxes; it ignores the Wounded penalty.</w:t>
+              <w:t xml:space="preserve">Rises at the next midnight unless its grave is salted and burned.</w:t>
             </w:r>
           </w:p>
         </w:tc>
@@ -10858,8 +12693,8 @@
         <w:t xml:space="preserve">For a tougher version, add +1 to its targets and one box; for a weaker one, subtract.</w:t>
       </w:r>
     </w:p>
-    <w:bookmarkEnd w:id="72"/>
-    <w:bookmarkStart w:id="79" w:name="ready-made-characters"/>
+    <w:bookmarkEnd w:id="75"/>
+    <w:bookmarkStart w:id="82" w:name="ready-made-characters"/>
     <w:p>
       <w:pPr>
         <w:pStyle w:val="Heading1"/>
@@ -10876,7 +12711,7 @@
         <w:t xml:space="preserve">Characters ready to play, for one-shots, new players, or a group in a hurry. Each follows the creation rules exactly, and their connections tie them together. In the creator, choose one from the ready-made list to open it and make it your own.</w:t>
       </w:r>
     </w:p>
-    <w:bookmarkStart w:id="73" w:name="ruth-calloway"/>
+    <w:bookmarkStart w:id="76" w:name="ruth-calloway"/>
     <w:p>
       <w:pPr>
         <w:pStyle w:val="Heading2"/>
@@ -10894,20 +12729,20 @@
           <w:iCs/>
           <w:i/>
         </w:rPr>
-        <w:t xml:space="preserve">Deputy U.S. Marshal, Marshal. Frontier-born (tier 0).</w:t>
-      </w:r>
-      <w:r>
-        <w:t xml:space="preserve"> </w:t>
-      </w:r>
-      <w:r>
-        <w:t xml:space="preserve">Wears the badge in three counties, and rides alone more often than she’d like.</w:t>
+        <w:t xml:space="preserve">Deputy U.S. Marshal, Marshal. Sighted (tier 1).</w:t>
+      </w:r>
+      <w:r>
+        <w:t xml:space="preserve"> </w:t>
+      </w:r>
+      <w:r>
+        <w:t xml:space="preserve">Wears the badge in three counties, and sees what’s under the faces of the men she arrests.</w:t>
       </w:r>
     </w:p>
     <w:p>
       <w:pPr>
         <w:numPr>
           <w:ilvl w:val="0"/>
-          <w:numId w:val="1012"/>
+          <w:numId w:val="1013"/>
         </w:numPr>
         <w:pStyle w:val="Compact"/>
       </w:pPr>
@@ -10922,7 +12757,7 @@
         <w:t xml:space="preserve"> </w:t>
       </w:r>
       <w:r>
-        <w:t xml:space="preserve">Body 12, Agility 13, Intellect 9, Presence 11, Will 11.</w:t>
+        <w:t xml:space="preserve">Body 12, Agility 13, Intellect 10, Presence 9, Will 11.</w:t>
       </w:r>
       <w:r>
         <w:t xml:space="preserve"> </w:t>
@@ -10945,7 +12780,7 @@
       <w:pPr>
         <w:numPr>
           <w:ilvl w:val="0"/>
-          <w:numId w:val="1012"/>
+          <w:numId w:val="1013"/>
         </w:numPr>
         <w:pStyle w:val="Compact"/>
       </w:pPr>
@@ -10960,14 +12795,14 @@
         <w:t xml:space="preserve"> </w:t>
       </w:r>
       <w:r>
-        <w:t xml:space="preserve">Shooting 16 (Specialty). Trained: Brawling 14, Riding 14, Athletics 13, Animal Handling 12, Leadership 12, Law 10, Read People 10, Survival 10, Tracking 10.</w:t>
+        <w:t xml:space="preserve">Shooting 16 (Specialty). Trained: Brawling 14, Riding 14, Athletics 13, Law 11, Occult 11, Read People 11, Survival 11, Tracking 11, Leadership 10.</w:t>
       </w:r>
     </w:p>
     <w:p>
       <w:pPr>
         <w:numPr>
           <w:ilvl w:val="0"/>
-          <w:numId w:val="1012"/>
+          <w:numId w:val="1013"/>
         </w:numPr>
         <w:pStyle w:val="Compact"/>
       </w:pPr>
@@ -10982,14 +12817,14 @@
         <w:t xml:space="preserve"> </w:t>
       </w:r>
       <w:r>
-        <w:t xml:space="preserve">+1 attribute point, Second advantage, Extra Grit; second advantage: Badge: Deputy U.S. Marshal.</w:t>
+        <w:t xml:space="preserve">Second advantage, Extra Grit; second advantage: Badge: Deputy U.S. Marshal.</w:t>
       </w:r>
     </w:p>
     <w:p>
       <w:pPr>
         <w:numPr>
           <w:ilvl w:val="0"/>
-          <w:numId w:val="1012"/>
+          <w:numId w:val="1013"/>
         </w:numPr>
         <w:pStyle w:val="Compact"/>
       </w:pPr>
@@ -11004,7 +12839,7 @@
         <w:t xml:space="preserve"> </w:t>
       </w:r>
       <w:r>
-        <w:t xml:space="preserve">Quick Draw.</w:t>
+        <w:t xml:space="preserve">Monster’s Eye (origin; companion: Haunted).</w:t>
       </w:r>
       <w:r>
         <w:t xml:space="preserve"> </w:t>
@@ -11027,7 +12862,7 @@
       <w:pPr>
         <w:numPr>
           <w:ilvl w:val="0"/>
-          <w:numId w:val="1012"/>
+          <w:numId w:val="1013"/>
         </w:numPr>
         <w:pStyle w:val="Compact"/>
       </w:pPr>
@@ -11036,7 +12871,7 @@
           <w:bCs/>
           <w:b/>
         </w:rPr>
-        <w:t xml:space="preserve">Why I ride:</w:t>
+        <w:t xml:space="preserve">Why I face the dark:</w:t>
       </w:r>
       <w:r>
         <w:t xml:space="preserve"> </w:t>
@@ -11061,8 +12896,8 @@
         <w:t xml:space="preserve">Isaiah Booker brought in the man who killed her father, alive, when he could have collected either way.</w:t>
       </w:r>
     </w:p>
-    <w:bookmarkEnd w:id="73"/>
-    <w:bookmarkStart w:id="74" w:name="dr.-elias-webb"/>
+    <w:bookmarkEnd w:id="76"/>
+    <w:bookmarkStart w:id="77" w:name="dr.-elias-webb"/>
     <w:p>
       <w:pPr>
         <w:pStyle w:val="Heading2"/>
@@ -11093,7 +12928,7 @@
       <w:pPr>
         <w:numPr>
           <w:ilvl w:val="0"/>
-          <w:numId w:val="1013"/>
+          <w:numId w:val="1014"/>
         </w:numPr>
         <w:pStyle w:val="Compact"/>
       </w:pPr>
@@ -11131,7 +12966,7 @@
       <w:pPr>
         <w:numPr>
           <w:ilvl w:val="0"/>
-          <w:numId w:val="1013"/>
+          <w:numId w:val="1014"/>
         </w:numPr>
         <w:pStyle w:val="Compact"/>
       </w:pPr>
@@ -11153,7 +12988,7 @@
       <w:pPr>
         <w:numPr>
           <w:ilvl w:val="0"/>
-          <w:numId w:val="1013"/>
+          <w:numId w:val="1014"/>
         </w:numPr>
         <w:pStyle w:val="Compact"/>
       </w:pPr>
@@ -11175,7 +13010,7 @@
       <w:pPr>
         <w:numPr>
           <w:ilvl w:val="0"/>
-          <w:numId w:val="1013"/>
+          <w:numId w:val="1014"/>
         </w:numPr>
         <w:pStyle w:val="Compact"/>
       </w:pPr>
@@ -11213,7 +13048,7 @@
       <w:pPr>
         <w:numPr>
           <w:ilvl w:val="0"/>
-          <w:numId w:val="1013"/>
+          <w:numId w:val="1014"/>
         </w:numPr>
         <w:pStyle w:val="Compact"/>
       </w:pPr>
@@ -11222,7 +13057,7 @@
           <w:bCs/>
           <w:b/>
         </w:rPr>
-        <w:t xml:space="preserve">Why I ride:</w:t>
+        <w:t xml:space="preserve">Why I face the dark:</w:t>
       </w:r>
       <w:r>
         <w:t xml:space="preserve"> </w:t>
@@ -11247,8 +13082,8 @@
         <w:t xml:space="preserve">Reverend Stone is the only one who knows why he left Philadelphia.</w:t>
       </w:r>
     </w:p>
-    <w:bookmarkEnd w:id="74"/>
-    <w:bookmarkStart w:id="75" w:name="tom-feeney"/>
+    <w:bookmarkEnd w:id="77"/>
+    <w:bookmarkStart w:id="78" w:name="tom-feeney"/>
     <w:p>
       <w:pPr>
         <w:pStyle w:val="Heading2"/>
@@ -11266,20 +13101,20 @@
           <w:iCs/>
           <w:i/>
         </w:rPr>
-        <w:t xml:space="preserve">Horse breaker, Wrangler. Immigrant (tier 0).</w:t>
-      </w:r>
-      <w:r>
-        <w:t xml:space="preserve"> </w:t>
-      </w:r>
-      <w:r>
-        <w:t xml:space="preserve">Came from County Clare with nothing, and can ride anything with four legs.</w:t>
+        <w:t xml:space="preserve">Horse breaker, Wrangler. Werewolf (tier 2).</w:t>
+      </w:r>
+      <w:r>
+        <w:t xml:space="preserve"> </w:t>
+      </w:r>
+      <w:r>
+        <w:t xml:space="preserve">Came from County Clare with nothing but a curse, and chains himself in the root cellar every full moon.</w:t>
       </w:r>
     </w:p>
     <w:p>
       <w:pPr>
         <w:numPr>
           <w:ilvl w:val="0"/>
-          <w:numId w:val="1014"/>
+          <w:numId w:val="1015"/>
         </w:numPr>
         <w:pStyle w:val="Compact"/>
       </w:pPr>
@@ -11294,7 +13129,7 @@
         <w:t xml:space="preserve"> </w:t>
       </w:r>
       <w:r>
-        <w:t xml:space="preserve">Body 12, Agility 12, Intellect 10, Presence 10, Will 11.</w:t>
+        <w:t xml:space="preserve">Body 13, Agility 13, Intellect 9, Presence 11, Will 9.</w:t>
       </w:r>
       <w:r>
         <w:t xml:space="preserve"> </w:t>
@@ -11310,14 +13145,30 @@
         <w:t xml:space="preserve"> </w:t>
       </w:r>
       <w:r>
-        <w:t xml:space="preserve">11.</w:t>
+        <w:t xml:space="preserve">12.</w:t>
+      </w:r>
+      <w:r>
+        <w:t xml:space="preserve"> </w:t>
+      </w:r>
+      <w:r>
+        <w:rPr>
+          <w:bCs/>
+          <w:b/>
+        </w:rPr>
+        <w:t xml:space="preserve">In monstrous form:</w:t>
+      </w:r>
+      <w:r>
+        <w:t xml:space="preserve"> </w:t>
+      </w:r>
+      <w:r>
+        <w:t xml:space="preserve">Body 15, Agility 14, Dodge 13.</w:t>
       </w:r>
     </w:p>
     <w:p>
       <w:pPr>
         <w:numPr>
           <w:ilvl w:val="0"/>
-          <w:numId w:val="1014"/>
+          <w:numId w:val="1015"/>
         </w:numPr>
         <w:pStyle w:val="Compact"/>
       </w:pPr>
@@ -11332,14 +13183,14 @@
         <w:t xml:space="preserve"> </w:t>
       </w:r>
       <w:r>
-        <w:t xml:space="preserve">Riding 15 (Specialty). Trained: Athletics 13, Brawling 13, Melee 13, Shooting 13, Stealth 13, Animal Handling 11, Gambling 11, Survival 11, Tinkering 11, Tracking 11.</w:t>
+        <w:t xml:space="preserve">Riding 16 (Specialty). Trained: Athletics 14, Brawling 14, Melee 14, Shooting 14, Stealth 14, Animal Handling 12, Gambling 10, Survival 10, Tinkering 10, Tracking 10.</w:t>
       </w:r>
     </w:p>
     <w:p>
       <w:pPr>
         <w:numPr>
           <w:ilvl w:val="0"/>
-          <w:numId w:val="1014"/>
+          <w:numId w:val="1015"/>
         </w:numPr>
         <w:pStyle w:val="Compact"/>
       </w:pPr>
@@ -11354,14 +13205,14 @@
         <w:t xml:space="preserve"> </w:t>
       </w:r>
       <w:r>
-        <w:t xml:space="preserve">Extra Trained skill, Extra Grit, A fine weapon or tool; a fine tool: Bramble, a mustang who’ll run all day (+2 Riding).</w:t>
+        <w:t xml:space="preserve">Extra Trained skill.</w:t>
       </w:r>
     </w:p>
     <w:p>
       <w:pPr>
         <w:numPr>
           <w:ilvl w:val="0"/>
-          <w:numId w:val="1014"/>
+          <w:numId w:val="1015"/>
         </w:numPr>
         <w:pStyle w:val="Compact"/>
       </w:pPr>
@@ -11376,7 +13227,7 @@
         <w:t xml:space="preserve"> </w:t>
       </w:r>
       <w:r>
-        <w:t xml:space="preserve">Hard Worker (background; companion: Family Abroad).</w:t>
+        <w:t xml:space="preserve">Wolf’s Nose (origin; companion: The Hunger).</w:t>
       </w:r>
       <w:r>
         <w:t xml:space="preserve"> </w:t>
@@ -11399,7 +13250,7 @@
       <w:pPr>
         <w:numPr>
           <w:ilvl w:val="0"/>
-          <w:numId w:val="1014"/>
+          <w:numId w:val="1015"/>
         </w:numPr>
         <w:pStyle w:val="Compact"/>
       </w:pPr>
@@ -11408,7 +13259,7 @@
           <w:bCs/>
           <w:b/>
         </w:rPr>
-        <w:t xml:space="preserve">Why I ride:</w:t>
+        <w:t xml:space="preserve">Why I face the dark:</w:t>
       </w:r>
       <w:r>
         <w:t xml:space="preserve"> </w:t>
@@ -11433,8 +13284,8 @@
         <w:t xml:space="preserve">Plays cards with Lucinda Marsh every Saturday, and loses.</w:t>
       </w:r>
     </w:p>
-    <w:bookmarkEnd w:id="75"/>
-    <w:bookmarkStart w:id="76" w:name="lucinda-marsh"/>
+    <w:bookmarkEnd w:id="78"/>
+    <w:bookmarkStart w:id="79" w:name="lucinda-marsh"/>
     <w:p>
       <w:pPr>
         <w:pStyle w:val="Heading2"/>
@@ -11452,20 +13303,20 @@
           <w:iCs/>
           <w:i/>
         </w:rPr>
-        <w:t xml:space="preserve">Professional gambler, Gambler. Drifter (tier 0); Old hand.</w:t>
-      </w:r>
-      <w:r>
-        <w:t xml:space="preserve"> </w:t>
-      </w:r>
-      <w:r>
-        <w:t xml:space="preserve">Has dealt faro in every boomtown from Deadwood to Tombstone, and remembers every face.</w:t>
+        <w:t xml:space="preserve">Professional gambler, Gambler. Practitioner (tier 2); Old hand.</w:t>
+      </w:r>
+      <w:r>
+        <w:t xml:space="preserve"> </w:t>
+      </w:r>
+      <w:r>
+        <w:t xml:space="preserve">Deals faro by night and reads the cards for anyone who’ll pay, and the cards are never wrong.</w:t>
       </w:r>
     </w:p>
     <w:p>
       <w:pPr>
         <w:numPr>
           <w:ilvl w:val="0"/>
-          <w:numId w:val="1015"/>
+          <w:numId w:val="1016"/>
         </w:numPr>
         <w:pStyle w:val="Compact"/>
       </w:pPr>
@@ -11480,7 +13331,7 @@
         <w:t xml:space="preserve"> </w:t>
       </w:r>
       <w:r>
-        <w:t xml:space="preserve">Body 10, Agility 11, Intellect 13, Presence 12, Will 10.</w:t>
+        <w:t xml:space="preserve">Body 9, Agility 10, Intellect 13, Presence 12, Will 11.</w:t>
       </w:r>
       <w:r>
         <w:t xml:space="preserve"> </w:t>
@@ -11496,14 +13347,14 @@
         <w:t xml:space="preserve"> </w:t>
       </w:r>
       <w:r>
-        <w:t xml:space="preserve">9.</w:t>
+        <w:t xml:space="preserve">8.</w:t>
       </w:r>
     </w:p>
     <w:p>
       <w:pPr>
         <w:numPr>
           <w:ilvl w:val="0"/>
-          <w:numId w:val="1015"/>
+          <w:numId w:val="1016"/>
         </w:numPr>
         <w:pStyle w:val="Compact"/>
       </w:pPr>
@@ -11518,14 +13369,14 @@
         <w:t xml:space="preserve"> </w:t>
       </w:r>
       <w:r>
-        <w:t xml:space="preserve">Gambling 18 (Expert). Trained: Investigation 14, Read People 14, Deception 13, Persuasion 13, Riding 12, Shooting 12, Stealth 12.</w:t>
+        <w:t xml:space="preserve">Gambling 18 (Expert). Trained: Investigation 14, Occult 14, Read People 14, Deception 13, Persuasion 13, Riding 11, Stealth 11.</w:t>
       </w:r>
     </w:p>
     <w:p>
       <w:pPr>
         <w:numPr>
           <w:ilvl w:val="0"/>
-          <w:numId w:val="1015"/>
+          <w:numId w:val="1016"/>
         </w:numPr>
         <w:pStyle w:val="Compact"/>
       </w:pPr>
@@ -11540,14 +13391,14 @@
         <w:t xml:space="preserve"> </w:t>
       </w:r>
       <w:r>
-        <w:t xml:space="preserve">+1 attribute point, Second advantage, A friend; second advantage: Card Sharp; a friend: Mae Lin, a faro dealer who hears everything said at her table.</w:t>
+        <w:t xml:space="preserve">A friend; a friend: Mae Lin, a faro dealer who hears everything said at her table.</w:t>
       </w:r>
     </w:p>
     <w:p>
       <w:pPr>
         <w:numPr>
           <w:ilvl w:val="0"/>
-          <w:numId w:val="1015"/>
+          <w:numId w:val="1016"/>
         </w:numPr>
         <w:pStyle w:val="Compact"/>
       </w:pPr>
@@ -11562,7 +13413,7 @@
         <w:t xml:space="preserve"> </w:t>
       </w:r>
       <w:r>
-        <w:t xml:space="preserve">Seen It All (background; companion: No Roots).</w:t>
+        <w:t xml:space="preserve">Cunning Folk (origin; companion: Old Superstitions).</w:t>
       </w:r>
       <w:r>
         <w:t xml:space="preserve"> </w:t>
@@ -11585,7 +13436,7 @@
       <w:pPr>
         <w:numPr>
           <w:ilvl w:val="0"/>
-          <w:numId w:val="1015"/>
+          <w:numId w:val="1016"/>
         </w:numPr>
         <w:pStyle w:val="Compact"/>
       </w:pPr>
@@ -11594,7 +13445,7 @@
           <w:bCs/>
           <w:b/>
         </w:rPr>
-        <w:t xml:space="preserve">Why I ride:</w:t>
+        <w:t xml:space="preserve">Why I face the dark:</w:t>
       </w:r>
       <w:r>
         <w:t xml:space="preserve"> </w:t>
@@ -11619,8 +13470,8 @@
         <w:t xml:space="preserve">Owes Ruth Calloway a favor for a warrant that went missing.</w:t>
       </w:r>
     </w:p>
-    <w:bookmarkEnd w:id="76"/>
-    <w:bookmarkStart w:id="77" w:name="isaiah-booker"/>
+    <w:bookmarkEnd w:id="79"/>
+    <w:bookmarkStart w:id="80" w:name="isaiah-booker"/>
     <w:p>
       <w:pPr>
         <w:pStyle w:val="Heading2"/>
@@ -11638,20 +13489,20 @@
           <w:iCs/>
           <w:i/>
         </w:rPr>
-        <w:t xml:space="preserve">Bounty hunter, Bounty Hunter. War Veteran (tier 0).</w:t>
-      </w:r>
-      <w:r>
-        <w:t xml:space="preserve"> </w:t>
-      </w:r>
-      <w:r>
-        <w:t xml:space="preserve">Fought with the colored troops in the war, and has brought in more wanted men than any hunter in the territory.</w:t>
+        <w:t xml:space="preserve">Bounty hunter, Bounty Hunter. Revenant (tier 2).</w:t>
+      </w:r>
+      <w:r>
+        <w:t xml:space="preserve"> </w:t>
+      </w:r>
+      <w:r>
+        <w:t xml:space="preserve">Shot in the back in ’69 by the gang he was hunting. He got up again, and he’s still hunting them.</w:t>
       </w:r>
     </w:p>
     <w:p>
       <w:pPr>
         <w:numPr>
           <w:ilvl w:val="0"/>
-          <w:numId w:val="1016"/>
+          <w:numId w:val="1017"/>
         </w:numPr>
         <w:pStyle w:val="Compact"/>
       </w:pPr>
@@ -11666,7 +13517,7 @@
         <w:t xml:space="preserve"> </w:t>
       </w:r>
       <w:r>
-        <w:t xml:space="preserve">Body 12, Agility 13, Intellect 11, Presence 9, Will 11.</w:t>
+        <w:t xml:space="preserve">Body 12, Agility 13, Intellect 11, Presence 8, Will 11.</w:t>
       </w:r>
       <w:r>
         <w:t xml:space="preserve"> </w:t>
@@ -11689,7 +13540,7 @@
       <w:pPr>
         <w:numPr>
           <w:ilvl w:val="0"/>
-          <w:numId w:val="1016"/>
+          <w:numId w:val="1017"/>
         </w:numPr>
         <w:pStyle w:val="Compact"/>
       </w:pPr>
@@ -11704,14 +13555,14 @@
         <w:t xml:space="preserve"> </w:t>
       </w:r>
       <w:r>
-        <w:t xml:space="preserve">Shooting 16 (Specialty). Trained: Brawling 14, Melee 14, Riding 14, Stealth 14, Athletics 13, Investigation 12, Law 12, Read People 12, Survival 12, Tracking 12.</w:t>
+        <w:t xml:space="preserve">Shooting 16 (Specialty). Trained: Brawling 14, Melee 14, Riding 14, Stealth 14, Athletics 13, Investigation 12, Read People 12, Survival 12, Tracking 12.</w:t>
       </w:r>
     </w:p>
     <w:p>
       <w:pPr>
         <w:numPr>
           <w:ilvl w:val="0"/>
-          <w:numId w:val="1016"/>
+          <w:numId w:val="1017"/>
         </w:numPr>
         <w:pStyle w:val="Compact"/>
       </w:pPr>
@@ -11726,14 +13577,14 @@
         <w:t xml:space="preserve"> </w:t>
       </w:r>
       <w:r>
-        <w:t xml:space="preserve">+1 attribute point, Extra Trained skill, A fine weapon or tool; a fine tool: a Sharps rifle with a telescopic sight (+2 Shooting).</w:t>
+        <w:t xml:space="preserve">A fine weapon or tool; a fine tool: a Sharps rifle with a telescopic sight (+2 Shooting).</w:t>
       </w:r>
     </w:p>
     <w:p>
       <w:pPr>
         <w:numPr>
           <w:ilvl w:val="0"/>
-          <w:numId w:val="1016"/>
+          <w:numId w:val="1017"/>
         </w:numPr>
         <w:pStyle w:val="Compact"/>
       </w:pPr>
@@ -11748,7 +13599,7 @@
         <w:t xml:space="preserve"> </w:t>
       </w:r>
       <w:r>
-        <w:t xml:space="preserve">Steady Under Fire (background; companion: Old War Wounds).</w:t>
+        <w:t xml:space="preserve">Unfeeling (origin; companion: Unfinished Business).</w:t>
       </w:r>
       <w:r>
         <w:t xml:space="preserve"> </w:t>
@@ -11771,7 +13622,7 @@
       <w:pPr>
         <w:numPr>
           <w:ilvl w:val="0"/>
-          <w:numId w:val="1016"/>
+          <w:numId w:val="1017"/>
         </w:numPr>
         <w:pStyle w:val="Compact"/>
       </w:pPr>
@@ -11780,13 +13631,13 @@
           <w:bCs/>
           <w:b/>
         </w:rPr>
-        <w:t xml:space="preserve">Why I ride:</w:t>
-      </w:r>
-      <w:r>
-        <w:t xml:space="preserve"> </w:t>
-      </w:r>
-      <w:r>
-        <w:t xml:space="preserve">Somebody has to stand up for the people who can’t.</w:t>
+        <w:t xml:space="preserve">Why I face the dark:</w:t>
+      </w:r>
+      <w:r>
+        <w:t xml:space="preserve"> </w:t>
+      </w:r>
+      <w:r>
+        <w:t xml:space="preserve">Someone did me wrong, and I mean to settle it.</w:t>
       </w:r>
       <w:r>
         <w:t xml:space="preserve"> </w:t>
@@ -11805,8 +13656,8 @@
         <w:t xml:space="preserve">Taught Tom Feeney to shoot straight, and still reminds him of it.</w:t>
       </w:r>
     </w:p>
-    <w:bookmarkEnd w:id="77"/>
-    <w:bookmarkStart w:id="78" w:name="rev.-abigail-stone"/>
+    <w:bookmarkEnd w:id="80"/>
+    <w:bookmarkStart w:id="81" w:name="rev.-abigail-stone"/>
     <w:p>
       <w:pPr>
         <w:pStyle w:val="Heading2"/>
@@ -11837,7 +13688,7 @@
       <w:pPr>
         <w:numPr>
           <w:ilvl w:val="0"/>
-          <w:numId w:val="1017"/>
+          <w:numId w:val="1018"/>
         </w:numPr>
         <w:pStyle w:val="Compact"/>
       </w:pPr>
@@ -11875,7 +13726,7 @@
       <w:pPr>
         <w:numPr>
           <w:ilvl w:val="0"/>
-          <w:numId w:val="1017"/>
+          <w:numId w:val="1018"/>
         </w:numPr>
         <w:pStyle w:val="Compact"/>
       </w:pPr>
@@ -11897,7 +13748,7 @@
       <w:pPr>
         <w:numPr>
           <w:ilvl w:val="0"/>
-          <w:numId w:val="1017"/>
+          <w:numId w:val="1018"/>
         </w:numPr>
         <w:pStyle w:val="Compact"/>
       </w:pPr>
@@ -11919,7 +13770,7 @@
       <w:pPr>
         <w:numPr>
           <w:ilvl w:val="0"/>
-          <w:numId w:val="1017"/>
+          <w:numId w:val="1018"/>
         </w:numPr>
         <w:pStyle w:val="Compact"/>
       </w:pPr>
@@ -11957,7 +13808,7 @@
       <w:pPr>
         <w:numPr>
           <w:ilvl w:val="0"/>
-          <w:numId w:val="1017"/>
+          <w:numId w:val="1018"/>
         </w:numPr>
         <w:pStyle w:val="Compact"/>
       </w:pPr>
@@ -11966,7 +13817,7 @@
           <w:bCs/>
           <w:b/>
         </w:rPr>
-        <w:t xml:space="preserve">Why I ride:</w:t>
+        <w:t xml:space="preserve">Why I face the dark:</w:t>
       </w:r>
       <w:r>
         <w:t xml:space="preserve"> </w:t>
@@ -11991,9 +13842,9 @@
         <w:t xml:space="preserve">Keeps Dr. Webb’s secret, and his whiskey hidden.</w:t>
       </w:r>
     </w:p>
-    <w:bookmarkEnd w:id="78"/>
-    <w:bookmarkEnd w:id="79"/>
-    <w:bookmarkStart w:id="80" w:name="advantages"/>
+    <w:bookmarkEnd w:id="81"/>
+    <w:bookmarkEnd w:id="82"/>
+    <w:bookmarkStart w:id="83" w:name="advantages"/>
     <w:p>
       <w:pPr>
         <w:pStyle w:val="Heading1"/>
@@ -12007,7 +13858,7 @@
         <w:pStyle w:val="FirstParagraph"/>
       </w:pPr>
       <w:r>
-        <w:t xml:space="preserve">Choose one advantage at character creation: a general advantage from this chapter, or a background advantage from the next. Each grants +2 only in the listed circumstances. An advantage does not grant training, authorize an impossible action, or replace essential gear. Use only one advantage bonus per roll.</w:t>
+        <w:t xml:space="preserve">Choose one advantage at character creation: a general advantage from this chapter, or an origin advantage from the next. Each grants +2 only in the listed circumstances. An advantage does not grant training, authorize an impossible action, or replace essential gear. Use only one advantage bonus per roll.</w:t>
       </w:r>
     </w:p>
     <w:tbl>
@@ -12035,7 +13886,7 @@
         </w:trPr>
         <w:tc>
           <w:tcPr>
-            <w:shd w:val="clear" w:fill="F1E6D2"/>
+            <w:shd w:val="clear" w:fill="E6E8E6"/>
           </w:tcPr>
           <w:p>
             <w:pPr>
@@ -12053,7 +13904,7 @@
         </w:tc>
         <w:tc>
           <w:tcPr>
-            <w:shd w:val="clear" w:fill="F1E6D2"/>
+            <w:shd w:val="clear" w:fill="E6E8E6"/>
           </w:tcPr>
           <w:p>
             <w:pPr>
@@ -12726,6 +14577,72 @@
                 <w:sz w:val="19"/>
               </w:rPr>
               <w:t xml:space="preserve">A commission from the Pinkerton National Detective Agency: carry arms on the job, work a client’s case across county and state lines, and draw on the agency’s offices and files (records, photographs and descriptions of wanted men). +2 to Investigation when using the agency’s records or contacts. You have no powers of arrest beyond any citizen’s unless local law deputizes you, and you answer to the client and the agency.</w:t>
+            </w:r>
+          </w:p>
+        </w:tc>
+      </w:tr>
+      <w:tr>
+        <w:tc>
+          <w:tcPr/>
+          <w:p>
+            <w:pPr>
+              <w:pStyle w:val="Compact"/>
+              <w:jc w:val="left"/>
+            </w:pPr>
+            <w:r>
+              <w:rPr>
+                <w:b/>
+                <w:sz w:val="19"/>
+              </w:rPr>
+              <w:t xml:space="preserve">Monster Hunter</w:t>
+            </w:r>
+          </w:p>
+        </w:tc>
+        <w:tc>
+          <w:tcPr/>
+          <w:p>
+            <w:pPr>
+              <w:pStyle w:val="Compact"/>
+              <w:jc w:val="left"/>
+            </w:pPr>
+            <w:r>
+              <w:rPr>
+                <w:sz w:val="19"/>
+              </w:rPr>
+              <w:t xml:space="preserve">+2 to Occult to identify a creature from what it left behind: tracks, wounds, a body.</w:t>
+            </w:r>
+          </w:p>
+        </w:tc>
+      </w:tr>
+      <w:tr>
+        <w:tc>
+          <w:tcPr/>
+          <w:p>
+            <w:pPr>
+              <w:pStyle w:val="Compact"/>
+              <w:jc w:val="left"/>
+            </w:pPr>
+            <w:r>
+              <w:rPr>
+                <w:b/>
+                <w:sz w:val="19"/>
+              </w:rPr>
+              <w:t xml:space="preserve">Unshaken Faith</w:t>
+            </w:r>
+          </w:p>
+        </w:tc>
+        <w:tc>
+          <w:tcPr/>
+          <w:p>
+            <w:pPr>
+              <w:pStyle w:val="Compact"/>
+              <w:jc w:val="left"/>
+            </w:pPr>
+            <w:r>
+              <w:rPr>
+                <w:sz w:val="19"/>
+              </w:rPr>
+              <w:t xml:space="preserve">+2 to Will against magic, possession and the undead’s influence.</w:t>
             </w:r>
           </w:p>
         </w:tc>
@@ -12749,14 +14666,14 @@
         <w:t xml:space="preserve">A badge is legal authority, not a magic word: outlaws and the powerful don’t always care about it, and it carries a duty. Your superiors can give you orders, and abusing the badge or failing in your duty can cost you it. Law callings (Marshal, Deputy) usually take one, as their advantage or as a second advantage Edge. A Pinkerton detective takes Pinkerton Credentials instead: the agency’s reach and files, but no badge.</w:t>
       </w:r>
     </w:p>
-    <w:bookmarkEnd w:id="80"/>
-    <w:bookmarkStart w:id="88" w:name="backgrounds"/>
+    <w:bookmarkEnd w:id="83"/>
+    <w:bookmarkStart w:id="99" w:name="origins"/>
     <w:p>
       <w:pPr>
         <w:pStyle w:val="Heading1"/>
       </w:pPr>
       <w:r>
-        <w:t xml:space="preserve">Backgrounds</w:t>
+        <w:t xml:space="preserve">Origins</w:t>
       </w:r>
     </w:p>
     <w:tbl>
@@ -12786,7 +14703,7 @@
         </w:trPr>
         <w:tc>
           <w:tcPr>
-            <w:shd w:val="clear" w:fill="F1E6D2"/>
+            <w:shd w:val="clear" w:fill="E6E8E6"/>
           </w:tcPr>
           <w:p>
             <w:pPr>
@@ -12798,13 +14715,13 @@
                 <w:b/>
                 <w:sz w:val="19"/>
               </w:rPr>
-              <w:t xml:space="preserve">Background</w:t>
+              <w:t xml:space="preserve">Origin</w:t>
             </w:r>
           </w:p>
         </w:tc>
         <w:tc>
           <w:tcPr>
-            <w:shd w:val="clear" w:fill="F1E6D2"/>
+            <w:shd w:val="clear" w:fill="E6E8E6"/>
           </w:tcPr>
           <w:p>
             <w:pPr>
@@ -12822,7 +14739,7 @@
         </w:tc>
         <w:tc>
           <w:tcPr>
-            <w:shd w:val="clear" w:fill="F1E6D2"/>
+            <w:shd w:val="clear" w:fill="E6E8E6"/>
           </w:tcPr>
           <w:p>
             <w:pPr>
@@ -12840,7 +14757,7 @@
         </w:tc>
         <w:tc>
           <w:tcPr>
-            <w:shd w:val="clear" w:fill="F1E6D2"/>
+            <w:shd w:val="clear" w:fill="E6E8E6"/>
           </w:tcPr>
           <w:p>
             <w:pPr>
@@ -13298,8 +15215,652 @@
           </w:p>
         </w:tc>
       </w:tr>
+      <w:tr>
+        <w:tc>
+          <w:tcPr/>
+          <w:p>
+            <w:pPr>
+              <w:pStyle w:val="Compact"/>
+              <w:jc w:val="left"/>
+            </w:pPr>
+            <w:r>
+              <w:rPr>
+                <w:b/>
+                <w:sz w:val="19"/>
+              </w:rPr>
+              <w:t xml:space="preserve">Sighted</w:t>
+            </w:r>
+          </w:p>
+        </w:tc>
+        <w:tc>
+          <w:tcPr/>
+          <w:p>
+            <w:pPr>
+              <w:pStyle w:val="Compact"/>
+              <w:jc w:val="left"/>
+            </w:pPr>
+            <w:r>
+              <w:rPr>
+                <w:sz w:val="19"/>
+              </w:rPr>
+              <w:t xml:space="preserve">1</w:t>
+            </w:r>
+          </w:p>
+        </w:tc>
+        <w:tc>
+          <w:tcPr/>
+          <w:p>
+            <w:pPr>
+              <w:pStyle w:val="Compact"/>
+              <w:jc w:val="left"/>
+            </w:pPr>
+            <w:r>
+              <w:rPr>
+                <w:sz w:val="19"/>
+              </w:rPr>
+              <w:t xml:space="preserve">2</w:t>
+            </w:r>
+          </w:p>
+        </w:tc>
+        <w:tc>
+          <w:tcPr/>
+          <w:p>
+            <w:pPr>
+              <w:pStyle w:val="Compact"/>
+              <w:jc w:val="left"/>
+            </w:pPr>
+            <w:r>
+              <w:rPr>
+                <w:sz w:val="19"/>
+              </w:rPr>
+              <w:t xml:space="preserve">Presence −1, Will +1</w:t>
+            </w:r>
+          </w:p>
+        </w:tc>
+      </w:tr>
+      <w:tr>
+        <w:tc>
+          <w:tcPr/>
+          <w:p>
+            <w:pPr>
+              <w:pStyle w:val="Compact"/>
+              <w:jc w:val="left"/>
+            </w:pPr>
+            <w:r>
+              <w:rPr>
+                <w:b/>
+                <w:sz w:val="19"/>
+              </w:rPr>
+              <w:t xml:space="preserve">Dhampir</w:t>
+            </w:r>
+          </w:p>
+        </w:tc>
+        <w:tc>
+          <w:tcPr/>
+          <w:p>
+            <w:pPr>
+              <w:pStyle w:val="Compact"/>
+              <w:jc w:val="left"/>
+            </w:pPr>
+            <w:r>
+              <w:rPr>
+                <w:sz w:val="19"/>
+              </w:rPr>
+              <w:t xml:space="preserve">2</w:t>
+            </w:r>
+          </w:p>
+        </w:tc>
+        <w:tc>
+          <w:tcPr/>
+          <w:p>
+            <w:pPr>
+              <w:pStyle w:val="Compact"/>
+              <w:jc w:val="left"/>
+            </w:pPr>
+            <w:r>
+              <w:rPr>
+                <w:sz w:val="19"/>
+              </w:rPr>
+              <w:t xml:space="preserve">1</w:t>
+            </w:r>
+          </w:p>
+        </w:tc>
+        <w:tc>
+          <w:tcPr/>
+          <w:p>
+            <w:pPr>
+              <w:pStyle w:val="Compact"/>
+              <w:jc w:val="left"/>
+            </w:pPr>
+            <w:r>
+              <w:rPr>
+                <w:sz w:val="19"/>
+              </w:rPr>
+              <w:t xml:space="preserve">Body −1, Agility +1, Presence +1, Will −1</w:t>
+            </w:r>
+          </w:p>
+        </w:tc>
+      </w:tr>
+      <w:tr>
+        <w:tc>
+          <w:tcPr/>
+          <w:p>
+            <w:pPr>
+              <w:pStyle w:val="Compact"/>
+              <w:jc w:val="left"/>
+            </w:pPr>
+            <w:r>
+              <w:rPr>
+                <w:b/>
+                <w:sz w:val="19"/>
+              </w:rPr>
+              <w:t xml:space="preserve">Practitioner</w:t>
+            </w:r>
+          </w:p>
+        </w:tc>
+        <w:tc>
+          <w:tcPr/>
+          <w:p>
+            <w:pPr>
+              <w:pStyle w:val="Compact"/>
+              <w:jc w:val="left"/>
+            </w:pPr>
+            <w:r>
+              <w:rPr>
+                <w:sz w:val="19"/>
+              </w:rPr>
+              <w:t xml:space="preserve">2</w:t>
+            </w:r>
+          </w:p>
+        </w:tc>
+        <w:tc>
+          <w:tcPr/>
+          <w:p>
+            <w:pPr>
+              <w:pStyle w:val="Compact"/>
+              <w:jc w:val="left"/>
+            </w:pPr>
+            <w:r>
+              <w:rPr>
+                <w:sz w:val="19"/>
+              </w:rPr>
+              <w:t xml:space="preserve">1</w:t>
+            </w:r>
+          </w:p>
+        </w:tc>
+        <w:tc>
+          <w:tcPr/>
+          <w:p>
+            <w:pPr>
+              <w:pStyle w:val="Compact"/>
+              <w:jc w:val="left"/>
+            </w:pPr>
+            <w:r>
+              <w:rPr>
+                <w:sz w:val="19"/>
+              </w:rPr>
+              <w:t xml:space="preserve">Body −1, Intellect +1, Presence −1, Will +1</w:t>
+            </w:r>
+          </w:p>
+        </w:tc>
+      </w:tr>
+      <w:tr>
+        <w:tc>
+          <w:tcPr/>
+          <w:p>
+            <w:pPr>
+              <w:pStyle w:val="Compact"/>
+              <w:jc w:val="left"/>
+            </w:pPr>
+            <w:r>
+              <w:rPr>
+                <w:b/>
+                <w:sz w:val="19"/>
+              </w:rPr>
+              <w:t xml:space="preserve">Revenant</w:t>
+            </w:r>
+          </w:p>
+        </w:tc>
+        <w:tc>
+          <w:tcPr/>
+          <w:p>
+            <w:pPr>
+              <w:pStyle w:val="Compact"/>
+              <w:jc w:val="left"/>
+            </w:pPr>
+            <w:r>
+              <w:rPr>
+                <w:sz w:val="19"/>
+              </w:rPr>
+              <w:t xml:space="preserve">2</w:t>
+            </w:r>
+          </w:p>
+        </w:tc>
+        <w:tc>
+          <w:tcPr/>
+          <w:p>
+            <w:pPr>
+              <w:pStyle w:val="Compact"/>
+              <w:jc w:val="left"/>
+            </w:pPr>
+            <w:r>
+              <w:rPr>
+                <w:sz w:val="19"/>
+              </w:rPr>
+              <w:t xml:space="preserve">1</w:t>
+            </w:r>
+          </w:p>
+        </w:tc>
+        <w:tc>
+          <w:tcPr/>
+          <w:p>
+            <w:pPr>
+              <w:pStyle w:val="Compact"/>
+              <w:jc w:val="left"/>
+            </w:pPr>
+            <w:r>
+              <w:rPr>
+                <w:sz w:val="19"/>
+              </w:rPr>
+              <w:t xml:space="preserve">Body +1, Presence −2, Will +1</w:t>
+            </w:r>
+          </w:p>
+        </w:tc>
+      </w:tr>
+      <w:tr>
+        <w:tc>
+          <w:tcPr/>
+          <w:p>
+            <w:pPr>
+              <w:pStyle w:val="Compact"/>
+              <w:jc w:val="left"/>
+            </w:pPr>
+            <w:r>
+              <w:rPr>
+                <w:b/>
+                <w:sz w:val="19"/>
+              </w:rPr>
+              <w:t xml:space="preserve">Werewolf</w:t>
+            </w:r>
+          </w:p>
+        </w:tc>
+        <w:tc>
+          <w:tcPr/>
+          <w:p>
+            <w:pPr>
+              <w:pStyle w:val="Compact"/>
+              <w:jc w:val="left"/>
+            </w:pPr>
+            <w:r>
+              <w:rPr>
+                <w:sz w:val="19"/>
+              </w:rPr>
+              <w:t xml:space="preserve">2</w:t>
+            </w:r>
+          </w:p>
+        </w:tc>
+        <w:tc>
+          <w:tcPr/>
+          <w:p>
+            <w:pPr>
+              <w:pStyle w:val="Compact"/>
+              <w:jc w:val="left"/>
+            </w:pPr>
+            <w:r>
+              <w:rPr>
+                <w:sz w:val="19"/>
+              </w:rPr>
+              <w:t xml:space="preserve">1</w:t>
+            </w:r>
+          </w:p>
+        </w:tc>
+        <w:tc>
+          <w:tcPr/>
+          <w:p>
+            <w:pPr>
+              <w:pStyle w:val="Compact"/>
+              <w:jc w:val="left"/>
+            </w:pPr>
+            <w:r>
+              <w:rPr>
+                <w:sz w:val="19"/>
+              </w:rPr>
+              <w:t xml:space="preserve">Body +1, Agility +1, Intellect −1, Will −1</w:t>
+            </w:r>
+          </w:p>
+        </w:tc>
+      </w:tr>
+      <w:tr>
+        <w:tc>
+          <w:tcPr/>
+          <w:p>
+            <w:pPr>
+              <w:pStyle w:val="Compact"/>
+              <w:jc w:val="left"/>
+            </w:pPr>
+            <w:r>
+              <w:rPr>
+                <w:b/>
+                <w:sz w:val="19"/>
+              </w:rPr>
+              <w:t xml:space="preserve">Pact-Bound</w:t>
+            </w:r>
+          </w:p>
+        </w:tc>
+        <w:tc>
+          <w:tcPr/>
+          <w:p>
+            <w:pPr>
+              <w:pStyle w:val="Compact"/>
+              <w:jc w:val="left"/>
+            </w:pPr>
+            <w:r>
+              <w:rPr>
+                <w:sz w:val="19"/>
+              </w:rPr>
+              <w:t xml:space="preserve">3</w:t>
+            </w:r>
+          </w:p>
+        </w:tc>
+        <w:tc>
+          <w:tcPr/>
+          <w:p>
+            <w:pPr>
+              <w:pStyle w:val="Compact"/>
+              <w:jc w:val="left"/>
+            </w:pPr>
+            <w:r>
+              <w:rPr>
+                <w:sz w:val="19"/>
+              </w:rPr>
+              <w:t xml:space="preserve">0</w:t>
+            </w:r>
+          </w:p>
+        </w:tc>
+        <w:tc>
+          <w:tcPr/>
+          <w:p>
+            <w:pPr>
+              <w:pStyle w:val="Compact"/>
+              <w:jc w:val="left"/>
+            </w:pPr>
+            <w:r>
+              <w:rPr>
+                <w:sz w:val="19"/>
+              </w:rPr>
+              <w:t xml:space="preserve">Body −2, Agility −1, Presence +1, Will +2</w:t>
+            </w:r>
+          </w:p>
+        </w:tc>
+      </w:tr>
+      <w:tr>
+        <w:tc>
+          <w:tcPr/>
+          <w:p>
+            <w:pPr>
+              <w:pStyle w:val="Compact"/>
+              <w:jc w:val="left"/>
+            </w:pPr>
+            <w:r>
+              <w:rPr>
+                <w:b/>
+                <w:sz w:val="19"/>
+              </w:rPr>
+              <w:t xml:space="preserve">Vampire (horror)</w:t>
+            </w:r>
+          </w:p>
+        </w:tc>
+        <w:tc>
+          <w:tcPr/>
+          <w:p>
+            <w:pPr>
+              <w:pStyle w:val="Compact"/>
+              <w:jc w:val="left"/>
+            </w:pPr>
+            <w:r>
+              <w:rPr>
+                <w:sz w:val="19"/>
+              </w:rPr>
+              <w:t xml:space="preserve">3</w:t>
+            </w:r>
+          </w:p>
+        </w:tc>
+        <w:tc>
+          <w:tcPr/>
+          <w:p>
+            <w:pPr>
+              <w:pStyle w:val="Compact"/>
+              <w:jc w:val="left"/>
+            </w:pPr>
+            <w:r>
+              <w:rPr>
+                <w:sz w:val="19"/>
+              </w:rPr>
+              <w:t xml:space="preserve">0</w:t>
+            </w:r>
+          </w:p>
+        </w:tc>
+        <w:tc>
+          <w:tcPr/>
+          <w:p>
+            <w:pPr>
+              <w:pStyle w:val="Compact"/>
+              <w:jc w:val="left"/>
+            </w:pPr>
+            <w:r>
+              <w:rPr>
+                <w:sz w:val="19"/>
+              </w:rPr>
+              <w:t xml:space="preserve">Body −1, Agility +1, Presence +2, Will −2</w:t>
+            </w:r>
+          </w:p>
+        </w:tc>
+      </w:tr>
     </w:tbl>
-    <w:bookmarkStart w:id="81" w:name="city-bred"/>
+    <w:bookmarkStart w:id="84" w:name="shared-rules"/>
+    <w:p>
+      <w:pPr>
+        <w:pStyle w:val="Heading2"/>
+      </w:pPr>
+      <w:r>
+        <w:t xml:space="preserve">Shared rules</w:t>
+      </w:r>
+    </w:p>
+    <w:tbl>
+      <w:tblPr>
+        <w:tblStyle w:val="Table"/>
+        <w:tblW w:type="pct" w:w="5000"/>
+        <w:tblLook w:firstRow="1" w:lastRow="0" w:firstColumn="0" w:lastColumn="0" w:noHBand="0" w:noVBand="0" w:val="0020"/>
+        <w:jc w:val="start"/>
+        <w:tblBorders>
+          <w:top w:val="single" w:sz="4" w:color="B8C2D3"/>
+          <w:left w:val="single" w:sz="4" w:color="B8C2D3"/>
+          <w:bottom w:val="single" w:sz="4" w:color="B8C2D3"/>
+          <w:right w:val="single" w:sz="4" w:color="B8C2D3"/>
+          <w:insideH w:val="single" w:sz="4" w:color="B8C2D3"/>
+          <w:insideV w:val="single" w:sz="4" w:color="B8C2D3"/>
+        </w:tblBorders>
+      </w:tblPr>
+      <w:tblGrid>
+        <w:gridCol w:w="3960"/>
+        <w:gridCol w:w="3960"/>
+      </w:tblGrid>
+      <w:tr>
+        <w:trPr>
+          <w:tblHeader w:val="true"/>
+        </w:trPr>
+        <w:tc>
+          <w:tcPr>
+            <w:shd w:val="clear" w:fill="E6E8E6"/>
+          </w:tcPr>
+          <w:p>
+            <w:pPr>
+              <w:pStyle w:val="Compact"/>
+              <w:jc w:val="left"/>
+            </w:pPr>
+            <w:r>
+              <w:rPr>
+                <w:b/>
+                <w:sz w:val="19"/>
+              </w:rPr>
+              <w:t xml:space="preserve">Rule</w:t>
+            </w:r>
+          </w:p>
+        </w:tc>
+        <w:tc>
+          <w:tcPr>
+            <w:shd w:val="clear" w:fill="E6E8E6"/>
+          </w:tcPr>
+          <w:p>
+            <w:pPr>
+              <w:pStyle w:val="Compact"/>
+              <w:jc w:val="left"/>
+            </w:pPr>
+            <w:r>
+              <w:rPr>
+                <w:b/>
+                <w:sz w:val="19"/>
+              </w:rPr>
+              <w:t xml:space="preserve">What it means</w:t>
+            </w:r>
+          </w:p>
+        </w:tc>
+      </w:tr>
+      <w:tr>
+        <w:tc>
+          <w:tcPr/>
+          <w:p>
+            <w:pPr>
+              <w:pStyle w:val="Compact"/>
+              <w:jc w:val="left"/>
+            </w:pPr>
+            <w:r>
+              <w:rPr>
+                <w:b/>
+                <w:sz w:val="19"/>
+              </w:rPr>
+              <w:t xml:space="preserve">Changing</w:t>
+            </w:r>
+          </w:p>
+        </w:tc>
+        <w:tc>
+          <w:tcPr/>
+          <w:p>
+            <w:pPr>
+              <w:pStyle w:val="Compact"/>
+              <w:jc w:val="left"/>
+            </w:pPr>
+            <w:r>
+              <w:rPr>
+                <w:sz w:val="19"/>
+              </w:rPr>
+              <w:t xml:space="preserve">A free action, in or out, except when the moon or the hunger forces it.</w:t>
+            </w:r>
+          </w:p>
+        </w:tc>
+      </w:tr>
+      <w:tr>
+        <w:tc>
+          <w:tcPr/>
+          <w:p>
+            <w:pPr>
+              <w:pStyle w:val="Compact"/>
+              <w:jc w:val="left"/>
+            </w:pPr>
+            <w:r>
+              <w:rPr>
+                <w:b/>
+                <w:sz w:val="19"/>
+              </w:rPr>
+              <w:t xml:space="preserve">Losing control</w:t>
+            </w:r>
+          </w:p>
+        </w:tc>
+        <w:tc>
+          <w:tcPr/>
+          <w:p>
+            <w:pPr>
+              <w:pStyle w:val="Compact"/>
+              <w:jc w:val="left"/>
+            </w:pPr>
+            <w:r>
+              <w:rPr>
+                <w:sz w:val="19"/>
+              </w:rPr>
+              <w:t xml:space="preserve">Fury, terror or pain can force a change: when it matters, the GM calls for a Will roll.</w:t>
+            </w:r>
+          </w:p>
+        </w:tc>
+      </w:tr>
+      <w:tr>
+        <w:tc>
+          <w:tcPr/>
+          <w:p>
+            <w:pPr>
+              <w:pStyle w:val="Compact"/>
+              <w:jc w:val="left"/>
+            </w:pPr>
+            <w:r>
+              <w:rPr>
+                <w:b/>
+                <w:sz w:val="19"/>
+              </w:rPr>
+              <w:t xml:space="preserve">Monstrous form</w:t>
+            </w:r>
+          </w:p>
+        </w:tc>
+        <w:tc>
+          <w:tcPr/>
+          <w:p>
+            <w:pPr>
+              <w:pStyle w:val="Compact"/>
+              <w:jc w:val="left"/>
+            </w:pPr>
+            <w:r>
+              <w:rPr>
+                <w:sz w:val="19"/>
+              </w:rPr>
+              <w:t xml:space="preserve">While changed, your form’s attribute bonuses apply to rolls on those attributes and their skills, even above the starting maximum; its traits and drawbacks apply too.</w:t>
+            </w:r>
+          </w:p>
+        </w:tc>
+      </w:tr>
+      <w:tr>
+        <w:tc>
+          <w:tcPr/>
+          <w:p>
+            <w:pPr>
+              <w:pStyle w:val="Compact"/>
+              <w:jc w:val="left"/>
+            </w:pPr>
+            <w:r>
+              <w:rPr>
+                <w:b/>
+                <w:sz w:val="19"/>
+              </w:rPr>
+              <w:t xml:space="preserve">Seen</w:t>
+            </w:r>
+          </w:p>
+        </w:tc>
+        <w:tc>
+          <w:tcPr/>
+          <w:p>
+            <w:pPr>
+              <w:pStyle w:val="Compact"/>
+              <w:jc w:val="left"/>
+            </w:pPr>
+            <w:r>
+              <w:rPr>
+                <w:sz w:val="19"/>
+              </w:rPr>
+              <w:t xml:space="preserve">A monstrous form seen by townsfolk marks a box of Whispers.</w:t>
+            </w:r>
+          </w:p>
+        </w:tc>
+      </w:tr>
+    </w:tbl>
+    <w:bookmarkEnd w:id="84"/>
+    <w:bookmarkStart w:id="85" w:name="city-bred"/>
     <w:p>
       <w:pPr>
         <w:pStyle w:val="Heading2"/>
@@ -13372,7 +15933,7 @@
         </w:trPr>
         <w:tc>
           <w:tcPr>
-            <w:shd w:val="clear" w:fill="F1E6D2"/>
+            <w:shd w:val="clear" w:fill="E6E8E6"/>
           </w:tcPr>
           <w:p>
             <w:pPr>
@@ -13390,7 +15951,7 @@
         </w:tc>
         <w:tc>
           <w:tcPr>
-            <w:shd w:val="clear" w:fill="F1E6D2"/>
+            <w:shd w:val="clear" w:fill="E6E8E6"/>
           </w:tcPr>
           <w:p>
             <w:pPr>
@@ -13408,7 +15969,7 @@
         </w:tc>
         <w:tc>
           <w:tcPr>
-            <w:shd w:val="clear" w:fill="F1E6D2"/>
+            <w:shd w:val="clear" w:fill="E6E8E6"/>
           </w:tcPr>
           <w:p>
             <w:pPr>
@@ -13550,8 +16111,8 @@
         </w:tc>
       </w:tr>
     </w:tbl>
-    <w:bookmarkEnd w:id="81"/>
-    <w:bookmarkStart w:id="82" w:name="drifter"/>
+    <w:bookmarkEnd w:id="85"/>
+    <w:bookmarkStart w:id="86" w:name="drifter"/>
     <w:p>
       <w:pPr>
         <w:pStyle w:val="Heading2"/>
@@ -13624,7 +16185,7 @@
         </w:trPr>
         <w:tc>
           <w:tcPr>
-            <w:shd w:val="clear" w:fill="F1E6D2"/>
+            <w:shd w:val="clear" w:fill="E6E8E6"/>
           </w:tcPr>
           <w:p>
             <w:pPr>
@@ -13642,7 +16203,7 @@
         </w:tc>
         <w:tc>
           <w:tcPr>
-            <w:shd w:val="clear" w:fill="F1E6D2"/>
+            <w:shd w:val="clear" w:fill="E6E8E6"/>
           </w:tcPr>
           <w:p>
             <w:pPr>
@@ -13660,7 +16221,7 @@
         </w:tc>
         <w:tc>
           <w:tcPr>
-            <w:shd w:val="clear" w:fill="F1E6D2"/>
+            <w:shd w:val="clear" w:fill="E6E8E6"/>
           </w:tcPr>
           <w:p>
             <w:pPr>
@@ -13802,8 +16363,8 @@
         </w:tc>
       </w:tr>
     </w:tbl>
-    <w:bookmarkEnd w:id="82"/>
-    <w:bookmarkStart w:id="83" w:name="frontier-born"/>
+    <w:bookmarkEnd w:id="86"/>
+    <w:bookmarkStart w:id="87" w:name="frontier-born"/>
     <w:p>
       <w:pPr>
         <w:pStyle w:val="Heading2"/>
@@ -13876,7 +16437,7 @@
         </w:trPr>
         <w:tc>
           <w:tcPr>
-            <w:shd w:val="clear" w:fill="F1E6D2"/>
+            <w:shd w:val="clear" w:fill="E6E8E6"/>
           </w:tcPr>
           <w:p>
             <w:pPr>
@@ -13894,7 +16455,7 @@
         </w:tc>
         <w:tc>
           <w:tcPr>
-            <w:shd w:val="clear" w:fill="F1E6D2"/>
+            <w:shd w:val="clear" w:fill="E6E8E6"/>
           </w:tcPr>
           <w:p>
             <w:pPr>
@@ -13912,7 +16473,7 @@
         </w:tc>
         <w:tc>
           <w:tcPr>
-            <w:shd w:val="clear" w:fill="F1E6D2"/>
+            <w:shd w:val="clear" w:fill="E6E8E6"/>
           </w:tcPr>
           <w:p>
             <w:pPr>
@@ -14054,8 +16615,8 @@
         </w:tc>
       </w:tr>
     </w:tbl>
-    <w:bookmarkEnd w:id="83"/>
-    <w:bookmarkStart w:id="84" w:name="immigrant"/>
+    <w:bookmarkEnd w:id="87"/>
+    <w:bookmarkStart w:id="88" w:name="immigrant"/>
     <w:p>
       <w:pPr>
         <w:pStyle w:val="Heading2"/>
@@ -14128,7 +16689,7 @@
         </w:trPr>
         <w:tc>
           <w:tcPr>
-            <w:shd w:val="clear" w:fill="F1E6D2"/>
+            <w:shd w:val="clear" w:fill="E6E8E6"/>
           </w:tcPr>
           <w:p>
             <w:pPr>
@@ -14146,7 +16707,7 @@
         </w:tc>
         <w:tc>
           <w:tcPr>
-            <w:shd w:val="clear" w:fill="F1E6D2"/>
+            <w:shd w:val="clear" w:fill="E6E8E6"/>
           </w:tcPr>
           <w:p>
             <w:pPr>
@@ -14164,7 +16725,7 @@
         </w:tc>
         <w:tc>
           <w:tcPr>
-            <w:shd w:val="clear" w:fill="F1E6D2"/>
+            <w:shd w:val="clear" w:fill="E6E8E6"/>
           </w:tcPr>
           <w:p>
             <w:pPr>
@@ -14306,8 +16867,8 @@
         </w:tc>
       </w:tr>
     </w:tbl>
-    <w:bookmarkEnd w:id="84"/>
-    <w:bookmarkStart w:id="85" w:name="old-money"/>
+    <w:bookmarkEnd w:id="88"/>
+    <w:bookmarkStart w:id="89" w:name="old-money"/>
     <w:p>
       <w:pPr>
         <w:pStyle w:val="Heading2"/>
@@ -14380,7 +16941,7 @@
         </w:trPr>
         <w:tc>
           <w:tcPr>
-            <w:shd w:val="clear" w:fill="F1E6D2"/>
+            <w:shd w:val="clear" w:fill="E6E8E6"/>
           </w:tcPr>
           <w:p>
             <w:pPr>
@@ -14398,7 +16959,7 @@
         </w:tc>
         <w:tc>
           <w:tcPr>
-            <w:shd w:val="clear" w:fill="F1E6D2"/>
+            <w:shd w:val="clear" w:fill="E6E8E6"/>
           </w:tcPr>
           <w:p>
             <w:pPr>
@@ -14416,7 +16977,7 @@
         </w:tc>
         <w:tc>
           <w:tcPr>
-            <w:shd w:val="clear" w:fill="F1E6D2"/>
+            <w:shd w:val="clear" w:fill="E6E8E6"/>
           </w:tcPr>
           <w:p>
             <w:pPr>
@@ -14558,8 +17119,8 @@
         </w:tc>
       </w:tr>
     </w:tbl>
-    <w:bookmarkEnd w:id="85"/>
-    <w:bookmarkStart w:id="86" w:name="railroad-hand"/>
+    <w:bookmarkEnd w:id="89"/>
+    <w:bookmarkStart w:id="90" w:name="railroad-hand"/>
     <w:p>
       <w:pPr>
         <w:pStyle w:val="Heading2"/>
@@ -14632,7 +17193,7 @@
         </w:trPr>
         <w:tc>
           <w:tcPr>
-            <w:shd w:val="clear" w:fill="F1E6D2"/>
+            <w:shd w:val="clear" w:fill="E6E8E6"/>
           </w:tcPr>
           <w:p>
             <w:pPr>
@@ -14650,7 +17211,7 @@
         </w:tc>
         <w:tc>
           <w:tcPr>
-            <w:shd w:val="clear" w:fill="F1E6D2"/>
+            <w:shd w:val="clear" w:fill="E6E8E6"/>
           </w:tcPr>
           <w:p>
             <w:pPr>
@@ -14668,7 +17229,7 @@
         </w:tc>
         <w:tc>
           <w:tcPr>
-            <w:shd w:val="clear" w:fill="F1E6D2"/>
+            <w:shd w:val="clear" w:fill="E6E8E6"/>
           </w:tcPr>
           <w:p>
             <w:pPr>
@@ -14810,8 +17371,8 @@
         </w:tc>
       </w:tr>
     </w:tbl>
-    <w:bookmarkEnd w:id="86"/>
-    <w:bookmarkStart w:id="87" w:name="war-veteran"/>
+    <w:bookmarkEnd w:id="90"/>
+    <w:bookmarkStart w:id="91" w:name="war-veteran"/>
     <w:p>
       <w:pPr>
         <w:pStyle w:val="Heading2"/>
@@ -14884,7 +17445,7 @@
         </w:trPr>
         <w:tc>
           <w:tcPr>
-            <w:shd w:val="clear" w:fill="F1E6D2"/>
+            <w:shd w:val="clear" w:fill="E6E8E6"/>
           </w:tcPr>
           <w:p>
             <w:pPr>
@@ -14902,7 +17463,7 @@
         </w:tc>
         <w:tc>
           <w:tcPr>
-            <w:shd w:val="clear" w:fill="F1E6D2"/>
+            <w:shd w:val="clear" w:fill="E6E8E6"/>
           </w:tcPr>
           <w:p>
             <w:pPr>
@@ -14920,7 +17481,7 @@
         </w:tc>
         <w:tc>
           <w:tcPr>
-            <w:shd w:val="clear" w:fill="F1E6D2"/>
+            <w:shd w:val="clear" w:fill="E6E8E6"/>
           </w:tcPr>
           <w:p>
             <w:pPr>
@@ -15062,9 +17623,2475 @@
         </w:tc>
       </w:tr>
     </w:tbl>
-    <w:bookmarkEnd w:id="87"/>
-    <w:bookmarkEnd w:id="88"/>
-    <w:bookmarkStart w:id="89" w:name="complications"/>
+    <w:bookmarkEnd w:id="91"/>
+    <w:bookmarkStart w:id="92" w:name="sighted"/>
+    <w:p>
+      <w:pPr>
+        <w:pStyle w:val="Heading2"/>
+      </w:pPr>
+      <w:r>
+        <w:t xml:space="preserve">Sighted</w:t>
+      </w:r>
+    </w:p>
+    <w:p>
+      <w:pPr>
+        <w:pStyle w:val="FirstParagraph"/>
+      </w:pPr>
+      <w:r>
+        <w:rPr>
+          <w:iCs/>
+          <w:i/>
+        </w:rPr>
+        <w:t xml:space="preserve">Tier 1 · 2 Edges · Presence −1, Will +1</w:t>
+      </w:r>
+    </w:p>
+    <w:p>
+      <w:pPr>
+        <w:pStyle w:val="BodyText"/>
+      </w:pPr>
+      <w:r>
+        <w:t xml:space="preserve">Born with the second sight. You see ghosts, the true faces of monsters wearing human ones, and magic at work. Most people think you strange; monsters think you dangerous.</w:t>
+      </w:r>
+    </w:p>
+    <w:p>
+      <w:pPr>
+        <w:pStyle w:val="BodyText"/>
+      </w:pPr>
+      <w:r>
+        <w:rPr>
+          <w:bCs/>
+          <w:b/>
+        </w:rPr>
+        <w:t xml:space="preserve">Origin rules:</w:t>
+      </w:r>
+    </w:p>
+    <w:p>
+      <w:pPr>
+        <w:numPr>
+          <w:ilvl w:val="0"/>
+          <w:numId w:val="1019"/>
+        </w:numPr>
+        <w:pStyle w:val="Compact"/>
+      </w:pPr>
+      <w:r>
+        <w:t xml:space="preserve">The Sight: when a ghost, a disguised monster or working magic is near, you see it for what it is. Monsters who notice your stare may know what you are.</w:t>
+      </w:r>
+    </w:p>
+    <w:p>
+      <w:pPr>
+        <w:pStyle w:val="FirstParagraph"/>
+      </w:pPr>
+      <w:r>
+        <w:rPr>
+          <w:bCs/>
+          <w:b/>
+        </w:rPr>
+        <w:t xml:space="preserve">Suggested skills:</w:t>
+      </w:r>
+      <w:r>
+        <w:t xml:space="preserve"> </w:t>
+      </w:r>
+      <w:r>
+        <w:t xml:space="preserve">Occult, Read People, Investigation, Shooting.</w:t>
+      </w:r>
+    </w:p>
+    <w:tbl>
+      <w:tblPr>
+        <w:tblStyle w:val="Table"/>
+        <w:tblW w:type="pct" w:w="5000"/>
+        <w:tblLook w:firstRow="1" w:lastRow="0" w:firstColumn="0" w:lastColumn="0" w:noHBand="0" w:noVBand="0" w:val="0020"/>
+        <w:jc w:val="start"/>
+        <w:tblBorders>
+          <w:top w:val="single" w:sz="4" w:color="B8C2D3"/>
+          <w:left w:val="single" w:sz="4" w:color="B8C2D3"/>
+          <w:bottom w:val="single" w:sz="4" w:color="B8C2D3"/>
+          <w:right w:val="single" w:sz="4" w:color="B8C2D3"/>
+          <w:insideH w:val="single" w:sz="4" w:color="B8C2D3"/>
+          <w:insideV w:val="single" w:sz="4" w:color="B8C2D3"/>
+        </w:tblBorders>
+      </w:tblPr>
+      <w:tblGrid>
+        <w:gridCol w:w="2640"/>
+        <w:gridCol w:w="2640"/>
+        <w:gridCol w:w="2640"/>
+      </w:tblGrid>
+      <w:tr>
+        <w:trPr>
+          <w:tblHeader w:val="true"/>
+        </w:trPr>
+        <w:tc>
+          <w:tcPr>
+            <w:shd w:val="clear" w:fill="E6E8E6"/>
+          </w:tcPr>
+          <w:p>
+            <w:pPr>
+              <w:pStyle w:val="Compact"/>
+              <w:jc w:val="left"/>
+            </w:pPr>
+            <w:r>
+              <w:rPr>
+                <w:b/>
+                <w:sz w:val="19"/>
+              </w:rPr>
+              <w:t xml:space="preserve">Advantage</w:t>
+            </w:r>
+          </w:p>
+        </w:tc>
+        <w:tc>
+          <w:tcPr>
+            <w:shd w:val="clear" w:fill="E6E8E6"/>
+          </w:tcPr>
+          <w:p>
+            <w:pPr>
+              <w:pStyle w:val="Compact"/>
+              <w:jc w:val="left"/>
+            </w:pPr>
+            <w:r>
+              <w:rPr>
+                <w:b/>
+                <w:sz w:val="19"/>
+              </w:rPr>
+              <w:t xml:space="preserve">Effect</w:t>
+            </w:r>
+          </w:p>
+        </w:tc>
+        <w:tc>
+          <w:tcPr>
+            <w:shd w:val="clear" w:fill="E6E8E6"/>
+          </w:tcPr>
+          <w:p>
+            <w:pPr>
+              <w:pStyle w:val="Compact"/>
+              <w:jc w:val="left"/>
+            </w:pPr>
+            <w:r>
+              <w:rPr>
+                <w:b/>
+                <w:sz w:val="19"/>
+              </w:rPr>
+              <w:t xml:space="preserve">Companion complication</w:t>
+            </w:r>
+          </w:p>
+        </w:tc>
+      </w:tr>
+      <w:tr>
+        <w:tc>
+          <w:tcPr/>
+          <w:p>
+            <w:pPr>
+              <w:pStyle w:val="Compact"/>
+              <w:jc w:val="left"/>
+            </w:pPr>
+            <w:r>
+              <w:rPr>
+                <w:b/>
+                <w:sz w:val="19"/>
+              </w:rPr>
+              <w:t xml:space="preserve">Monster’s Eye</w:t>
+            </w:r>
+          </w:p>
+        </w:tc>
+        <w:tc>
+          <w:tcPr/>
+          <w:p>
+            <w:pPr>
+              <w:pStyle w:val="Compact"/>
+              <w:jc w:val="left"/>
+            </w:pPr>
+            <w:r>
+              <w:rPr>
+                <w:sz w:val="19"/>
+              </w:rPr>
+              <w:t xml:space="preserve">+2 to Occult to identify a creature and its weakness from what you’ve seen or what it left behind.</w:t>
+            </w:r>
+          </w:p>
+        </w:tc>
+        <w:tc>
+          <w:tcPr/>
+          <w:p>
+            <w:pPr>
+              <w:pStyle w:val="Compact"/>
+              <w:jc w:val="left"/>
+            </w:pPr>
+            <w:r>
+              <w:rPr>
+                <w:bCs/>
+                <w:b/>
+                <w:sz w:val="19"/>
+              </w:rPr>
+              <w:t xml:space="preserve">Haunted.</w:t>
+            </w:r>
+            <w:r>
+              <w:rPr>
+                <w:sz w:val="19"/>
+              </w:rPr>
+              <w:t xml:space="preserve"> </w:t>
+            </w:r>
+            <w:r>
+              <w:rPr>
+                <w:sz w:val="19"/>
+              </w:rPr>
+              <w:t xml:space="preserve">The dead you’ve seen follow you. Accept the sleepless night or the ghost at a bad moment.</w:t>
+            </w:r>
+          </w:p>
+        </w:tc>
+      </w:tr>
+      <w:tr>
+        <w:tc>
+          <w:tcPr/>
+          <w:p>
+            <w:pPr>
+              <w:pStyle w:val="Compact"/>
+              <w:jc w:val="left"/>
+            </w:pPr>
+            <w:r>
+              <w:rPr>
+                <w:b/>
+                <w:sz w:val="19"/>
+              </w:rPr>
+              <w:t xml:space="preserve">Ghost Talker</w:t>
+            </w:r>
+          </w:p>
+        </w:tc>
+        <w:tc>
+          <w:tcPr/>
+          <w:p>
+            <w:pPr>
+              <w:pStyle w:val="Compact"/>
+              <w:jc w:val="left"/>
+            </w:pPr>
+            <w:r>
+              <w:rPr>
+                <w:sz w:val="19"/>
+              </w:rPr>
+              <w:t xml:space="preserve">Ability: speak with a ghost that will listen. Roll Will; the dead know only what they knew, and want something in return.</w:t>
+            </w:r>
+          </w:p>
+        </w:tc>
+        <w:tc>
+          <w:tcPr/>
+          <w:p>
+            <w:pPr>
+              <w:pStyle w:val="Compact"/>
+              <w:jc w:val="left"/>
+            </w:pPr>
+            <w:r>
+              <w:rPr>
+                <w:bCs/>
+                <w:b/>
+                <w:sz w:val="19"/>
+              </w:rPr>
+              <w:t xml:space="preserve">The Dead Know You.</w:t>
+            </w:r>
+            <w:r>
+              <w:rPr>
+                <w:sz w:val="19"/>
+              </w:rPr>
+              <w:t xml:space="preserve"> </w:t>
+            </w:r>
+            <w:r>
+              <w:rPr>
+                <w:sz w:val="19"/>
+              </w:rPr>
+              <w:t xml:space="preserve">Spirits seek you out. Accept the haunting and its demands.</w:t>
+            </w:r>
+          </w:p>
+        </w:tc>
+      </w:tr>
+    </w:tbl>
+    <w:bookmarkEnd w:id="92"/>
+    <w:bookmarkStart w:id="93" w:name="dhampir"/>
+    <w:p>
+      <w:pPr>
+        <w:pStyle w:val="Heading2"/>
+      </w:pPr>
+      <w:r>
+        <w:t xml:space="preserve">Dhampir</w:t>
+      </w:r>
+    </w:p>
+    <w:p>
+      <w:pPr>
+        <w:pStyle w:val="FirstParagraph"/>
+      </w:pPr>
+      <w:r>
+        <w:rPr>
+          <w:iCs/>
+          <w:i/>
+        </w:rPr>
+        <w:t xml:space="preserve">Tier 2 · 1 Edge · Body −1, Agility +1, Presence +1, Will −1</w:t>
+      </w:r>
+    </w:p>
+    <w:p>
+      <w:pPr>
+        <w:pStyle w:val="BodyText"/>
+      </w:pPr>
+      <w:r>
+        <w:t xml:space="preserve">Child of a vampire and a living mother. You walk in daylight, you heal fast, and the undead fear you, and want you.</w:t>
+      </w:r>
+    </w:p>
+    <w:p>
+      <w:pPr>
+        <w:pStyle w:val="BodyText"/>
+      </w:pPr>
+      <w:r>
+        <w:rPr>
+          <w:bCs/>
+          <w:b/>
+        </w:rPr>
+        <w:t xml:space="preserve">Origin rules:</w:t>
+      </w:r>
+    </w:p>
+    <w:p>
+      <w:pPr>
+        <w:numPr>
+          <w:ilvl w:val="0"/>
+          <w:numId w:val="1020"/>
+        </w:numPr>
+        <w:pStyle w:val="Compact"/>
+      </w:pPr>
+      <w:r>
+        <w:t xml:space="preserve">Undead sense: you feel a vampire or other undead within a short distance, with no details.</w:t>
+      </w:r>
+    </w:p>
+    <w:p>
+      <w:pPr>
+        <w:numPr>
+          <w:ilvl w:val="0"/>
+          <w:numId w:val="1020"/>
+        </w:numPr>
+        <w:pStyle w:val="Compact"/>
+      </w:pPr>
+      <w:r>
+        <w:t xml:space="preserve">Fast healing: rest clears a box every day.</w:t>
+      </w:r>
+    </w:p>
+    <w:p>
+      <w:pPr>
+        <w:numPr>
+          <w:ilvl w:val="0"/>
+          <w:numId w:val="1020"/>
+        </w:numPr>
+        <w:pStyle w:val="Compact"/>
+      </w:pPr>
+      <w:r>
+        <w:t xml:space="preserve">Garlic and holy ground make you queasy: −2 to Will rolls there.</w:t>
+      </w:r>
+    </w:p>
+    <w:p>
+      <w:pPr>
+        <w:pStyle w:val="FirstParagraph"/>
+      </w:pPr>
+      <w:r>
+        <w:rPr>
+          <w:bCs/>
+          <w:b/>
+        </w:rPr>
+        <w:t xml:space="preserve">Suggested skills:</w:t>
+      </w:r>
+      <w:r>
+        <w:t xml:space="preserve"> </w:t>
+      </w:r>
+      <w:r>
+        <w:t xml:space="preserve">Melee, Stealth, Occult, Athletics.</w:t>
+      </w:r>
+    </w:p>
+    <w:tbl>
+      <w:tblPr>
+        <w:tblStyle w:val="Table"/>
+        <w:tblW w:type="pct" w:w="5000"/>
+        <w:tblLook w:firstRow="1" w:lastRow="0" w:firstColumn="0" w:lastColumn="0" w:noHBand="0" w:noVBand="0" w:val="0020"/>
+        <w:jc w:val="start"/>
+        <w:tblBorders>
+          <w:top w:val="single" w:sz="4" w:color="B8C2D3"/>
+          <w:left w:val="single" w:sz="4" w:color="B8C2D3"/>
+          <w:bottom w:val="single" w:sz="4" w:color="B8C2D3"/>
+          <w:right w:val="single" w:sz="4" w:color="B8C2D3"/>
+          <w:insideH w:val="single" w:sz="4" w:color="B8C2D3"/>
+          <w:insideV w:val="single" w:sz="4" w:color="B8C2D3"/>
+        </w:tblBorders>
+      </w:tblPr>
+      <w:tblGrid>
+        <w:gridCol w:w="2640"/>
+        <w:gridCol w:w="2640"/>
+        <w:gridCol w:w="2640"/>
+      </w:tblGrid>
+      <w:tr>
+        <w:trPr>
+          <w:tblHeader w:val="true"/>
+        </w:trPr>
+        <w:tc>
+          <w:tcPr>
+            <w:shd w:val="clear" w:fill="E6E8E6"/>
+          </w:tcPr>
+          <w:p>
+            <w:pPr>
+              <w:pStyle w:val="Compact"/>
+              <w:jc w:val="left"/>
+            </w:pPr>
+            <w:r>
+              <w:rPr>
+                <w:b/>
+                <w:sz w:val="19"/>
+              </w:rPr>
+              <w:t xml:space="preserve">Advantage</w:t>
+            </w:r>
+          </w:p>
+        </w:tc>
+        <w:tc>
+          <w:tcPr>
+            <w:shd w:val="clear" w:fill="E6E8E6"/>
+          </w:tcPr>
+          <w:p>
+            <w:pPr>
+              <w:pStyle w:val="Compact"/>
+              <w:jc w:val="left"/>
+            </w:pPr>
+            <w:r>
+              <w:rPr>
+                <w:b/>
+                <w:sz w:val="19"/>
+              </w:rPr>
+              <w:t xml:space="preserve">Effect</w:t>
+            </w:r>
+          </w:p>
+        </w:tc>
+        <w:tc>
+          <w:tcPr>
+            <w:shd w:val="clear" w:fill="E6E8E6"/>
+          </w:tcPr>
+          <w:p>
+            <w:pPr>
+              <w:pStyle w:val="Compact"/>
+              <w:jc w:val="left"/>
+            </w:pPr>
+            <w:r>
+              <w:rPr>
+                <w:b/>
+                <w:sz w:val="19"/>
+              </w:rPr>
+              <w:t xml:space="preserve">Companion complication</w:t>
+            </w:r>
+          </w:p>
+        </w:tc>
+      </w:tr>
+      <w:tr>
+        <w:tc>
+          <w:tcPr/>
+          <w:p>
+            <w:pPr>
+              <w:pStyle w:val="Compact"/>
+              <w:jc w:val="left"/>
+            </w:pPr>
+            <w:r>
+              <w:rPr>
+                <w:b/>
+                <w:sz w:val="19"/>
+              </w:rPr>
+              <w:t xml:space="preserve">Bane of the Undead</w:t>
+            </w:r>
+          </w:p>
+        </w:tc>
+        <w:tc>
+          <w:tcPr/>
+          <w:p>
+            <w:pPr>
+              <w:pStyle w:val="Compact"/>
+              <w:jc w:val="left"/>
+            </w:pPr>
+            <w:r>
+              <w:rPr>
+                <w:sz w:val="19"/>
+              </w:rPr>
+              <w:t xml:space="preserve">+2 to Melee and Shooting against vampires and other undead.</w:t>
+            </w:r>
+          </w:p>
+        </w:tc>
+        <w:tc>
+          <w:tcPr/>
+          <w:p>
+            <w:pPr>
+              <w:pStyle w:val="Compact"/>
+              <w:jc w:val="left"/>
+            </w:pPr>
+            <w:r>
+              <w:rPr>
+                <w:bCs/>
+                <w:b/>
+                <w:sz w:val="19"/>
+              </w:rPr>
+              <w:t xml:space="preserve">The Thirst.</w:t>
+            </w:r>
+            <w:r>
+              <w:rPr>
+                <w:sz w:val="19"/>
+              </w:rPr>
+              <w:t xml:space="preserve"> </w:t>
+            </w:r>
+            <w:r>
+              <w:rPr>
+                <w:sz w:val="19"/>
+              </w:rPr>
+              <w:t xml:space="preserve">The blood calls to you. When it’s spilled near you, roll Will or feel the hunger take hold; accept the cost.</w:t>
+            </w:r>
+          </w:p>
+        </w:tc>
+      </w:tr>
+      <w:tr>
+        <w:tc>
+          <w:tcPr/>
+          <w:p>
+            <w:pPr>
+              <w:pStyle w:val="Compact"/>
+              <w:jc w:val="left"/>
+            </w:pPr>
+            <w:r>
+              <w:rPr>
+                <w:b/>
+                <w:sz w:val="19"/>
+              </w:rPr>
+              <w:t xml:space="preserve">Unnatural Grace</w:t>
+            </w:r>
+          </w:p>
+        </w:tc>
+        <w:tc>
+          <w:tcPr/>
+          <w:p>
+            <w:pPr>
+              <w:pStyle w:val="Compact"/>
+              <w:jc w:val="left"/>
+            </w:pPr>
+            <w:r>
+              <w:rPr>
+                <w:sz w:val="19"/>
+              </w:rPr>
+              <w:t xml:space="preserve">+2 to Athletics to leap, climb or land safely from a fall.</w:t>
+            </w:r>
+          </w:p>
+        </w:tc>
+        <w:tc>
+          <w:tcPr/>
+          <w:p>
+            <w:pPr>
+              <w:pStyle w:val="Compact"/>
+              <w:jc w:val="left"/>
+            </w:pPr>
+            <w:r>
+              <w:rPr>
+                <w:bCs/>
+                <w:b/>
+                <w:sz w:val="19"/>
+              </w:rPr>
+              <w:t xml:space="preserve">A Father’s Shadow.</w:t>
+            </w:r>
+            <w:r>
+              <w:rPr>
+                <w:sz w:val="19"/>
+              </w:rPr>
+              <w:t xml:space="preserve"> </w:t>
+            </w:r>
+            <w:r>
+              <w:rPr>
+                <w:sz w:val="19"/>
+              </w:rPr>
+              <w:t xml:space="preserve">Your vampire parent wants you back. Accept it when their servants find you.</w:t>
+            </w:r>
+          </w:p>
+        </w:tc>
+      </w:tr>
+    </w:tbl>
+    <w:bookmarkEnd w:id="93"/>
+    <w:bookmarkStart w:id="94" w:name="practitioner"/>
+    <w:p>
+      <w:pPr>
+        <w:pStyle w:val="Heading2"/>
+      </w:pPr>
+      <w:r>
+        <w:t xml:space="preserve">Practitioner</w:t>
+      </w:r>
+    </w:p>
+    <w:p>
+      <w:pPr>
+        <w:pStyle w:val="FirstParagraph"/>
+      </w:pPr>
+      <w:r>
+        <w:rPr>
+          <w:iCs/>
+          <w:i/>
+        </w:rPr>
+        <w:t xml:space="preserve">Tier 2 · 1 Edge · Body −1, Intellect +1, Presence −1, Will +1</w:t>
+      </w:r>
+    </w:p>
+    <w:p>
+      <w:pPr>
+        <w:pStyle w:val="BodyText"/>
+      </w:pPr>
+      <w:r>
+        <w:t xml:space="preserve">A human who works real magic in a tradition: alchemy, witchcraft, the old hermetic arts or worse. Preachers call it devilry, and monster hunters keep a list.</w:t>
+      </w:r>
+    </w:p>
+    <w:p>
+      <w:pPr>
+        <w:pStyle w:val="BodyText"/>
+      </w:pPr>
+      <w:r>
+        <w:rPr>
+          <w:bCs/>
+          <w:b/>
+        </w:rPr>
+        <w:t xml:space="preserve">Origin rules:</w:t>
+      </w:r>
+    </w:p>
+    <w:p>
+      <w:pPr>
+        <w:numPr>
+          <w:ilvl w:val="0"/>
+          <w:numId w:val="1021"/>
+        </w:numPr>
+        <w:pStyle w:val="Compact"/>
+      </w:pPr>
+      <w:r>
+        <w:t xml:space="preserve">Rituals: describe the effect; the GM sets its weight (minor 2, significant 4, major 6 segments); fill that clock with Occult rolls at your tradition’s pace.</w:t>
+      </w:r>
+    </w:p>
+    <w:p>
+      <w:pPr>
+        <w:numPr>
+          <w:ilvl w:val="0"/>
+          <w:numId w:val="1021"/>
+        </w:numPr>
+        <w:pStyle w:val="Compact"/>
+      </w:pPr>
+      <w:r>
+        <w:t xml:space="preserve">Charms: carry as many ready charms as your Occult training allows (Trained 2, Specialty 3, Expert 4).</w:t>
+      </w:r>
+    </w:p>
+    <w:p>
+      <w:pPr>
+        <w:numPr>
+          <w:ilvl w:val="0"/>
+          <w:numId w:val="1021"/>
+        </w:numPr>
+        <w:pStyle w:val="Compact"/>
+      </w:pPr>
+      <w:r>
+        <w:t xml:space="preserve">Magic draws attention: working it openly can mark The Dark.</w:t>
+      </w:r>
+    </w:p>
+    <w:p>
+      <w:pPr>
+        <w:pStyle w:val="FirstParagraph"/>
+      </w:pPr>
+      <w:r>
+        <w:rPr>
+          <w:bCs/>
+          <w:b/>
+        </w:rPr>
+        <w:t xml:space="preserve">Suggested skills:</w:t>
+      </w:r>
+      <w:r>
+        <w:t xml:space="preserve"> </w:t>
+      </w:r>
+      <w:r>
+        <w:t xml:space="preserve">Occult, Read People, Medicine, Investigation.</w:t>
+      </w:r>
+    </w:p>
+    <w:tbl>
+      <w:tblPr>
+        <w:tblStyle w:val="Table"/>
+        <w:tblW w:type="pct" w:w="5000"/>
+        <w:tblLook w:firstRow="1" w:lastRow="0" w:firstColumn="0" w:lastColumn="0" w:noHBand="0" w:noVBand="0" w:val="0020"/>
+        <w:jc w:val="start"/>
+        <w:tblBorders>
+          <w:top w:val="single" w:sz="4" w:color="B8C2D3"/>
+          <w:left w:val="single" w:sz="4" w:color="B8C2D3"/>
+          <w:bottom w:val="single" w:sz="4" w:color="B8C2D3"/>
+          <w:right w:val="single" w:sz="4" w:color="B8C2D3"/>
+          <w:insideH w:val="single" w:sz="4" w:color="B8C2D3"/>
+          <w:insideV w:val="single" w:sz="4" w:color="B8C2D3"/>
+        </w:tblBorders>
+      </w:tblPr>
+      <w:tblGrid>
+        <w:gridCol w:w="2640"/>
+        <w:gridCol w:w="2640"/>
+        <w:gridCol w:w="2640"/>
+      </w:tblGrid>
+      <w:tr>
+        <w:trPr>
+          <w:tblHeader w:val="true"/>
+        </w:trPr>
+        <w:tc>
+          <w:tcPr>
+            <w:shd w:val="clear" w:fill="E6E8E6"/>
+          </w:tcPr>
+          <w:p>
+            <w:pPr>
+              <w:pStyle w:val="Compact"/>
+              <w:jc w:val="left"/>
+            </w:pPr>
+            <w:r>
+              <w:rPr>
+                <w:b/>
+                <w:sz w:val="19"/>
+              </w:rPr>
+              <w:t xml:space="preserve">Advantage</w:t>
+            </w:r>
+          </w:p>
+        </w:tc>
+        <w:tc>
+          <w:tcPr>
+            <w:shd w:val="clear" w:fill="E6E8E6"/>
+          </w:tcPr>
+          <w:p>
+            <w:pPr>
+              <w:pStyle w:val="Compact"/>
+              <w:jc w:val="left"/>
+            </w:pPr>
+            <w:r>
+              <w:rPr>
+                <w:b/>
+                <w:sz w:val="19"/>
+              </w:rPr>
+              <w:t xml:space="preserve">Effect</w:t>
+            </w:r>
+          </w:p>
+        </w:tc>
+        <w:tc>
+          <w:tcPr>
+            <w:shd w:val="clear" w:fill="E6E8E6"/>
+          </w:tcPr>
+          <w:p>
+            <w:pPr>
+              <w:pStyle w:val="Compact"/>
+              <w:jc w:val="left"/>
+            </w:pPr>
+            <w:r>
+              <w:rPr>
+                <w:b/>
+                <w:sz w:val="19"/>
+              </w:rPr>
+              <w:t xml:space="preserve">Companion complication</w:t>
+            </w:r>
+          </w:p>
+        </w:tc>
+      </w:tr>
+      <w:tr>
+        <w:tc>
+          <w:tcPr/>
+          <w:p>
+            <w:pPr>
+              <w:pStyle w:val="Compact"/>
+              <w:jc w:val="left"/>
+            </w:pPr>
+            <w:r>
+              <w:rPr>
+                <w:b/>
+                <w:sz w:val="19"/>
+              </w:rPr>
+              <w:t xml:space="preserve">Alchemist</w:t>
+            </w:r>
+          </w:p>
+        </w:tc>
+        <w:tc>
+          <w:tcPr/>
+          <w:p>
+            <w:pPr>
+              <w:pStyle w:val="Compact"/>
+              <w:jc w:val="left"/>
+            </w:pPr>
+            <w:r>
+              <w:rPr>
+                <w:sz w:val="19"/>
+              </w:rPr>
+              <w:t xml:space="preserve">Brews elixirs, poisons and powders ahead of time: hours to make, an instant to use. +2 to Occult when brewing; elixirs keep until the end of the day (a week on success by 5+).</w:t>
+            </w:r>
+          </w:p>
+        </w:tc>
+        <w:tc>
+          <w:tcPr/>
+          <w:p>
+            <w:pPr>
+              <w:pStyle w:val="Compact"/>
+              <w:jc w:val="left"/>
+            </w:pPr>
+            <w:r>
+              <w:rPr>
+                <w:bCs/>
+                <w:b/>
+                <w:sz w:val="19"/>
+              </w:rPr>
+              <w:t xml:space="preserve">Price of the Work.</w:t>
+            </w:r>
+            <w:r>
+              <w:rPr>
+                <w:sz w:val="19"/>
+              </w:rPr>
+              <w:t xml:space="preserve"> </w:t>
+            </w:r>
+            <w:r>
+              <w:rPr>
+                <w:sz w:val="19"/>
+              </w:rPr>
+              <w:t xml:space="preserve">Your craft feeds a vice: greed, drink or worse. Accept it when it bites.</w:t>
+            </w:r>
+          </w:p>
+        </w:tc>
+      </w:tr>
+      <w:tr>
+        <w:tc>
+          <w:tcPr/>
+          <w:p>
+            <w:pPr>
+              <w:pStyle w:val="Compact"/>
+              <w:jc w:val="left"/>
+            </w:pPr>
+            <w:r>
+              <w:rPr>
+                <w:b/>
+                <w:sz w:val="19"/>
+              </w:rPr>
+              <w:t xml:space="preserve">Hermeticist</w:t>
+            </w:r>
+          </w:p>
+        </w:tc>
+        <w:tc>
+          <w:tcPr/>
+          <w:p>
+            <w:pPr>
+              <w:pStyle w:val="Compact"/>
+              <w:jc w:val="left"/>
+            </w:pPr>
+            <w:r>
+              <w:rPr>
+                <w:sz w:val="19"/>
+              </w:rPr>
+              <w:t xml:space="preserve">Ritual magic from grimoires, circles and sigils: wards, bindings, divination. An hour per roll, and it needs books. +2 to Occult for wards and bindings.</w:t>
+            </w:r>
+          </w:p>
+        </w:tc>
+        <w:tc>
+          <w:tcPr/>
+          <w:p>
+            <w:pPr>
+              <w:pStyle w:val="Compact"/>
+              <w:jc w:val="left"/>
+            </w:pPr>
+            <w:r>
+              <w:rPr>
+                <w:bCs/>
+                <w:b/>
+                <w:sz w:val="19"/>
+              </w:rPr>
+              <w:t xml:space="preserve">Obsession: Forbidden Knowledge.</w:t>
+            </w:r>
+            <w:r>
+              <w:rPr>
+                <w:sz w:val="19"/>
+              </w:rPr>
+              <w:t xml:space="preserve"> </w:t>
+            </w:r>
+            <w:r>
+              <w:rPr>
+                <w:sz w:val="19"/>
+              </w:rPr>
+              <w:t xml:space="preserve">A grimoire or a secret tempts you beyond sense. Accept the risk to get it.</w:t>
+            </w:r>
+          </w:p>
+        </w:tc>
+      </w:tr>
+      <w:tr>
+        <w:tc>
+          <w:tcPr/>
+          <w:p>
+            <w:pPr>
+              <w:pStyle w:val="Compact"/>
+              <w:jc w:val="left"/>
+            </w:pPr>
+            <w:r>
+              <w:rPr>
+                <w:b/>
+                <w:sz w:val="19"/>
+              </w:rPr>
+              <w:t xml:space="preserve">Witch</w:t>
+            </w:r>
+          </w:p>
+        </w:tc>
+        <w:tc>
+          <w:tcPr/>
+          <w:p>
+            <w:pPr>
+              <w:pStyle w:val="Compact"/>
+              <w:jc w:val="left"/>
+            </w:pPr>
+            <w:r>
+              <w:rPr>
+                <w:sz w:val="19"/>
+              </w:rPr>
+              <w:t xml:space="preserve">Curses and hexes worked through a link: blood, hair or a treasured object; −4 without one. +2 to Occult for curses with a link.</w:t>
+            </w:r>
+          </w:p>
+        </w:tc>
+        <w:tc>
+          <w:tcPr/>
+          <w:p>
+            <w:pPr>
+              <w:pStyle w:val="Compact"/>
+              <w:jc w:val="left"/>
+            </w:pPr>
+            <w:r>
+              <w:rPr>
+                <w:bCs/>
+                <w:b/>
+                <w:sz w:val="19"/>
+              </w:rPr>
+              <w:t xml:space="preserve">Witch’s Name.</w:t>
+            </w:r>
+            <w:r>
+              <w:rPr>
+                <w:sz w:val="19"/>
+              </w:rPr>
+              <w:t xml:space="preserve"> </w:t>
+            </w:r>
+            <w:r>
+              <w:rPr>
+                <w:sz w:val="19"/>
+              </w:rPr>
+              <w:t xml:space="preserve">People whisper, and the righteous listen. Accept the suspicion, or the mob.</w:t>
+            </w:r>
+          </w:p>
+        </w:tc>
+      </w:tr>
+      <w:tr>
+        <w:tc>
+          <w:tcPr/>
+          <w:p>
+            <w:pPr>
+              <w:pStyle w:val="Compact"/>
+              <w:jc w:val="left"/>
+            </w:pPr>
+            <w:r>
+              <w:rPr>
+                <w:b/>
+                <w:sz w:val="19"/>
+              </w:rPr>
+              <w:t xml:space="preserve">Cunning Folk</w:t>
+            </w:r>
+          </w:p>
+        </w:tc>
+        <w:tc>
+          <w:tcPr/>
+          <w:p>
+            <w:pPr>
+              <w:pStyle w:val="Compact"/>
+              <w:jc w:val="left"/>
+            </w:pPr>
+            <w:r>
+              <w:rPr>
+                <w:sz w:val="19"/>
+              </w:rPr>
+              <w:t xml:space="preserve">Charms, cards, tokens and folk remedies: small, quick magic. +2 to Occult for charms and fortune-telling.</w:t>
+            </w:r>
+          </w:p>
+        </w:tc>
+        <w:tc>
+          <w:tcPr/>
+          <w:p>
+            <w:pPr>
+              <w:pStyle w:val="Compact"/>
+              <w:jc w:val="left"/>
+            </w:pPr>
+            <w:r>
+              <w:rPr>
+                <w:bCs/>
+                <w:b/>
+                <w:sz w:val="19"/>
+              </w:rPr>
+              <w:t xml:space="preserve">Old Superstitions.</w:t>
+            </w:r>
+            <w:r>
+              <w:rPr>
+                <w:sz w:val="19"/>
+              </w:rPr>
+              <w:t xml:space="preserve"> </w:t>
+            </w:r>
+            <w:r>
+              <w:rPr>
+                <w:sz w:val="19"/>
+              </w:rPr>
+              <w:t xml:space="preserve">Your charms demand their rituals. Accept the delay or the odd behavior they require.</w:t>
+            </w:r>
+          </w:p>
+        </w:tc>
+      </w:tr>
+      <w:tr>
+        <w:tc>
+          <w:tcPr/>
+          <w:p>
+            <w:pPr>
+              <w:pStyle w:val="Compact"/>
+              <w:jc w:val="left"/>
+            </w:pPr>
+            <w:r>
+              <w:rPr>
+                <w:b/>
+                <w:sz w:val="19"/>
+              </w:rPr>
+              <w:t xml:space="preserve">Spiritualist</w:t>
+            </w:r>
+          </w:p>
+        </w:tc>
+        <w:tc>
+          <w:tcPr/>
+          <w:p>
+            <w:pPr>
+              <w:pStyle w:val="Compact"/>
+              <w:jc w:val="left"/>
+            </w:pPr>
+            <w:r>
+              <w:rPr>
+                <w:sz w:val="19"/>
+              </w:rPr>
+              <w:t xml:space="preserve">Séances and trances that speak with the dead. +2 to Occult to call or question a spirit.</w:t>
+            </w:r>
+          </w:p>
+        </w:tc>
+        <w:tc>
+          <w:tcPr/>
+          <w:p>
+            <w:pPr>
+              <w:pStyle w:val="Compact"/>
+              <w:jc w:val="left"/>
+            </w:pPr>
+            <w:r>
+              <w:rPr>
+                <w:bCs/>
+                <w:b/>
+                <w:sz w:val="19"/>
+              </w:rPr>
+              <w:t xml:space="preserve">The Dead Follow You.</w:t>
+            </w:r>
+            <w:r>
+              <w:rPr>
+                <w:sz w:val="19"/>
+              </w:rPr>
+              <w:t xml:space="preserve"> </w:t>
+            </w:r>
+            <w:r>
+              <w:rPr>
+                <w:sz w:val="19"/>
+              </w:rPr>
+              <w:t xml:space="preserve">Restless spirits find you. Accept the haunting at a bad moment.</w:t>
+            </w:r>
+          </w:p>
+        </w:tc>
+      </w:tr>
+      <w:tr>
+        <w:tc>
+          <w:tcPr/>
+          <w:p>
+            <w:pPr>
+              <w:pStyle w:val="Compact"/>
+              <w:jc w:val="left"/>
+            </w:pPr>
+            <w:r>
+              <w:rPr>
+                <w:b/>
+                <w:sz w:val="19"/>
+              </w:rPr>
+              <w:t xml:space="preserve">Necromancer</w:t>
+            </w:r>
+          </w:p>
+        </w:tc>
+        <w:tc>
+          <w:tcPr/>
+          <w:p>
+            <w:pPr>
+              <w:pStyle w:val="Compact"/>
+              <w:jc w:val="left"/>
+            </w:pPr>
+            <w:r>
+              <w:rPr>
+                <w:sz w:val="19"/>
+              </w:rPr>
+              <w:t xml:space="preserve">Commands the dead: wake a corpse to answer questions, or to fight for a scene (a minor zombie). +2 to Occult over corpses and the undead.</w:t>
+            </w:r>
+          </w:p>
+        </w:tc>
+        <w:tc>
+          <w:tcPr/>
+          <w:p>
+            <w:pPr>
+              <w:pStyle w:val="Compact"/>
+              <w:jc w:val="left"/>
+            </w:pPr>
+            <w:r>
+              <w:rPr>
+                <w:bCs/>
+                <w:b/>
+                <w:sz w:val="19"/>
+              </w:rPr>
+              <w:t xml:space="preserve">Grave-Robber.</w:t>
+            </w:r>
+            <w:r>
+              <w:rPr>
+                <w:sz w:val="19"/>
+              </w:rPr>
+              <w:t xml:space="preserve"> </w:t>
+            </w:r>
+            <w:r>
+              <w:rPr>
+                <w:sz w:val="19"/>
+              </w:rPr>
+              <w:t xml:space="preserve">Your work needs bodies, and people notice. Accept the Heat, the Whispers or the grieving family.</w:t>
+            </w:r>
+          </w:p>
+        </w:tc>
+      </w:tr>
+      <w:tr>
+        <w:tc>
+          <w:tcPr/>
+          <w:p>
+            <w:pPr>
+              <w:pStyle w:val="Compact"/>
+              <w:jc w:val="left"/>
+            </w:pPr>
+            <w:r>
+              <w:rPr>
+                <w:b/>
+                <w:sz w:val="19"/>
+              </w:rPr>
+              <w:t xml:space="preserve">Sorcerer</w:t>
+            </w:r>
+          </w:p>
+        </w:tc>
+        <w:tc>
+          <w:tcPr/>
+          <w:p>
+            <w:pPr>
+              <w:pStyle w:val="Compact"/>
+              <w:jc w:val="left"/>
+            </w:pPr>
+            <w:r>
+              <w:rPr>
+                <w:sz w:val="19"/>
+              </w:rPr>
+              <w:t xml:space="preserve">Quick casting along one or two paths agreed with the GM (fire and force, say): one roll per action, and each success fills two segments. You can carry only one charm.</w:t>
+            </w:r>
+          </w:p>
+        </w:tc>
+        <w:tc>
+          <w:tcPr/>
+          <w:p>
+            <w:pPr>
+              <w:pStyle w:val="Compact"/>
+              <w:jc w:val="left"/>
+            </w:pPr>
+            <w:r>
+              <w:rPr>
+                <w:bCs/>
+                <w:b/>
+                <w:sz w:val="19"/>
+              </w:rPr>
+              <w:t xml:space="preserve">Bound Purpose.</w:t>
+            </w:r>
+            <w:r>
+              <w:rPr>
+                <w:sz w:val="19"/>
+              </w:rPr>
+              <w:t xml:space="preserve"> </w:t>
+            </w:r>
+            <w:r>
+              <w:rPr>
+                <w:sz w:val="19"/>
+              </w:rPr>
+              <w:t xml:space="preserve">Your power follows one narrow calling. Accept the cost of serving it.</w:t>
+            </w:r>
+          </w:p>
+        </w:tc>
+      </w:tr>
+    </w:tbl>
+    <w:bookmarkEnd w:id="94"/>
+    <w:bookmarkStart w:id="95" w:name="revenant"/>
+    <w:p>
+      <w:pPr>
+        <w:pStyle w:val="Heading2"/>
+      </w:pPr>
+      <w:r>
+        <w:t xml:space="preserve">Revenant</w:t>
+      </w:r>
+    </w:p>
+    <w:p>
+      <w:pPr>
+        <w:pStyle w:val="FirstParagraph"/>
+      </w:pPr>
+      <w:r>
+        <w:rPr>
+          <w:iCs/>
+          <w:i/>
+        </w:rPr>
+        <w:t xml:space="preserve">Tier 2 · 1 Edge · Body +1, Presence −2, Will +1</w:t>
+      </w:r>
+    </w:p>
+    <w:p>
+      <w:pPr>
+        <w:pStyle w:val="BodyText"/>
+      </w:pPr>
+      <w:r>
+        <w:t xml:space="preserve">You died, and came back for unfinished business. Your heart doesn’t beat, your skin is cold, and you won’t rest until it’s done.</w:t>
+      </w:r>
+    </w:p>
+    <w:p>
+      <w:pPr>
+        <w:pStyle w:val="BodyText"/>
+      </w:pPr>
+      <w:r>
+        <w:rPr>
+          <w:bCs/>
+          <w:b/>
+        </w:rPr>
+        <w:t xml:space="preserve">Origin rules:</w:t>
+      </w:r>
+    </w:p>
+    <w:p>
+      <w:pPr>
+        <w:numPr>
+          <w:ilvl w:val="0"/>
+          <w:numId w:val="1022"/>
+        </w:numPr>
+        <w:pStyle w:val="Compact"/>
+      </w:pPr>
+      <w:r>
+        <w:t xml:space="preserve">Dead flesh: you don’t breathe, eat or sleep, and poison and disease don’t affect you. Medicine treats you at −2.</w:t>
+      </w:r>
+    </w:p>
+    <w:p>
+      <w:pPr>
+        <w:numPr>
+          <w:ilvl w:val="0"/>
+          <w:numId w:val="1022"/>
+        </w:numPr>
+        <w:pStyle w:val="Compact"/>
+      </w:pPr>
+      <w:r>
+        <w:t xml:space="preserve">Hard to kill: Dying lasts until the end of the next scene, not this one.</w:t>
+      </w:r>
+    </w:p>
+    <w:p>
+      <w:pPr>
+        <w:numPr>
+          <w:ilvl w:val="0"/>
+          <w:numId w:val="1022"/>
+        </w:numPr>
+        <w:pStyle w:val="Compact"/>
+      </w:pPr>
+      <w:r>
+        <w:t xml:space="preserve">Laid to rest: when your business is done, you are too. Agree with the GM what it is.</w:t>
+      </w:r>
+    </w:p>
+    <w:p>
+      <w:pPr>
+        <w:pStyle w:val="FirstParagraph"/>
+      </w:pPr>
+      <w:r>
+        <w:rPr>
+          <w:bCs/>
+          <w:b/>
+        </w:rPr>
+        <w:t xml:space="preserve">Suggested skills:</w:t>
+      </w:r>
+      <w:r>
+        <w:t xml:space="preserve"> </w:t>
+      </w:r>
+      <w:r>
+        <w:t xml:space="preserve">Shooting, Tracking, Brawling, Survival.</w:t>
+      </w:r>
+    </w:p>
+    <w:tbl>
+      <w:tblPr>
+        <w:tblStyle w:val="Table"/>
+        <w:tblW w:type="pct" w:w="5000"/>
+        <w:tblLook w:firstRow="1" w:lastRow="0" w:firstColumn="0" w:lastColumn="0" w:noHBand="0" w:noVBand="0" w:val="0020"/>
+        <w:jc w:val="start"/>
+        <w:tblBorders>
+          <w:top w:val="single" w:sz="4" w:color="B8C2D3"/>
+          <w:left w:val="single" w:sz="4" w:color="B8C2D3"/>
+          <w:bottom w:val="single" w:sz="4" w:color="B8C2D3"/>
+          <w:right w:val="single" w:sz="4" w:color="B8C2D3"/>
+          <w:insideH w:val="single" w:sz="4" w:color="B8C2D3"/>
+          <w:insideV w:val="single" w:sz="4" w:color="B8C2D3"/>
+        </w:tblBorders>
+      </w:tblPr>
+      <w:tblGrid>
+        <w:gridCol w:w="2640"/>
+        <w:gridCol w:w="2640"/>
+        <w:gridCol w:w="2640"/>
+      </w:tblGrid>
+      <w:tr>
+        <w:trPr>
+          <w:tblHeader w:val="true"/>
+        </w:trPr>
+        <w:tc>
+          <w:tcPr>
+            <w:shd w:val="clear" w:fill="E6E8E6"/>
+          </w:tcPr>
+          <w:p>
+            <w:pPr>
+              <w:pStyle w:val="Compact"/>
+              <w:jc w:val="left"/>
+            </w:pPr>
+            <w:r>
+              <w:rPr>
+                <w:b/>
+                <w:sz w:val="19"/>
+              </w:rPr>
+              <w:t xml:space="preserve">Advantage</w:t>
+            </w:r>
+          </w:p>
+        </w:tc>
+        <w:tc>
+          <w:tcPr>
+            <w:shd w:val="clear" w:fill="E6E8E6"/>
+          </w:tcPr>
+          <w:p>
+            <w:pPr>
+              <w:pStyle w:val="Compact"/>
+              <w:jc w:val="left"/>
+            </w:pPr>
+            <w:r>
+              <w:rPr>
+                <w:b/>
+                <w:sz w:val="19"/>
+              </w:rPr>
+              <w:t xml:space="preserve">Effect</w:t>
+            </w:r>
+          </w:p>
+        </w:tc>
+        <w:tc>
+          <w:tcPr>
+            <w:shd w:val="clear" w:fill="E6E8E6"/>
+          </w:tcPr>
+          <w:p>
+            <w:pPr>
+              <w:pStyle w:val="Compact"/>
+              <w:jc w:val="left"/>
+            </w:pPr>
+            <w:r>
+              <w:rPr>
+                <w:b/>
+                <w:sz w:val="19"/>
+              </w:rPr>
+              <w:t xml:space="preserve">Companion complication</w:t>
+            </w:r>
+          </w:p>
+        </w:tc>
+      </w:tr>
+      <w:tr>
+        <w:tc>
+          <w:tcPr/>
+          <w:p>
+            <w:pPr>
+              <w:pStyle w:val="Compact"/>
+              <w:jc w:val="left"/>
+            </w:pPr>
+            <w:r>
+              <w:rPr>
+                <w:b/>
+                <w:sz w:val="19"/>
+              </w:rPr>
+              <w:t xml:space="preserve">Unfeeling</w:t>
+            </w:r>
+          </w:p>
+        </w:tc>
+        <w:tc>
+          <w:tcPr/>
+          <w:p>
+            <w:pPr>
+              <w:pStyle w:val="Compact"/>
+              <w:jc w:val="left"/>
+            </w:pPr>
+            <w:r>
+              <w:rPr>
+                <w:sz w:val="19"/>
+              </w:rPr>
+              <w:t xml:space="preserve">Ability: ignore the Wounded penalty (−1).</w:t>
+            </w:r>
+          </w:p>
+        </w:tc>
+        <w:tc>
+          <w:tcPr/>
+          <w:p>
+            <w:pPr>
+              <w:pStyle w:val="Compact"/>
+              <w:jc w:val="left"/>
+            </w:pPr>
+            <w:r>
+              <w:rPr>
+                <w:bCs/>
+                <w:b/>
+                <w:sz w:val="19"/>
+              </w:rPr>
+              <w:t xml:space="preserve">Unfinished Business.</w:t>
+            </w:r>
+            <w:r>
+              <w:rPr>
+                <w:sz w:val="19"/>
+              </w:rPr>
+              <w:t xml:space="preserve"> </w:t>
+            </w:r>
+            <w:r>
+              <w:rPr>
+                <w:sz w:val="19"/>
+              </w:rPr>
+              <w:t xml:space="preserve">Your purpose comes first. When it calls, accept the danger or the abandoned plan.</w:t>
+            </w:r>
+          </w:p>
+        </w:tc>
+      </w:tr>
+      <w:tr>
+        <w:tc>
+          <w:tcPr/>
+          <w:p>
+            <w:pPr>
+              <w:pStyle w:val="Compact"/>
+              <w:jc w:val="left"/>
+            </w:pPr>
+            <w:r>
+              <w:rPr>
+                <w:b/>
+                <w:sz w:val="19"/>
+              </w:rPr>
+              <w:t xml:space="preserve">Grave Cold</w:t>
+            </w:r>
+          </w:p>
+        </w:tc>
+        <w:tc>
+          <w:tcPr/>
+          <w:p>
+            <w:pPr>
+              <w:pStyle w:val="Compact"/>
+              <w:jc w:val="left"/>
+            </w:pPr>
+            <w:r>
+              <w:rPr>
+                <w:sz w:val="19"/>
+              </w:rPr>
+              <w:t xml:space="preserve">+2 to Will against fear.</w:t>
+            </w:r>
+          </w:p>
+        </w:tc>
+        <w:tc>
+          <w:tcPr/>
+          <w:p>
+            <w:pPr>
+              <w:pStyle w:val="Compact"/>
+              <w:jc w:val="left"/>
+            </w:pPr>
+            <w:r>
+              <w:rPr>
+                <w:bCs/>
+                <w:b/>
+                <w:sz w:val="19"/>
+              </w:rPr>
+              <w:t xml:space="preserve">The Smell of the Grave.</w:t>
+            </w:r>
+            <w:r>
+              <w:rPr>
+                <w:sz w:val="19"/>
+              </w:rPr>
+              <w:t xml:space="preserve"> </w:t>
+            </w:r>
+            <w:r>
+              <w:rPr>
+                <w:sz w:val="19"/>
+              </w:rPr>
+              <w:t xml:space="preserve">The living sense what you are. Accept the recoil, the dog that won’t stop barking, the closed door.</w:t>
+            </w:r>
+          </w:p>
+        </w:tc>
+      </w:tr>
+    </w:tbl>
+    <w:bookmarkEnd w:id="95"/>
+    <w:bookmarkStart w:id="96" w:name="werewolf"/>
+    <w:p>
+      <w:pPr>
+        <w:pStyle w:val="Heading2"/>
+      </w:pPr>
+      <w:r>
+        <w:t xml:space="preserve">Werewolf</w:t>
+      </w:r>
+    </w:p>
+    <w:p>
+      <w:pPr>
+        <w:pStyle w:val="FirstParagraph"/>
+      </w:pPr>
+      <w:r>
+        <w:rPr>
+          <w:iCs/>
+          <w:i/>
+        </w:rPr>
+        <w:t xml:space="preserve">Tier 2 · 1 Edge · Body +1, Agility +1, Intellect −1, Will −1</w:t>
+      </w:r>
+    </w:p>
+    <w:p>
+      <w:pPr>
+        <w:pStyle w:val="BodyText"/>
+      </w:pPr>
+      <w:r>
+        <w:t xml:space="preserve">Cursed with the wolf. By day you pass for anyone; under the full moon, or in fury, the beast takes you.</w:t>
+      </w:r>
+    </w:p>
+    <w:p>
+      <w:pPr>
+        <w:pStyle w:val="BodyText"/>
+      </w:pPr>
+      <w:r>
+        <w:rPr>
+          <w:bCs/>
+          <w:b/>
+        </w:rPr>
+        <w:t xml:space="preserve">Origin rules:</w:t>
+      </w:r>
+    </w:p>
+    <w:p>
+      <w:pPr>
+        <w:numPr>
+          <w:ilvl w:val="0"/>
+          <w:numId w:val="1023"/>
+        </w:numPr>
+        <w:pStyle w:val="Compact"/>
+      </w:pPr>
+      <w:r>
+        <w:t xml:space="preserve">Full moon: at moonrise you change, whether you want to or not. A Will roll at −2 delays it a few minutes.</w:t>
+      </w:r>
+    </w:p>
+    <w:p>
+      <w:pPr>
+        <w:numPr>
+          <w:ilvl w:val="0"/>
+          <w:numId w:val="1023"/>
+        </w:numPr>
+        <w:pStyle w:val="Compact"/>
+      </w:pPr>
+      <w:r>
+        <w:t xml:space="preserve">Silver: silver weapons mark one extra box on you and ignore Tough.</w:t>
+      </w:r>
+    </w:p>
+    <w:p>
+      <w:pPr>
+        <w:numPr>
+          <w:ilvl w:val="0"/>
+          <w:numId w:val="1023"/>
+        </w:numPr>
+        <w:pStyle w:val="Compact"/>
+      </w:pPr>
+      <w:r>
+        <w:t xml:space="preserve">The curse: your bite can pass it on, if the GM says so.</w:t>
+      </w:r>
+    </w:p>
+    <w:p>
+      <w:pPr>
+        <w:pStyle w:val="FirstParagraph"/>
+      </w:pPr>
+      <w:r>
+        <w:rPr>
+          <w:bCs/>
+          <w:b/>
+        </w:rPr>
+        <w:t xml:space="preserve">Monstrous form:</w:t>
+      </w:r>
+      <w:r>
+        <w:t xml:space="preserve"> </w:t>
+      </w:r>
+      <w:r>
+        <w:t xml:space="preserve">Body +2; Agility +1; Claws and fangs mark 2 boxes; Tough: hits of 2+ boxes mark one fewer, except silver; Keen senses: track by scent; Dark sight.</w:t>
+      </w:r>
+      <w:r>
+        <w:t xml:space="preserve"> </w:t>
+      </w:r>
+      <w:r>
+        <w:rPr>
+          <w:bCs/>
+          <w:b/>
+        </w:rPr>
+        <w:t xml:space="preserve">Drawbacks:</w:t>
+      </w:r>
+      <w:r>
+        <w:t xml:space="preserve"> </w:t>
+      </w:r>
+      <w:r>
+        <w:t xml:space="preserve">Horses bolt; townsfolk panic.</w:t>
+      </w:r>
+    </w:p>
+    <w:p>
+      <w:pPr>
+        <w:pStyle w:val="BodyText"/>
+      </w:pPr>
+      <w:r>
+        <w:rPr>
+          <w:bCs/>
+          <w:b/>
+        </w:rPr>
+        <w:t xml:space="preserve">Suggested skills:</w:t>
+      </w:r>
+      <w:r>
+        <w:t xml:space="preserve"> </w:t>
+      </w:r>
+      <w:r>
+        <w:t xml:space="preserve">Brawling, Tracking, Survival, Athletics.</w:t>
+      </w:r>
+    </w:p>
+    <w:tbl>
+      <w:tblPr>
+        <w:tblStyle w:val="Table"/>
+        <w:tblW w:type="pct" w:w="5000"/>
+        <w:tblLook w:firstRow="1" w:lastRow="0" w:firstColumn="0" w:lastColumn="0" w:noHBand="0" w:noVBand="0" w:val="0020"/>
+        <w:jc w:val="start"/>
+        <w:tblBorders>
+          <w:top w:val="single" w:sz="4" w:color="B8C2D3"/>
+          <w:left w:val="single" w:sz="4" w:color="B8C2D3"/>
+          <w:bottom w:val="single" w:sz="4" w:color="B8C2D3"/>
+          <w:right w:val="single" w:sz="4" w:color="B8C2D3"/>
+          <w:insideH w:val="single" w:sz="4" w:color="B8C2D3"/>
+          <w:insideV w:val="single" w:sz="4" w:color="B8C2D3"/>
+        </w:tblBorders>
+      </w:tblPr>
+      <w:tblGrid>
+        <w:gridCol w:w="2640"/>
+        <w:gridCol w:w="2640"/>
+        <w:gridCol w:w="2640"/>
+      </w:tblGrid>
+      <w:tr>
+        <w:trPr>
+          <w:tblHeader w:val="true"/>
+        </w:trPr>
+        <w:tc>
+          <w:tcPr>
+            <w:shd w:val="clear" w:fill="E6E8E6"/>
+          </w:tcPr>
+          <w:p>
+            <w:pPr>
+              <w:pStyle w:val="Compact"/>
+              <w:jc w:val="left"/>
+            </w:pPr>
+            <w:r>
+              <w:rPr>
+                <w:b/>
+                <w:sz w:val="19"/>
+              </w:rPr>
+              <w:t xml:space="preserve">Advantage</w:t>
+            </w:r>
+          </w:p>
+        </w:tc>
+        <w:tc>
+          <w:tcPr>
+            <w:shd w:val="clear" w:fill="E6E8E6"/>
+          </w:tcPr>
+          <w:p>
+            <w:pPr>
+              <w:pStyle w:val="Compact"/>
+              <w:jc w:val="left"/>
+            </w:pPr>
+            <w:r>
+              <w:rPr>
+                <w:b/>
+                <w:sz w:val="19"/>
+              </w:rPr>
+              <w:t xml:space="preserve">Effect</w:t>
+            </w:r>
+          </w:p>
+        </w:tc>
+        <w:tc>
+          <w:tcPr>
+            <w:shd w:val="clear" w:fill="E6E8E6"/>
+          </w:tcPr>
+          <w:p>
+            <w:pPr>
+              <w:pStyle w:val="Compact"/>
+              <w:jc w:val="left"/>
+            </w:pPr>
+            <w:r>
+              <w:rPr>
+                <w:b/>
+                <w:sz w:val="19"/>
+              </w:rPr>
+              <w:t xml:space="preserve">Companion complication</w:t>
+            </w:r>
+          </w:p>
+        </w:tc>
+      </w:tr>
+      <w:tr>
+        <w:tc>
+          <w:tcPr/>
+          <w:p>
+            <w:pPr>
+              <w:pStyle w:val="Compact"/>
+              <w:jc w:val="left"/>
+            </w:pPr>
+            <w:r>
+              <w:rPr>
+                <w:b/>
+                <w:sz w:val="19"/>
+              </w:rPr>
+              <w:t xml:space="preserve">Wolf’s Nose</w:t>
+            </w:r>
+          </w:p>
+        </w:tc>
+        <w:tc>
+          <w:tcPr/>
+          <w:p>
+            <w:pPr>
+              <w:pStyle w:val="Compact"/>
+              <w:jc w:val="left"/>
+            </w:pPr>
+            <w:r>
+              <w:rPr>
+                <w:sz w:val="19"/>
+              </w:rPr>
+              <w:t xml:space="preserve">+2 to Tracking by scent, in either form.</w:t>
+            </w:r>
+          </w:p>
+        </w:tc>
+        <w:tc>
+          <w:tcPr/>
+          <w:p>
+            <w:pPr>
+              <w:pStyle w:val="Compact"/>
+              <w:jc w:val="left"/>
+            </w:pPr>
+            <w:r>
+              <w:rPr>
+                <w:bCs/>
+                <w:b/>
+                <w:sz w:val="19"/>
+              </w:rPr>
+              <w:t xml:space="preserve">The Hunger.</w:t>
+            </w:r>
+            <w:r>
+              <w:rPr>
+                <w:sz w:val="19"/>
+              </w:rPr>
+              <w:t xml:space="preserve"> </w:t>
+            </w:r>
+            <w:r>
+              <w:rPr>
+                <w:sz w:val="19"/>
+              </w:rPr>
+              <w:t xml:space="preserve">When blood is spilled or something runs, the wolf wants it. Roll Will or change and give chase; accept the cost.</w:t>
+            </w:r>
+          </w:p>
+        </w:tc>
+      </w:tr>
+      <w:tr>
+        <w:tc>
+          <w:tcPr/>
+          <w:p>
+            <w:pPr>
+              <w:pStyle w:val="Compact"/>
+              <w:jc w:val="left"/>
+            </w:pPr>
+            <w:r>
+              <w:rPr>
+                <w:b/>
+                <w:sz w:val="19"/>
+              </w:rPr>
+              <w:t xml:space="preserve">Pack Hunter</w:t>
+            </w:r>
+          </w:p>
+        </w:tc>
+        <w:tc>
+          <w:tcPr/>
+          <w:p>
+            <w:pPr>
+              <w:pStyle w:val="Compact"/>
+              <w:jc w:val="left"/>
+            </w:pPr>
+            <w:r>
+              <w:rPr>
+                <w:sz w:val="19"/>
+              </w:rPr>
+              <w:t xml:space="preserve">+2 to Brawling or Melee against a target an ally attacked this round.</w:t>
+            </w:r>
+          </w:p>
+        </w:tc>
+        <w:tc>
+          <w:tcPr/>
+          <w:p>
+            <w:pPr>
+              <w:pStyle w:val="Compact"/>
+              <w:jc w:val="left"/>
+            </w:pPr>
+            <w:r>
+              <w:rPr>
+                <w:bCs/>
+                <w:b/>
+                <w:sz w:val="19"/>
+              </w:rPr>
+              <w:t xml:space="preserve">Moon-Bound.</w:t>
+            </w:r>
+            <w:r>
+              <w:rPr>
+                <w:sz w:val="19"/>
+              </w:rPr>
+              <w:t xml:space="preserve"> </w:t>
+            </w:r>
+            <w:r>
+              <w:rPr>
+                <w:sz w:val="19"/>
+              </w:rPr>
+              <w:t xml:space="preserve">The full moon always comes at the worst time. Accept the changed plans, or the danger to your friends.</w:t>
+            </w:r>
+          </w:p>
+        </w:tc>
+      </w:tr>
+    </w:tbl>
+    <w:bookmarkEnd w:id="96"/>
+    <w:bookmarkStart w:id="97" w:name="pact-bound"/>
+    <w:p>
+      <w:pPr>
+        <w:pStyle w:val="Heading2"/>
+      </w:pPr>
+      <w:r>
+        <w:t xml:space="preserve">Pact-Bound</w:t>
+      </w:r>
+    </w:p>
+    <w:p>
+      <w:pPr>
+        <w:pStyle w:val="FirstParagraph"/>
+      </w:pPr>
+      <w:r>
+        <w:rPr>
+          <w:iCs/>
+          <w:i/>
+        </w:rPr>
+        <w:t xml:space="preserve">Tier 3 · 0 Edges · Body −2, Agility −1, Presence +1, Will +2</w:t>
+      </w:r>
+    </w:p>
+    <w:p>
+      <w:pPr>
+        <w:pStyle w:val="BodyText"/>
+      </w:pPr>
+      <w:r>
+        <w:t xml:space="preserve">You made a bargain with something from below. It gave you power, and it will collect.</w:t>
+      </w:r>
+    </w:p>
+    <w:p>
+      <w:pPr>
+        <w:pStyle w:val="BodyText"/>
+      </w:pPr>
+      <w:r>
+        <w:rPr>
+          <w:bCs/>
+          <w:b/>
+        </w:rPr>
+        <w:t xml:space="preserve">Origin rules:</w:t>
+      </w:r>
+    </w:p>
+    <w:p>
+      <w:pPr>
+        <w:numPr>
+          <w:ilvl w:val="0"/>
+          <w:numId w:val="1024"/>
+        </w:numPr>
+        <w:pStyle w:val="Compact"/>
+      </w:pPr>
+      <w:r>
+        <w:t xml:space="preserve">Infernal power: once per scene, work a minor magical effect with a single Occult roll, no clock. Larger works need rituals.</w:t>
+      </w:r>
+    </w:p>
+    <w:p>
+      <w:pPr>
+        <w:numPr>
+          <w:ilvl w:val="0"/>
+          <w:numId w:val="1024"/>
+        </w:numPr>
+        <w:pStyle w:val="Compact"/>
+      </w:pPr>
+      <w:r>
+        <w:t xml:space="preserve">Hellfire: roll Occult as an attack; a hit marks 2 boxes and sets things alight.</w:t>
+      </w:r>
+    </w:p>
+    <w:p>
+      <w:pPr>
+        <w:numPr>
+          <w:ilvl w:val="0"/>
+          <w:numId w:val="1024"/>
+        </w:numPr>
+        <w:pStyle w:val="Compact"/>
+      </w:pPr>
+      <w:r>
+        <w:t xml:space="preserve">Marked: holy ground, holy water and consecrated silver burn you (1 box).</w:t>
+      </w:r>
+    </w:p>
+    <w:p>
+      <w:pPr>
+        <w:pStyle w:val="FirstParagraph"/>
+      </w:pPr>
+      <w:r>
+        <w:rPr>
+          <w:bCs/>
+          <w:b/>
+        </w:rPr>
+        <w:t xml:space="preserve">Suggested skills:</w:t>
+      </w:r>
+      <w:r>
+        <w:t xml:space="preserve"> </w:t>
+      </w:r>
+      <w:r>
+        <w:t xml:space="preserve">Occult, Persuasion, Deception, Read People.</w:t>
+      </w:r>
+    </w:p>
+    <w:tbl>
+      <w:tblPr>
+        <w:tblStyle w:val="Table"/>
+        <w:tblW w:type="pct" w:w="5000"/>
+        <w:tblLook w:firstRow="1" w:lastRow="0" w:firstColumn="0" w:lastColumn="0" w:noHBand="0" w:noVBand="0" w:val="0020"/>
+        <w:jc w:val="start"/>
+        <w:tblBorders>
+          <w:top w:val="single" w:sz="4" w:color="B8C2D3"/>
+          <w:left w:val="single" w:sz="4" w:color="B8C2D3"/>
+          <w:bottom w:val="single" w:sz="4" w:color="B8C2D3"/>
+          <w:right w:val="single" w:sz="4" w:color="B8C2D3"/>
+          <w:insideH w:val="single" w:sz="4" w:color="B8C2D3"/>
+          <w:insideV w:val="single" w:sz="4" w:color="B8C2D3"/>
+        </w:tblBorders>
+      </w:tblPr>
+      <w:tblGrid>
+        <w:gridCol w:w="2640"/>
+        <w:gridCol w:w="2640"/>
+        <w:gridCol w:w="2640"/>
+      </w:tblGrid>
+      <w:tr>
+        <w:trPr>
+          <w:tblHeader w:val="true"/>
+        </w:trPr>
+        <w:tc>
+          <w:tcPr>
+            <w:shd w:val="clear" w:fill="E6E8E6"/>
+          </w:tcPr>
+          <w:p>
+            <w:pPr>
+              <w:pStyle w:val="Compact"/>
+              <w:jc w:val="left"/>
+            </w:pPr>
+            <w:r>
+              <w:rPr>
+                <w:b/>
+                <w:sz w:val="19"/>
+              </w:rPr>
+              <w:t xml:space="preserve">Advantage</w:t>
+            </w:r>
+          </w:p>
+        </w:tc>
+        <w:tc>
+          <w:tcPr>
+            <w:shd w:val="clear" w:fill="E6E8E6"/>
+          </w:tcPr>
+          <w:p>
+            <w:pPr>
+              <w:pStyle w:val="Compact"/>
+              <w:jc w:val="left"/>
+            </w:pPr>
+            <w:r>
+              <w:rPr>
+                <w:b/>
+                <w:sz w:val="19"/>
+              </w:rPr>
+              <w:t xml:space="preserve">Effect</w:t>
+            </w:r>
+          </w:p>
+        </w:tc>
+        <w:tc>
+          <w:tcPr>
+            <w:shd w:val="clear" w:fill="E6E8E6"/>
+          </w:tcPr>
+          <w:p>
+            <w:pPr>
+              <w:pStyle w:val="Compact"/>
+              <w:jc w:val="left"/>
+            </w:pPr>
+            <w:r>
+              <w:rPr>
+                <w:b/>
+                <w:sz w:val="19"/>
+              </w:rPr>
+              <w:t xml:space="preserve">Companion complication</w:t>
+            </w:r>
+          </w:p>
+        </w:tc>
+      </w:tr>
+      <w:tr>
+        <w:tc>
+          <w:tcPr/>
+          <w:p>
+            <w:pPr>
+              <w:pStyle w:val="Compact"/>
+              <w:jc w:val="left"/>
+            </w:pPr>
+            <w:r>
+              <w:rPr>
+                <w:b/>
+                <w:sz w:val="19"/>
+              </w:rPr>
+              <w:t xml:space="preserve">Infernal Bargain</w:t>
+            </w:r>
+          </w:p>
+        </w:tc>
+        <w:tc>
+          <w:tcPr/>
+          <w:p>
+            <w:pPr>
+              <w:pStyle w:val="Compact"/>
+              <w:jc w:val="left"/>
+            </w:pPr>
+            <w:r>
+              <w:rPr>
+                <w:sz w:val="19"/>
+              </w:rPr>
+              <w:t xml:space="preserve">+2 to Persuasion when making a deal or a promise.</w:t>
+            </w:r>
+          </w:p>
+        </w:tc>
+        <w:tc>
+          <w:tcPr/>
+          <w:p>
+            <w:pPr>
+              <w:pStyle w:val="Compact"/>
+              <w:jc w:val="left"/>
+            </w:pPr>
+            <w:r>
+              <w:rPr>
+                <w:bCs/>
+                <w:b/>
+                <w:sz w:val="19"/>
+              </w:rPr>
+              <w:t xml:space="preserve">The Debt Comes Due.</w:t>
+            </w:r>
+            <w:r>
+              <w:rPr>
+                <w:sz w:val="19"/>
+              </w:rPr>
+              <w:t xml:space="preserve"> </w:t>
+            </w:r>
+            <w:r>
+              <w:rPr>
+                <w:sz w:val="19"/>
+              </w:rPr>
+              <w:t xml:space="preserve">Your patron wants something. Accept the errand, or the price of refusing.</w:t>
+            </w:r>
+          </w:p>
+        </w:tc>
+      </w:tr>
+      <w:tr>
+        <w:tc>
+          <w:tcPr/>
+          <w:p>
+            <w:pPr>
+              <w:pStyle w:val="Compact"/>
+              <w:jc w:val="left"/>
+            </w:pPr>
+            <w:r>
+              <w:rPr>
+                <w:b/>
+                <w:sz w:val="19"/>
+              </w:rPr>
+              <w:t xml:space="preserve">Whispers from Below</w:t>
+            </w:r>
+          </w:p>
+        </w:tc>
+        <w:tc>
+          <w:tcPr/>
+          <w:p>
+            <w:pPr>
+              <w:pStyle w:val="Compact"/>
+              <w:jc w:val="left"/>
+            </w:pPr>
+            <w:r>
+              <w:rPr>
+                <w:sz w:val="19"/>
+              </w:rPr>
+              <w:t xml:space="preserve">Ability: once per session, ask your patron one question and get a true, unhelpful answer.</w:t>
+            </w:r>
+          </w:p>
+        </w:tc>
+        <w:tc>
+          <w:tcPr/>
+          <w:p>
+            <w:pPr>
+              <w:pStyle w:val="Compact"/>
+              <w:jc w:val="left"/>
+            </w:pPr>
+            <w:r>
+              <w:rPr>
+                <w:bCs/>
+                <w:b/>
+                <w:sz w:val="19"/>
+              </w:rPr>
+              <w:t xml:space="preserve">Possessive Patron.</w:t>
+            </w:r>
+            <w:r>
+              <w:rPr>
+                <w:sz w:val="19"/>
+              </w:rPr>
+              <w:t xml:space="preserve"> </w:t>
+            </w:r>
+            <w:r>
+              <w:rPr>
+                <w:sz w:val="19"/>
+              </w:rPr>
+              <w:t xml:space="preserve">Your patron won’t share you. Accept it when it interferes with your friends, your faith or your heart.</w:t>
+            </w:r>
+          </w:p>
+        </w:tc>
+      </w:tr>
+    </w:tbl>
+    <w:bookmarkEnd w:id="97"/>
+    <w:bookmarkStart w:id="98" w:name="vampire"/>
+    <w:p>
+      <w:pPr>
+        <w:pStyle w:val="Heading2"/>
+      </w:pPr>
+      <w:r>
+        <w:t xml:space="preserve">Vampire</w:t>
+      </w:r>
+    </w:p>
+    <w:p>
+      <w:pPr>
+        <w:pStyle w:val="FirstParagraph"/>
+      </w:pPr>
+      <w:r>
+        <w:rPr>
+          <w:iCs/>
+          <w:i/>
+        </w:rPr>
+        <w:t xml:space="preserve">Tier 3 · 0 Edges · Body −1, Agility +1, Presence +2, Will −2 · horror</w:t>
+      </w:r>
+    </w:p>
+    <w:p>
+      <w:pPr>
+        <w:pStyle w:val="BodyText"/>
+      </w:pPr>
+      <w:r>
+        <w:t xml:space="preserve">Undead, ageless and beautiful, with a thirst that never ends. You walk at night and remember centuries. Horror campaigns only.</w:t>
+      </w:r>
+    </w:p>
+    <w:p>
+      <w:pPr>
+        <w:pStyle w:val="BodyText"/>
+      </w:pPr>
+      <w:r>
+        <w:rPr>
+          <w:bCs/>
+          <w:b/>
+        </w:rPr>
+        <w:t xml:space="preserve">Origin rules:</w:t>
+      </w:r>
+    </w:p>
+    <w:p>
+      <w:pPr>
+        <w:numPr>
+          <w:ilvl w:val="0"/>
+          <w:numId w:val="1025"/>
+        </w:numPr>
+        <w:pStyle w:val="Compact"/>
+      </w:pPr>
+      <w:r>
+        <w:t xml:space="preserve">Undead: you don’t breathe or age; Medicine can’t heal you. Drinking blood can: Will against the victim’s Body, and on a success you clear a box and they mark one.</w:t>
+      </w:r>
+    </w:p>
+    <w:p>
+      <w:pPr>
+        <w:numPr>
+          <w:ilvl w:val="0"/>
+          <w:numId w:val="1025"/>
+        </w:numPr>
+        <w:pStyle w:val="Compact"/>
+      </w:pPr>
+      <w:r>
+        <w:t xml:space="preserve">Thirst (horror): each night you must drink human blood, or mark a box that only drinking clears.</w:t>
+      </w:r>
+    </w:p>
+    <w:p>
+      <w:pPr>
+        <w:numPr>
+          <w:ilvl w:val="0"/>
+          <w:numId w:val="1025"/>
+        </w:numPr>
+        <w:pStyle w:val="Compact"/>
+      </w:pPr>
+      <w:r>
+        <w:t xml:space="preserve">Sunlight: 1 box each round in direct sun.</w:t>
+      </w:r>
+    </w:p>
+    <w:p>
+      <w:pPr>
+        <w:numPr>
+          <w:ilvl w:val="0"/>
+          <w:numId w:val="1025"/>
+        </w:numPr>
+        <w:pStyle w:val="Compact"/>
+      </w:pPr>
+      <w:r>
+        <w:t xml:space="preserve">Weaknesses: a wooden stake through the heart incapacitates you; fire and beheading kill; holy symbols give −2 to your actions against their bearer; you can’t cross a home’s threshold uninvited.</w:t>
+      </w:r>
+    </w:p>
+    <w:p>
+      <w:pPr>
+        <w:pStyle w:val="FirstParagraph"/>
+      </w:pPr>
+      <w:r>
+        <w:rPr>
+          <w:bCs/>
+          <w:b/>
+        </w:rPr>
+        <w:t xml:space="preserve">Monstrous form:</w:t>
+      </w:r>
+      <w:r>
+        <w:t xml:space="preserve"> </w:t>
+      </w:r>
+      <w:r>
+        <w:t xml:space="preserve">Body +2; Agility +1; Fangs and claws mark 2 boxes; Tough: hits of 2+ boxes mark one fewer, except fire and wooden stakes; Dark sight.</w:t>
+      </w:r>
+      <w:r>
+        <w:t xml:space="preserve"> </w:t>
+      </w:r>
+      <w:r>
+        <w:rPr>
+          <w:bCs/>
+          <w:b/>
+        </w:rPr>
+        <w:t xml:space="preserve">Drawbacks:</w:t>
+      </w:r>
+      <w:r>
+        <w:t xml:space="preserve"> </w:t>
+      </w:r>
+      <w:r>
+        <w:t xml:space="preserve">Your feral face terrifies everyone who sees it.</w:t>
+      </w:r>
+    </w:p>
+    <w:p>
+      <w:pPr>
+        <w:pStyle w:val="BodyText"/>
+      </w:pPr>
+      <w:r>
+        <w:rPr>
+          <w:bCs/>
+          <w:b/>
+        </w:rPr>
+        <w:t xml:space="preserve">Suggested skills:</w:t>
+      </w:r>
+      <w:r>
+        <w:t xml:space="preserve"> </w:t>
+      </w:r>
+      <w:r>
+        <w:t xml:space="preserve">Persuasion, Deception, Stealth, Read People.</w:t>
+      </w:r>
+    </w:p>
+    <w:tbl>
+      <w:tblPr>
+        <w:tblStyle w:val="Table"/>
+        <w:tblW w:type="pct" w:w="5000"/>
+        <w:tblLook w:firstRow="1" w:lastRow="0" w:firstColumn="0" w:lastColumn="0" w:noHBand="0" w:noVBand="0" w:val="0020"/>
+        <w:jc w:val="start"/>
+        <w:tblBorders>
+          <w:top w:val="single" w:sz="4" w:color="B8C2D3"/>
+          <w:left w:val="single" w:sz="4" w:color="B8C2D3"/>
+          <w:bottom w:val="single" w:sz="4" w:color="B8C2D3"/>
+          <w:right w:val="single" w:sz="4" w:color="B8C2D3"/>
+          <w:insideH w:val="single" w:sz="4" w:color="B8C2D3"/>
+          <w:insideV w:val="single" w:sz="4" w:color="B8C2D3"/>
+        </w:tblBorders>
+      </w:tblPr>
+      <w:tblGrid>
+        <w:gridCol w:w="2640"/>
+        <w:gridCol w:w="2640"/>
+        <w:gridCol w:w="2640"/>
+      </w:tblGrid>
+      <w:tr>
+        <w:trPr>
+          <w:tblHeader w:val="true"/>
+        </w:trPr>
+        <w:tc>
+          <w:tcPr>
+            <w:shd w:val="clear" w:fill="E6E8E6"/>
+          </w:tcPr>
+          <w:p>
+            <w:pPr>
+              <w:pStyle w:val="Compact"/>
+              <w:jc w:val="left"/>
+            </w:pPr>
+            <w:r>
+              <w:rPr>
+                <w:b/>
+                <w:sz w:val="19"/>
+              </w:rPr>
+              <w:t xml:space="preserve">Advantage</w:t>
+            </w:r>
+          </w:p>
+        </w:tc>
+        <w:tc>
+          <w:tcPr>
+            <w:shd w:val="clear" w:fill="E6E8E6"/>
+          </w:tcPr>
+          <w:p>
+            <w:pPr>
+              <w:pStyle w:val="Compact"/>
+              <w:jc w:val="left"/>
+            </w:pPr>
+            <w:r>
+              <w:rPr>
+                <w:b/>
+                <w:sz w:val="19"/>
+              </w:rPr>
+              <w:t xml:space="preserve">Effect</w:t>
+            </w:r>
+          </w:p>
+        </w:tc>
+        <w:tc>
+          <w:tcPr>
+            <w:shd w:val="clear" w:fill="E6E8E6"/>
+          </w:tcPr>
+          <w:p>
+            <w:pPr>
+              <w:pStyle w:val="Compact"/>
+              <w:jc w:val="left"/>
+            </w:pPr>
+            <w:r>
+              <w:rPr>
+                <w:b/>
+                <w:sz w:val="19"/>
+              </w:rPr>
+              <w:t xml:space="preserve">Companion complication</w:t>
+            </w:r>
+          </w:p>
+        </w:tc>
+      </w:tr>
+      <w:tr>
+        <w:tc>
+          <w:tcPr/>
+          <w:p>
+            <w:pPr>
+              <w:pStyle w:val="Compact"/>
+              <w:jc w:val="left"/>
+            </w:pPr>
+            <w:r>
+              <w:rPr>
+                <w:b/>
+                <w:sz w:val="19"/>
+              </w:rPr>
+              <w:t xml:space="preserve">Mesmerize</w:t>
+            </w:r>
+          </w:p>
+        </w:tc>
+        <w:tc>
+          <w:tcPr/>
+          <w:p>
+            <w:pPr>
+              <w:pStyle w:val="Compact"/>
+              <w:jc w:val="left"/>
+            </w:pPr>
+            <w:r>
+              <w:rPr>
+                <w:sz w:val="19"/>
+              </w:rPr>
+              <w:t xml:space="preserve">Ability: meet someone’s eyes and roll Presence against their Will; on a success they obey one simple command.</w:t>
+            </w:r>
+          </w:p>
+        </w:tc>
+        <w:tc>
+          <w:tcPr/>
+          <w:p>
+            <w:pPr>
+              <w:pStyle w:val="Compact"/>
+              <w:jc w:val="left"/>
+            </w:pPr>
+            <w:r>
+              <w:rPr>
+                <w:bCs/>
+                <w:b/>
+                <w:sz w:val="19"/>
+              </w:rPr>
+              <w:t xml:space="preserve">Old Enemies.</w:t>
+            </w:r>
+            <w:r>
+              <w:rPr>
+                <w:sz w:val="19"/>
+              </w:rPr>
+              <w:t xml:space="preserve"> </w:t>
+            </w:r>
+            <w:r>
+              <w:rPr>
+                <w:sz w:val="19"/>
+              </w:rPr>
+              <w:t xml:space="preserve">Centuries make enemies. Accept it when one turns up.</w:t>
+            </w:r>
+          </w:p>
+        </w:tc>
+      </w:tr>
+      <w:tr>
+        <w:tc>
+          <w:tcPr/>
+          <w:p>
+            <w:pPr>
+              <w:pStyle w:val="Compact"/>
+              <w:jc w:val="left"/>
+            </w:pPr>
+            <w:r>
+              <w:rPr>
+                <w:b/>
+                <w:sz w:val="19"/>
+              </w:rPr>
+              <w:t xml:space="preserve">Mist and Shadow</w:t>
+            </w:r>
+          </w:p>
+        </w:tc>
+        <w:tc>
+          <w:tcPr/>
+          <w:p>
+            <w:pPr>
+              <w:pStyle w:val="Compact"/>
+              <w:jc w:val="left"/>
+            </w:pPr>
+            <w:r>
+              <w:rPr>
+                <w:sz w:val="19"/>
+              </w:rPr>
+              <w:t xml:space="preserve">Ability: once per scene at night, become mist and escape through any gap.</w:t>
+            </w:r>
+          </w:p>
+        </w:tc>
+        <w:tc>
+          <w:tcPr/>
+          <w:p>
+            <w:pPr>
+              <w:pStyle w:val="Compact"/>
+              <w:jc w:val="left"/>
+            </w:pPr>
+            <w:r>
+              <w:rPr>
+                <w:bCs/>
+                <w:b/>
+                <w:sz w:val="19"/>
+              </w:rPr>
+              <w:t xml:space="preserve">Pride of the Old Blood.</w:t>
+            </w:r>
+            <w:r>
+              <w:rPr>
+                <w:sz w:val="19"/>
+              </w:rPr>
+              <w:t xml:space="preserve"> </w:t>
+            </w:r>
+            <w:r>
+              <w:rPr>
+                <w:sz w:val="19"/>
+              </w:rPr>
+              <w:t xml:space="preserve">You won’t be slighted by the living. Accept the feud you start.</w:t>
+            </w:r>
+          </w:p>
+        </w:tc>
+      </w:tr>
+    </w:tbl>
+    <w:bookmarkEnd w:id="98"/>
+    <w:bookmarkEnd w:id="99"/>
+    <w:bookmarkStart w:id="100" w:name="complications"/>
     <w:p>
       <w:pPr>
         <w:pStyle w:val="Heading1"/>
@@ -15106,7 +20133,7 @@
         </w:trPr>
         <w:tc>
           <w:tcPr>
-            <w:shd w:val="clear" w:fill="F1E6D2"/>
+            <w:shd w:val="clear" w:fill="E6E8E6"/>
           </w:tcPr>
           <w:p>
             <w:pPr>
@@ -15124,7 +20151,7 @@
         </w:tc>
         <w:tc>
           <w:tcPr>
-            <w:shd w:val="clear" w:fill="F1E6D2"/>
+            <w:shd w:val="clear" w:fill="E6E8E6"/>
           </w:tcPr>
           <w:p>
             <w:pPr>
@@ -15669,9 +20696,108 @@
           </w:p>
         </w:tc>
       </w:tr>
+      <w:tr>
+        <w:tc>
+          <w:tcPr/>
+          <w:p>
+            <w:pPr>
+              <w:pStyle w:val="Compact"/>
+              <w:jc w:val="left"/>
+            </w:pPr>
+            <w:r>
+              <w:rPr>
+                <w:b/>
+                <w:sz w:val="19"/>
+              </w:rPr>
+              <w:t xml:space="preserve">Cursed</w:t>
+            </w:r>
+          </w:p>
+        </w:tc>
+        <w:tc>
+          <w:tcPr/>
+          <w:p>
+            <w:pPr>
+              <w:pStyle w:val="Compact"/>
+              <w:jc w:val="left"/>
+            </w:pPr>
+            <w:r>
+              <w:rPr>
+                <w:sz w:val="19"/>
+              </w:rPr>
+              <w:t xml:space="preserve">Something cursed you, and the curse has a will of its own. Agree what it does; accept it when it strikes.</w:t>
+            </w:r>
+          </w:p>
+        </w:tc>
+      </w:tr>
+      <w:tr>
+        <w:tc>
+          <w:tcPr/>
+          <w:p>
+            <w:pPr>
+              <w:pStyle w:val="Compact"/>
+              <w:jc w:val="left"/>
+            </w:pPr>
+            <w:r>
+              <w:rPr>
+                <w:b/>
+                <w:sz w:val="19"/>
+              </w:rPr>
+              <w:t xml:space="preserve">Haunted by a Ghost</w:t>
+            </w:r>
+          </w:p>
+        </w:tc>
+        <w:tc>
+          <w:tcPr/>
+          <w:p>
+            <w:pPr>
+              <w:pStyle w:val="Compact"/>
+              <w:jc w:val="left"/>
+            </w:pPr>
+            <w:r>
+              <w:rPr>
+                <w:sz w:val="19"/>
+              </w:rPr>
+              <w:t xml:space="preserve">A spirit follows you, and wants something. Accept the haunting and the trouble it brings.</w:t>
+            </w:r>
+          </w:p>
+        </w:tc>
+      </w:tr>
+      <w:tr>
+        <w:tc>
+          <w:tcPr/>
+          <w:p>
+            <w:pPr>
+              <w:pStyle w:val="Compact"/>
+              <w:jc w:val="left"/>
+            </w:pPr>
+            <w:r>
+              <w:rPr>
+                <w:b/>
+                <w:sz w:val="19"/>
+              </w:rPr>
+              <w:t xml:space="preserve">Marked by the Dark</w:t>
+            </w:r>
+          </w:p>
+        </w:tc>
+        <w:tc>
+          <w:tcPr/>
+          <w:p>
+            <w:pPr>
+              <w:pStyle w:val="Compact"/>
+              <w:jc w:val="left"/>
+            </w:pPr>
+            <w:r>
+              <w:rPr>
+                <w:sz w:val="19"/>
+              </w:rPr>
+              <w:t xml:space="preserve">Things that live in the dark know your scent. Accept it when they find you first.</w:t>
+            </w:r>
+          </w:p>
+        </w:tc>
+      </w:tr>
     </w:tbl>
-    <w:bookmarkEnd w:id="89"/>
-    <w:bookmarkStart w:id="90" w:name="quick-reference"/>
+    <w:bookmarkEnd w:id="100"/>
+    <w:bookmarkStart w:id="101" w:name="quick-reference"/>
     <w:p>
       <w:pPr>
         <w:pStyle w:val="Heading1"/>
@@ -15695,7 +20821,7 @@
         <w:t xml:space="preserve"> </w:t>
       </w:r>
       <w:r>
-        <w:t xml:space="preserve">attributes start at 10, adjusted by background (always totaling zero), plus 5 points; maximum 13 plus any background bonus. 3 points split between background tier and Edges. Well-rounded: one Specialty and nine Trained. Old hand: one Expert at +5 and seven Trained. One advantage (general or background) and one complication; an optional Allegiance.</w:t>
+        <w:t xml:space="preserve">attributes start at 10, adjusted by origin (always totaling zero), plus 5 points; maximum 13 plus any origin bonus. 3 points split between origin tier and Edges. Well-rounded: one Specialty and nine Trained. Old hand: one Expert at +5 and seven Trained. One advantage (general or origin) and one complication; an optional Allegiance.</w:t>
       </w:r>
     </w:p>
     <w:p>
@@ -15854,7 +20980,7 @@
         <w:t xml:space="preserve">Legend Dynamics RPG system. The core rules and this setting are original works.</w:t>
       </w:r>
     </w:p>
-    <w:bookmarkEnd w:id="90"/>
+    <w:bookmarkEnd w:id="101"/>
     <w:sectPr/>
   </w:body>
 </w:document>
@@ -16257,6 +21383,30 @@
   <w:num w:numId="1017">
     <w:abstractNumId w:val="991"/>
   </w:num>
+  <w:num w:numId="1018">
+    <w:abstractNumId w:val="991"/>
+  </w:num>
+  <w:num w:numId="1019">
+    <w:abstractNumId w:val="991"/>
+  </w:num>
+  <w:num w:numId="1020">
+    <w:abstractNumId w:val="991"/>
+  </w:num>
+  <w:num w:numId="1021">
+    <w:abstractNumId w:val="991"/>
+  </w:num>
+  <w:num w:numId="1022">
+    <w:abstractNumId w:val="991"/>
+  </w:num>
+  <w:num w:numId="1023">
+    <w:abstractNumId w:val="991"/>
+  </w:num>
+  <w:num w:numId="1024">
+    <w:abstractNumId w:val="991"/>
+  </w:num>
+  <w:num w:numId="1025">
+    <w:abstractNumId w:val="991"/>
+  </w:num>
 </w:numbering>
 </file>
 
@@ -16336,7 +21486,7 @@
       <w:rFonts w:asciiTheme="majorHAnsi" w:cstheme="majorBidi" w:eastAsiaTheme="majorEastAsia" w:hAnsiTheme="majorHAnsi" w:ascii="Calibri" w:hAnsi="Calibri"/>
       <w:b/>
       <w:bCs/>
-      <w:color w:val="4A2A12"/>
+      <w:color w:val="2A2F33"/>
       <w:sz w:val="36"/>
       <w:szCs w:val="36"/>
     </w:rPr>
@@ -16354,7 +21504,7 @@
     </w:pPr>
     <w:rPr>
       <w:rFonts w:ascii="Calibri" w:hAnsi="Calibri"/>
-      <w:color w:val="4A2A12"/>
+      <w:color w:val="2A2F33"/>
       <w:sz w:val="30"/>
       <w:szCs w:val="30"/>
     </w:rPr>

--- a/legend-dynamics/western/Iron_Roads_Players_Guide.docx
+++ b/legend-dynamics/western/Iron_Roads_Players_Guide.docx
@@ -20968,6 +20968,1088 @@
         <w:t xml:space="preserve">start each session with two. Reroll, reduce an injury by one box, or establish a small preparation. Earn one from an accepted complication.</w:t>
       </w:r>
     </w:p>
+    <w:bookmarkEnd w:id="101"/>
+    <w:bookmarkStart w:id="104" w:name="discord-commands"/>
+    <w:p>
+      <w:pPr>
+        <w:pStyle w:val="Heading1"/>
+      </w:pPr>
+      <w:r>
+        <w:t xml:space="preserve">Discord commands</w:t>
+      </w:r>
+    </w:p>
+    <w:p>
+      <w:pPr>
+        <w:pStyle w:val="FirstParagraph"/>
+      </w:pPr>
+      <w:r>
+        <w:t xml:space="preserve">The table’s Discord bot rolls the dice and keeps the shared Grit points, clocks and Trouble tracks for the server. Type</w:t>
+      </w:r>
+      <w:r>
+        <w:t xml:space="preserve"> </w:t>
+      </w:r>
+      <w:r>
+        <w:rPr>
+          <w:rStyle w:val="VerbatimChar"/>
+        </w:rPr>
+        <w:t xml:space="preserve">/</w:t>
+      </w:r>
+      <w:r>
+        <w:t xml:space="preserve"> </w:t>
+      </w:r>
+      <w:r>
+        <w:t xml:space="preserve">in a channel to see the commands; Discord shows each option as you fill it in. The bot doesn’t know your sheet, so you give it the target number.</w:t>
+      </w:r>
+    </w:p>
+    <w:bookmarkStart w:id="102" w:name="for-players"/>
+    <w:p>
+      <w:pPr>
+        <w:pStyle w:val="Heading2"/>
+      </w:pPr>
+      <w:r>
+        <w:t xml:space="preserve">For players</w:t>
+      </w:r>
+    </w:p>
+    <w:tbl>
+      <w:tblPr>
+        <w:tblStyle w:val="Table"/>
+        <w:tblW w:type="pct" w:w="5000"/>
+        <w:tblLook w:firstRow="1" w:lastRow="0" w:firstColumn="0" w:lastColumn="0" w:noHBand="0" w:noVBand="0" w:val="0020"/>
+        <w:jc w:val="start"/>
+        <w:tblBorders>
+          <w:top w:val="single" w:sz="4" w:color="B8C2D3"/>
+          <w:left w:val="single" w:sz="4" w:color="B8C2D3"/>
+          <w:bottom w:val="single" w:sz="4" w:color="B8C2D3"/>
+          <w:right w:val="single" w:sz="4" w:color="B8C2D3"/>
+          <w:insideH w:val="single" w:sz="4" w:color="B8C2D3"/>
+          <w:insideV w:val="single" w:sz="4" w:color="B8C2D3"/>
+        </w:tblBorders>
+      </w:tblPr>
+      <w:tblGrid>
+        <w:gridCol w:w="3960"/>
+        <w:gridCol w:w="3960"/>
+      </w:tblGrid>
+      <w:tr>
+        <w:trPr>
+          <w:tblHeader w:val="true"/>
+        </w:trPr>
+        <w:tc>
+          <w:tcPr>
+            <w:shd w:val="clear" w:fill="E6E8E6"/>
+          </w:tcPr>
+          <w:p>
+            <w:pPr>
+              <w:pStyle w:val="Compact"/>
+              <w:jc w:val="left"/>
+            </w:pPr>
+            <w:r>
+              <w:rPr>
+                <w:b/>
+                <w:sz w:val="19"/>
+              </w:rPr>
+              <w:t xml:space="preserve">Command</w:t>
+            </w:r>
+          </w:p>
+        </w:tc>
+        <w:tc>
+          <w:tcPr>
+            <w:shd w:val="clear" w:fill="E6E8E6"/>
+          </w:tcPr>
+          <w:p>
+            <w:pPr>
+              <w:pStyle w:val="Compact"/>
+              <w:jc w:val="left"/>
+            </w:pPr>
+            <w:r>
+              <w:rPr>
+                <w:b/>
+                <w:sz w:val="19"/>
+              </w:rPr>
+              <w:t xml:space="preserve">What it does</w:t>
+            </w:r>
+          </w:p>
+        </w:tc>
+      </w:tr>
+      <w:tr>
+        <w:tc>
+          <w:tcPr/>
+          <w:p>
+            <w:pPr>
+              <w:pStyle w:val="Compact"/>
+              <w:jc w:val="left"/>
+            </w:pPr>
+            <w:r>
+              <w:rPr>
+                <w:rStyle w:val="VerbatimChar"/>
+                <w:b/>
+                <w:sz w:val="19"/>
+              </w:rPr>
+              <w:t xml:space="preserve">/roll target:13 modifier:-2 label:Shooting</w:t>
+            </w:r>
+          </w:p>
+        </w:tc>
+        <w:tc>
+          <w:tcPr/>
+          <w:p>
+            <w:pPr>
+              <w:pStyle w:val="Compact"/>
+              <w:jc w:val="left"/>
+            </w:pPr>
+            <w:r>
+              <w:rPr>
+                <w:sz w:val="19"/>
+              </w:rPr>
+              <w:t xml:space="preserve">Roll 3d6 under your target. Use the number from your sheet, and add up every modifier yourself: circumstance, injury, assistance. The bot shows the result, the margin and your chance.</w:t>
+            </w:r>
+            <w:r>
+              <w:rPr>
+                <w:sz w:val="19"/>
+              </w:rPr>
+              <w:t xml:space="preserve"> </w:t>
+            </w:r>
+            <w:r>
+              <w:rPr>
+                <w:bCs/>
+                <w:b/>
+                <w:sz w:val="19"/>
+              </w:rPr>
+              <w:t xml:space="preserve">Spend a Grit point to reroll</w:t>
+            </w:r>
+            <w:r>
+              <w:rPr>
+                <w:sz w:val="19"/>
+              </w:rPr>
+              <w:t xml:space="preserve"> </w:t>
+            </w:r>
+            <w:r>
+              <w:rPr>
+                <w:sz w:val="19"/>
+              </w:rPr>
+              <w:t xml:space="preserve">lets you reroll once, and the second result stands.</w:t>
+            </w:r>
+          </w:p>
+        </w:tc>
+      </w:tr>
+      <w:tr>
+        <w:tc>
+          <w:tcPr/>
+          <w:p>
+            <w:pPr>
+              <w:pStyle w:val="Compact"/>
+              <w:jc w:val="left"/>
+            </w:pPr>
+            <w:r>
+              <w:rPr>
+                <w:rStyle w:val="VerbatimChar"/>
+                <w:b/>
+                <w:sz w:val="19"/>
+              </w:rPr>
+              <w:t xml:space="preserve">/contest target:13 opponent:14 opponent_name:"Werewolf" label:Grapple</w:t>
+            </w:r>
+          </w:p>
+        </w:tc>
+        <w:tc>
+          <w:tcPr/>
+          <w:p>
+            <w:pPr>
+              <w:pStyle w:val="Compact"/>
+              <w:jc w:val="left"/>
+            </w:pPr>
+            <w:r>
+              <w:rPr>
+                <w:sz w:val="19"/>
+              </w:rPr>
+              <w:t xml:space="preserve">An opposed roll. The bot rolls both sides and names the winner. Ties and double failures go to the defender, which is the opponent unless you add</w:t>
+            </w:r>
+            <w:r>
+              <w:rPr>
+                <w:sz w:val="19"/>
+              </w:rPr>
+              <w:t xml:space="preserve"> </w:t>
+            </w:r>
+            <w:r>
+              <w:rPr>
+                <w:rStyle w:val="VerbatimChar"/>
+                <w:sz w:val="19"/>
+              </w:rPr>
+              <w:t xml:space="preserve">defender:me</w:t>
+            </w:r>
+            <w:r>
+              <w:rPr>
+                <w:sz w:val="19"/>
+              </w:rPr>
+              <w:t xml:space="preserve">.</w:t>
+            </w:r>
+          </w:p>
+        </w:tc>
+      </w:tr>
+      <w:tr>
+        <w:tc>
+          <w:tcPr/>
+          <w:p>
+            <w:pPr>
+              <w:pStyle w:val="Compact"/>
+              <w:jc w:val="left"/>
+            </w:pPr>
+            <w:r>
+              <w:rPr>
+                <w:rStyle w:val="VerbatimChar"/>
+                <w:b/>
+                <w:sz w:val="19"/>
+              </w:rPr>
+              <w:t xml:space="preserve">/assist target:12 helper_target:14 helper:@name label:"Hold the door"</w:t>
+            </w:r>
+          </w:p>
+        </w:tc>
+        <w:tc>
+          <w:tcPr/>
+          <w:p>
+            <w:pPr>
+              <w:pStyle w:val="Compact"/>
+              <w:jc w:val="left"/>
+            </w:pPr>
+            <w:r>
+              <w:rPr>
+                <w:sz w:val="19"/>
+              </w:rPr>
+              <w:t xml:space="preserve">Someone helps you. They roll first (Athletics, say): success gives +1, success by 5 or more +2, and a natural 18 brings a complication. Then you roll with their bonus.</w:t>
+            </w:r>
+          </w:p>
+        </w:tc>
+      </w:tr>
+      <w:tr>
+        <w:tc>
+          <w:tcPr/>
+          <w:p>
+            <w:pPr>
+              <w:pStyle w:val="Compact"/>
+              <w:jc w:val="left"/>
+            </w:pPr>
+            <w:r>
+              <w:rPr>
+                <w:rStyle w:val="VerbatimChar"/>
+                <w:b/>
+                <w:sz w:val="19"/>
+              </w:rPr>
+              <w:t xml:space="preserve">/points show</w:t>
+            </w:r>
+          </w:p>
+        </w:tc>
+        <w:tc>
+          <w:tcPr/>
+          <w:p>
+            <w:pPr>
+              <w:pStyle w:val="Compact"/>
+              <w:jc w:val="left"/>
+            </w:pPr>
+            <w:r>
+              <w:rPr>
+                <w:sz w:val="19"/>
+              </w:rPr>
+              <w:t xml:space="preserve">Your Grit points this session. Add</w:t>
+            </w:r>
+            <w:r>
+              <w:rPr>
+                <w:sz w:val="19"/>
+              </w:rPr>
+              <w:t xml:space="preserve"> </w:t>
+            </w:r>
+            <w:r>
+              <w:rPr>
+                <w:rStyle w:val="VerbatimChar"/>
+                <w:sz w:val="19"/>
+              </w:rPr>
+              <w:t xml:space="preserve">player:@name</w:t>
+            </w:r>
+            <w:r>
+              <w:rPr>
+                <w:sz w:val="19"/>
+              </w:rPr>
+              <w:t xml:space="preserve"> </w:t>
+            </w:r>
+            <w:r>
+              <w:rPr>
+                <w:sz w:val="19"/>
+              </w:rPr>
+              <w:t xml:space="preserve">to see someone else’s.</w:t>
+            </w:r>
+          </w:p>
+        </w:tc>
+      </w:tr>
+      <w:tr>
+        <w:tc>
+          <w:tcPr/>
+          <w:p>
+            <w:pPr>
+              <w:pStyle w:val="Compact"/>
+              <w:jc w:val="left"/>
+            </w:pPr>
+            <w:r>
+              <w:rPr>
+                <w:rStyle w:val="VerbatimChar"/>
+                <w:b/>
+                <w:sz w:val="19"/>
+              </w:rPr>
+              <w:t xml:space="preserve">/points spend</w:t>
+            </w:r>
+          </w:p>
+        </w:tc>
+        <w:tc>
+          <w:tcPr/>
+          <w:p>
+            <w:pPr>
+              <w:pStyle w:val="Compact"/>
+              <w:jc w:val="left"/>
+            </w:pPr>
+            <w:r>
+              <w:rPr>
+                <w:sz w:val="19"/>
+              </w:rPr>
+              <w:t xml:space="preserve">Spend a Grit point without rolling, e.g. to reduce an injury by one box or to establish a small preparation.</w:t>
+            </w:r>
+          </w:p>
+        </w:tc>
+      </w:tr>
+      <w:tr>
+        <w:tc>
+          <w:tcPr/>
+          <w:p>
+            <w:pPr>
+              <w:pStyle w:val="Compact"/>
+              <w:jc w:val="left"/>
+            </w:pPr>
+            <w:r>
+              <w:rPr>
+                <w:rStyle w:val="VerbatimChar"/>
+                <w:b/>
+                <w:sz w:val="19"/>
+              </w:rPr>
+              <w:t xml:space="preserve">/points gain</w:t>
+            </w:r>
+          </w:p>
+        </w:tc>
+        <w:tc>
+          <w:tcPr/>
+          <w:p>
+            <w:pPr>
+              <w:pStyle w:val="Compact"/>
+              <w:jc w:val="left"/>
+            </w:pPr>
+            <w:r>
+              <w:rPr>
+                <w:sz w:val="19"/>
+              </w:rPr>
+              <w:t xml:space="preserve">Gain a Grit point, e.g. when you accept a complication the GM offers. With Extra Grit, use it once at the start of a session.</w:t>
+            </w:r>
+          </w:p>
+        </w:tc>
+      </w:tr>
+      <w:tr>
+        <w:tc>
+          <w:tcPr/>
+          <w:p>
+            <w:pPr>
+              <w:pStyle w:val="Compact"/>
+              <w:jc w:val="left"/>
+            </w:pPr>
+            <w:r>
+              <w:rPr>
+                <w:rStyle w:val="VerbatimChar"/>
+                <w:b/>
+                <w:sz w:val="19"/>
+              </w:rPr>
+              <w:t xml:space="preserve">/clock show</w:t>
+            </w:r>
+          </w:p>
+        </w:tc>
+        <w:tc>
+          <w:tcPr/>
+          <w:p>
+            <w:pPr>
+              <w:pStyle w:val="Compact"/>
+              <w:jc w:val="left"/>
+            </w:pPr>
+            <w:r>
+              <w:rPr>
+                <w:sz w:val="19"/>
+              </w:rPr>
+              <w:t xml:space="preserve">Every clock the GM is running.</w:t>
+            </w:r>
+          </w:p>
+        </w:tc>
+      </w:tr>
+      <w:tr>
+        <w:tc>
+          <w:tcPr/>
+          <w:p>
+            <w:pPr>
+              <w:pStyle w:val="Compact"/>
+              <w:jc w:val="left"/>
+            </w:pPr>
+            <w:r>
+              <w:rPr>
+                <w:rStyle w:val="VerbatimChar"/>
+                <w:b/>
+                <w:sz w:val="19"/>
+              </w:rPr>
+              <w:t xml:space="preserve">/track show</w:t>
+            </w:r>
+          </w:p>
+        </w:tc>
+        <w:tc>
+          <w:tcPr/>
+          <w:p>
+            <w:pPr>
+              <w:pStyle w:val="Compact"/>
+              <w:jc w:val="left"/>
+            </w:pPr>
+            <w:r>
+              <w:rPr>
+                <w:sz w:val="19"/>
+              </w:rPr>
+              <w:t xml:space="preserve">The shared Trouble tracks (Heat, Whispers, The Dark) and what each one means right now.</w:t>
+            </w:r>
+          </w:p>
+        </w:tc>
+      </w:tr>
+    </w:tbl>
+    <w:p>
+      <w:pPr>
+        <w:pStyle w:val="BodyText"/>
+      </w:pPr>
+      <w:r>
+        <w:t xml:space="preserve">Only the player who rolled can press the reroll button. Rolls that miss by 1 or 2 remind the GM that success at a cost is on offer.</w:t>
+      </w:r>
+    </w:p>
+    <w:bookmarkEnd w:id="102"/>
+    <w:bookmarkStart w:id="103" w:name="for-the-gm"/>
+    <w:p>
+      <w:pPr>
+        <w:pStyle w:val="Heading2"/>
+      </w:pPr>
+      <w:r>
+        <w:t xml:space="preserve">For the GM</w:t>
+      </w:r>
+    </w:p>
+    <w:p>
+      <w:pPr>
+        <w:pStyle w:val="FirstParagraph"/>
+      </w:pPr>
+      <w:r>
+        <w:t xml:space="preserve">GM commands need the</w:t>
+      </w:r>
+      <w:r>
+        <w:t xml:space="preserve"> </w:t>
+      </w:r>
+      <w:r>
+        <w:rPr>
+          <w:bCs/>
+          <w:b/>
+        </w:rPr>
+        <w:t xml:space="preserve">Manage Server</w:t>
+      </w:r>
+      <w:r>
+        <w:t xml:space="preserve"> </w:t>
+      </w:r>
+      <w:r>
+        <w:t xml:space="preserve">permission on the Discord server. Everyone can see clocks, tracks and points.</w:t>
+      </w:r>
+    </w:p>
+    <w:tbl>
+      <w:tblPr>
+        <w:tblStyle w:val="Table"/>
+        <w:tblW w:type="pct" w:w="5000"/>
+        <w:tblLook w:firstRow="1" w:lastRow="0" w:firstColumn="0" w:lastColumn="0" w:noHBand="0" w:noVBand="0" w:val="0020"/>
+        <w:jc w:val="start"/>
+        <w:tblBorders>
+          <w:top w:val="single" w:sz="4" w:color="B8C2D3"/>
+          <w:left w:val="single" w:sz="4" w:color="B8C2D3"/>
+          <w:bottom w:val="single" w:sz="4" w:color="B8C2D3"/>
+          <w:right w:val="single" w:sz="4" w:color="B8C2D3"/>
+          <w:insideH w:val="single" w:sz="4" w:color="B8C2D3"/>
+          <w:insideV w:val="single" w:sz="4" w:color="B8C2D3"/>
+        </w:tblBorders>
+      </w:tblPr>
+      <w:tblGrid>
+        <w:gridCol w:w="3960"/>
+        <w:gridCol w:w="3960"/>
+      </w:tblGrid>
+      <w:tr>
+        <w:trPr>
+          <w:tblHeader w:val="true"/>
+        </w:trPr>
+        <w:tc>
+          <w:tcPr>
+            <w:shd w:val="clear" w:fill="E6E8E6"/>
+          </w:tcPr>
+          <w:p>
+            <w:pPr>
+              <w:pStyle w:val="Compact"/>
+              <w:jc w:val="left"/>
+            </w:pPr>
+            <w:r>
+              <w:rPr>
+                <w:b/>
+                <w:sz w:val="19"/>
+              </w:rPr>
+              <w:t xml:space="preserve">Command</w:t>
+            </w:r>
+          </w:p>
+        </w:tc>
+        <w:tc>
+          <w:tcPr>
+            <w:shd w:val="clear" w:fill="E6E8E6"/>
+          </w:tcPr>
+          <w:p>
+            <w:pPr>
+              <w:pStyle w:val="Compact"/>
+              <w:jc w:val="left"/>
+            </w:pPr>
+            <w:r>
+              <w:rPr>
+                <w:b/>
+                <w:sz w:val="19"/>
+              </w:rPr>
+              <w:t xml:space="preserve">What it does</w:t>
+            </w:r>
+          </w:p>
+        </w:tc>
+      </w:tr>
+      <w:tr>
+        <w:tc>
+          <w:tcPr/>
+          <w:p>
+            <w:pPr>
+              <w:pStyle w:val="Compact"/>
+              <w:jc w:val="left"/>
+            </w:pPr>
+            <w:r>
+              <w:rPr>
+                <w:rStyle w:val="VerbatimChar"/>
+                <w:b/>
+                <w:sz w:val="19"/>
+              </w:rPr>
+              <w:t xml:space="preserve">/game set game:Iron Roads</w:t>
+            </w:r>
+          </w:p>
+        </w:tc>
+        <w:tc>
+          <w:tcPr/>
+          <w:p>
+            <w:pPr>
+              <w:pStyle w:val="Compact"/>
+              <w:jc w:val="left"/>
+            </w:pPr>
+            <w:r>
+              <w:rPr>
+                <w:sz w:val="19"/>
+              </w:rPr>
+              <w:t xml:space="preserve">Choose this server’s game. Do it once;</w:t>
+            </w:r>
+            <w:r>
+              <w:rPr>
+                <w:sz w:val="19"/>
+              </w:rPr>
+              <w:t xml:space="preserve"> </w:t>
+            </w:r>
+            <w:r>
+              <w:rPr>
+                <w:rStyle w:val="VerbatimChar"/>
+                <w:sz w:val="19"/>
+              </w:rPr>
+              <w:t xml:space="preserve">/game show</w:t>
+            </w:r>
+            <w:r>
+              <w:rPr>
+                <w:sz w:val="19"/>
+              </w:rPr>
+              <w:t xml:space="preserve"> </w:t>
+            </w:r>
+            <w:r>
+              <w:rPr>
+                <w:sz w:val="19"/>
+              </w:rPr>
+              <w:t xml:space="preserve">checks it.</w:t>
+            </w:r>
+          </w:p>
+        </w:tc>
+      </w:tr>
+      <w:tr>
+        <w:tc>
+          <w:tcPr/>
+          <w:p>
+            <w:pPr>
+              <w:pStyle w:val="Compact"/>
+              <w:jc w:val="left"/>
+            </w:pPr>
+            <w:r>
+              <w:rPr>
+                <w:rStyle w:val="VerbatimChar"/>
+                <w:b/>
+                <w:sz w:val="19"/>
+              </w:rPr>
+              <w:t xml:space="preserve">/points newsession</w:t>
+            </w:r>
+          </w:p>
+        </w:tc>
+        <w:tc>
+          <w:tcPr/>
+          <w:p>
+            <w:pPr>
+              <w:pStyle w:val="Compact"/>
+              <w:jc w:val="left"/>
+            </w:pPr>
+            <w:r>
+              <w:rPr>
+                <w:sz w:val="19"/>
+              </w:rPr>
+              <w:t xml:space="preserve">Start a session: everyone goes back to two Grit points, and unused points are gone.</w:t>
+            </w:r>
+          </w:p>
+        </w:tc>
+      </w:tr>
+      <w:tr>
+        <w:tc>
+          <w:tcPr/>
+          <w:p>
+            <w:pPr>
+              <w:pStyle w:val="Compact"/>
+              <w:jc w:val="left"/>
+            </w:pPr>
+            <w:r>
+              <w:rPr>
+                <w:rStyle w:val="VerbatimChar"/>
+                <w:b/>
+                <w:sz w:val="19"/>
+              </w:rPr>
+              <w:t xml:space="preserve">/points gain player:@name</w:t>
+            </w:r>
+          </w:p>
+        </w:tc>
+        <w:tc>
+          <w:tcPr/>
+          <w:p>
+            <w:pPr>
+              <w:pStyle w:val="Compact"/>
+              <w:jc w:val="left"/>
+            </w:pPr>
+            <w:r>
+              <w:rPr>
+                <w:sz w:val="19"/>
+              </w:rPr>
+              <w:t xml:space="preserve">Award a Grit point, e.g. for an accepted complication.</w:t>
+            </w:r>
+          </w:p>
+        </w:tc>
+      </w:tr>
+      <w:tr>
+        <w:tc>
+          <w:tcPr/>
+          <w:p>
+            <w:pPr>
+              <w:pStyle w:val="Compact"/>
+              <w:jc w:val="left"/>
+            </w:pPr>
+            <w:r>
+              <w:rPr>
+                <w:rStyle w:val="VerbatimChar"/>
+                <w:b/>
+                <w:sz w:val="19"/>
+              </w:rPr>
+              <w:t xml:space="preserve">/points set player:@name points:3</w:t>
+            </w:r>
+          </w:p>
+        </w:tc>
+        <w:tc>
+          <w:tcPr/>
+          <w:p>
+            <w:pPr>
+              <w:pStyle w:val="Compact"/>
+              <w:jc w:val="left"/>
+            </w:pPr>
+            <w:r>
+              <w:rPr>
+                <w:sz w:val="19"/>
+              </w:rPr>
+              <w:t xml:space="preserve">Correct a player’s total.</w:t>
+            </w:r>
+          </w:p>
+        </w:tc>
+      </w:tr>
+      <w:tr>
+        <w:tc>
+          <w:tcPr/>
+          <w:p>
+            <w:pPr>
+              <w:pStyle w:val="Compact"/>
+              <w:jc w:val="left"/>
+            </w:pPr>
+            <w:r>
+              <w:rPr>
+                <w:rStyle w:val="VerbatimChar"/>
+                <w:b/>
+                <w:sz w:val="19"/>
+              </w:rPr>
+              <w:t xml:space="preserve">/clock new name:"The mob forms" segments:6 kind:danger</w:t>
+            </w:r>
+          </w:p>
+        </w:tc>
+        <w:tc>
+          <w:tcPr/>
+          <w:p>
+            <w:pPr>
+              <w:pStyle w:val="Compact"/>
+              <w:jc w:val="left"/>
+            </w:pPr>
+            <w:r>
+              <w:rPr>
+                <w:sz w:val="19"/>
+              </w:rPr>
+              <w:t xml:space="preserve">Start a clock of 2, 4, 6 or 8 segments. Danger clocks fill on failures and time; use</w:t>
+            </w:r>
+            <w:r>
+              <w:rPr>
+                <w:sz w:val="19"/>
+              </w:rPr>
+              <w:t xml:space="preserve"> </w:t>
+            </w:r>
+            <w:r>
+              <w:rPr>
+                <w:rStyle w:val="VerbatimChar"/>
+                <w:sz w:val="19"/>
+              </w:rPr>
+              <w:t xml:space="preserve">kind:progress</w:t>
+            </w:r>
+            <w:r>
+              <w:rPr>
+                <w:sz w:val="19"/>
+              </w:rPr>
+              <w:t xml:space="preserve"> </w:t>
+            </w:r>
+            <w:r>
+              <w:rPr>
+                <w:sz w:val="19"/>
+              </w:rPr>
+              <w:t xml:space="preserve">for one that fills on successes.</w:t>
+            </w:r>
+          </w:p>
+        </w:tc>
+      </w:tr>
+      <w:tr>
+        <w:tc>
+          <w:tcPr/>
+          <w:p>
+            <w:pPr>
+              <w:pStyle w:val="Compact"/>
+              <w:jc w:val="left"/>
+            </w:pPr>
+            <w:r>
+              <w:rPr>
+                <w:rStyle w:val="VerbatimChar"/>
+                <w:b/>
+                <w:sz w:val="19"/>
+              </w:rPr>
+              <w:t xml:space="preserve">/clock tick name:"The mob forms"</w:t>
+            </w:r>
+          </w:p>
+        </w:tc>
+        <w:tc>
+          <w:tcPr/>
+          <w:p>
+            <w:pPr>
+              <w:pStyle w:val="Compact"/>
+              <w:jc w:val="left"/>
+            </w:pPr>
+            <w:r>
+              <w:rPr>
+                <w:sz w:val="19"/>
+              </w:rPr>
+              <w:t xml:space="preserve">Fill one segment. Add</w:t>
+            </w:r>
+            <w:r>
+              <w:rPr>
+                <w:sz w:val="19"/>
+              </w:rPr>
+              <w:t xml:space="preserve"> </w:t>
+            </w:r>
+            <w:r>
+              <w:rPr>
+                <w:rStyle w:val="VerbatimChar"/>
+                <w:sz w:val="19"/>
+              </w:rPr>
+              <w:t xml:space="preserve">segments:2</w:t>
+            </w:r>
+            <w:r>
+              <w:rPr>
+                <w:sz w:val="19"/>
+              </w:rPr>
+              <w:t xml:space="preserve"> </w:t>
+            </w:r>
+            <w:r>
+              <w:rPr>
+                <w:sz w:val="19"/>
+              </w:rPr>
+              <w:t xml:space="preserve">for two, or</w:t>
+            </w:r>
+            <w:r>
+              <w:rPr>
+                <w:sz w:val="19"/>
+              </w:rPr>
+              <w:t xml:space="preserve"> </w:t>
+            </w:r>
+            <w:r>
+              <w:rPr>
+                <w:rStyle w:val="VerbatimChar"/>
+                <w:sz w:val="19"/>
+              </w:rPr>
+              <w:t xml:space="preserve">segments:-1</w:t>
+            </w:r>
+            <w:r>
+              <w:rPr>
+                <w:sz w:val="19"/>
+              </w:rPr>
+              <w:t xml:space="preserve"> </w:t>
+            </w:r>
+            <w:r>
+              <w:rPr>
+                <w:sz w:val="19"/>
+              </w:rPr>
+              <w:t xml:space="preserve">to undo.</w:t>
+            </w:r>
+            <w:r>
+              <w:rPr>
+                <w:sz w:val="19"/>
+              </w:rPr>
+              <w:t xml:space="preserve"> </w:t>
+            </w:r>
+            <w:r>
+              <w:rPr>
+                <w:rStyle w:val="VerbatimChar"/>
+                <w:sz w:val="19"/>
+              </w:rPr>
+              <w:t xml:space="preserve">/clock remove</w:t>
+            </w:r>
+            <w:r>
+              <w:rPr>
+                <w:sz w:val="19"/>
+              </w:rPr>
+              <w:t xml:space="preserve"> </w:t>
+            </w:r>
+            <w:r>
+              <w:rPr>
+                <w:sz w:val="19"/>
+              </w:rPr>
+              <w:t xml:space="preserve">deletes a clock.</w:t>
+            </w:r>
+          </w:p>
+        </w:tc>
+      </w:tr>
+      <w:tr>
+        <w:tc>
+          <w:tcPr/>
+          <w:p>
+            <w:pPr>
+              <w:pStyle w:val="Compact"/>
+              <w:jc w:val="left"/>
+            </w:pPr>
+            <w:r>
+              <w:rPr>
+                <w:rStyle w:val="VerbatimChar"/>
+                <w:b/>
+                <w:sz w:val="19"/>
+              </w:rPr>
+              <w:t xml:space="preserve">/track mark name:dark</w:t>
+            </w:r>
+          </w:p>
+        </w:tc>
+        <w:tc>
+          <w:tcPr/>
+          <w:p>
+            <w:pPr>
+              <w:pStyle w:val="Compact"/>
+              <w:jc w:val="left"/>
+            </w:pPr>
+            <w:r>
+              <w:rPr>
+                <w:sz w:val="19"/>
+              </w:rPr>
+              <w:t xml:space="preserve">Mark a box on a track; a partial name works (</w:t>
+            </w:r>
+            <w:r>
+              <w:rPr>
+                <w:sz w:val="19"/>
+              </w:rPr>
+              <w:t xml:space="preserve">“</w:t>
+            </w:r>
+            <w:r>
+              <w:rPr>
+                <w:sz w:val="19"/>
+              </w:rPr>
+              <w:t xml:space="preserve">dark</w:t>
+            </w:r>
+            <w:r>
+              <w:rPr>
+                <w:sz w:val="19"/>
+              </w:rPr>
+              <w:t xml:space="preserve">”</w:t>
+            </w:r>
+            <w:r>
+              <w:rPr>
+                <w:sz w:val="19"/>
+              </w:rPr>
+              <w:t xml:space="preserve"> </w:t>
+            </w:r>
+            <w:r>
+              <w:rPr>
+                <w:sz w:val="19"/>
+              </w:rPr>
+              <w:t xml:space="preserve">finds The Dark).</w:t>
+            </w:r>
+            <w:r>
+              <w:rPr>
+                <w:sz w:val="19"/>
+              </w:rPr>
+              <w:t xml:space="preserve"> </w:t>
+            </w:r>
+            <w:r>
+              <w:rPr>
+                <w:rStyle w:val="VerbatimChar"/>
+                <w:sz w:val="19"/>
+              </w:rPr>
+              <w:t xml:space="preserve">/track clear</w:t>
+            </w:r>
+            <w:r>
+              <w:rPr>
+                <w:sz w:val="19"/>
+              </w:rPr>
+              <w:t xml:space="preserve"> </w:t>
+            </w:r>
+            <w:r>
+              <w:rPr>
+                <w:sz w:val="19"/>
+              </w:rPr>
+              <w:t xml:space="preserve">clears one, and</w:t>
+            </w:r>
+            <w:r>
+              <w:rPr>
+                <w:sz w:val="19"/>
+              </w:rPr>
+              <w:t xml:space="preserve"> </w:t>
+            </w:r>
+            <w:r>
+              <w:rPr>
+                <w:rStyle w:val="VerbatimChar"/>
+                <w:sz w:val="19"/>
+              </w:rPr>
+              <w:t xml:space="preserve">/track reset</w:t>
+            </w:r>
+            <w:r>
+              <w:rPr>
+                <w:sz w:val="19"/>
+              </w:rPr>
+              <w:t xml:space="preserve"> </w:t>
+            </w:r>
+            <w:r>
+              <w:rPr>
+                <w:sz w:val="19"/>
+              </w:rPr>
+              <w:t xml:space="preserve">clears them all.</w:t>
+            </w:r>
+          </w:p>
+        </w:tc>
+      </w:tr>
+      <w:tr>
+        <w:tc>
+          <w:tcPr/>
+          <w:p>
+            <w:pPr>
+              <w:pStyle w:val="Compact"/>
+              <w:jc w:val="left"/>
+            </w:pPr>
+            <w:r>
+              <w:rPr>
+                <w:rStyle w:val="VerbatimChar"/>
+                <w:b/>
+                <w:sz w:val="19"/>
+              </w:rPr>
+              <w:t xml:space="preserve">/seed</w:t>
+            </w:r>
+          </w:p>
+        </w:tc>
+        <w:tc>
+          <w:tcPr/>
+          <w:p>
+            <w:pPr>
+              <w:pStyle w:val="Compact"/>
+              <w:jc w:val="left"/>
+            </w:pPr>
+            <w:r>
+              <w:rPr>
+                <w:sz w:val="19"/>
+              </w:rPr>
+              <w:t xml:space="preserve">Roll an adventure seed: one line from each seed table, and the command to start its ticking clock.</w:t>
+            </w:r>
+          </w:p>
+        </w:tc>
+      </w:tr>
+      <w:tr>
+        <w:tc>
+          <w:tcPr/>
+          <w:p>
+            <w:pPr>
+              <w:pStyle w:val="Compact"/>
+              <w:jc w:val="left"/>
+            </w:pPr>
+            <w:r>
+              <w:rPr>
+                <w:rStyle w:val="VerbatimChar"/>
+                <w:b/>
+                <w:sz w:val="19"/>
+              </w:rPr>
+              <w:t xml:space="preserve">/contest ... defender:me</w:t>
+            </w:r>
+          </w:p>
+        </w:tc>
+        <w:tc>
+          <w:tcPr/>
+          <w:p>
+            <w:pPr>
+              <w:pStyle w:val="Compact"/>
+              <w:jc w:val="left"/>
+            </w:pPr>
+            <w:r>
+              <w:rPr>
+                <w:sz w:val="19"/>
+              </w:rPr>
+              <w:t xml:space="preserve">When a player resists you (a grapple, a lie, a chase), they are the defender: ties and double failures go to them.</w:t>
+            </w:r>
+          </w:p>
+        </w:tc>
+      </w:tr>
+    </w:tbl>
+    <w:p>
+      <w:pPr>
+        <w:pStyle w:val="BodyText"/>
+      </w:pPr>
+      <w:r>
+        <w:t xml:space="preserve">Each server keeps its own points, clocks and tracks. If a command is missing from Discord’s list, open the bot’s</w:t>
+      </w:r>
+      <w:r>
+        <w:t xml:space="preserve"> </w:t>
+      </w:r>
+      <w:r>
+        <w:rPr>
+          <w:rStyle w:val="VerbatimChar"/>
+        </w:rPr>
+        <w:t xml:space="preserve">/register</w:t>
+      </w:r>
+      <w:r>
+        <w:t xml:space="preserve"> </w:t>
+      </w:r>
+      <w:r>
+        <w:t xml:space="preserve">page once (see the bot’s README), then press Ctrl+R in Discord.</w:t>
+      </w:r>
+    </w:p>
     <w:p>
       <w:pPr>
         <w:pStyle w:val="BodyText"/>
@@ -20980,7 +22062,8 @@
         <w:t xml:space="preserve">Legend Dynamics RPG system. The core rules and this setting are original works.</w:t>
       </w:r>
     </w:p>
-    <w:bookmarkEnd w:id="101"/>
+    <w:bookmarkEnd w:id="103"/>
+    <w:bookmarkEnd w:id="104"/>
     <w:sectPr/>
   </w:body>
 </w:document>

--- a/legend-dynamics/western/Iron_Roads_Players_Guide.docx
+++ b/legend-dynamics/western/Iron_Roads_Players_Guide.docx
@@ -262,9 +262,10 @@
         </w:tblBorders>
       </w:tblPr>
       <w:tblGrid>
-        <w:gridCol w:w="2640"/>
-        <w:gridCol w:w="2640"/>
-        <w:gridCol w:w="2640"/>
+        <w:gridCol w:w="1980"/>
+        <w:gridCol w:w="1980"/>
+        <w:gridCol w:w="1980"/>
+        <w:gridCol w:w="1980"/>
       </w:tblGrid>
       <w:tr>
         <w:trPr>
@@ -324,6 +325,24 @@
             </w:r>
           </w:p>
         </w:tc>
+        <w:tc>
+          <w:tcPr>
+            <w:shd w:val="clear" w:fill="E6E8E6"/>
+          </w:tcPr>
+          <w:p>
+            <w:pPr>
+              <w:pStyle w:val="Compact"/>
+              <w:jc w:val="left"/>
+            </w:pPr>
+            <w:r>
+              <w:rPr>
+                <w:b/>
+                <w:sz w:val="19"/>
+              </w:rPr>
+              <w:t xml:space="preserve">Core skills</w:t>
+            </w:r>
+          </w:p>
+        </w:tc>
       </w:tr>
       <w:tr>
         <w:tc>
@@ -372,6 +391,21 @@
             </w:r>
           </w:p>
         </w:tc>
+        <w:tc>
+          <w:tcPr/>
+          <w:p>
+            <w:pPr>
+              <w:pStyle w:val="Compact"/>
+              <w:jc w:val="left"/>
+            </w:pPr>
+            <w:r>
+              <w:rPr>
+                <w:sz w:val="19"/>
+              </w:rPr>
+              <w:t xml:space="preserve">Leadership, Shooting, Law, Riding</w:t>
+            </w:r>
+          </w:p>
+        </w:tc>
       </w:tr>
       <w:tr>
         <w:tc>
@@ -420,6 +454,21 @@
             </w:r>
           </w:p>
         </w:tc>
+        <w:tc>
+          <w:tcPr/>
+          <w:p>
+            <w:pPr>
+              <w:pStyle w:val="Compact"/>
+              <w:jc w:val="left"/>
+            </w:pPr>
+            <w:r>
+              <w:rPr>
+                <w:sz w:val="19"/>
+              </w:rPr>
+              <w:t xml:space="preserve">Shooting, Brawling, Riding, Read People</w:t>
+            </w:r>
+          </w:p>
+        </w:tc>
       </w:tr>
       <w:tr>
         <w:tc>
@@ -468,6 +517,21 @@
             </w:r>
           </w:p>
         </w:tc>
+        <w:tc>
+          <w:tcPr/>
+          <w:p>
+            <w:pPr>
+              <w:pStyle w:val="Compact"/>
+              <w:jc w:val="left"/>
+            </w:pPr>
+            <w:r>
+              <w:rPr>
+                <w:sz w:val="19"/>
+              </w:rPr>
+              <w:t xml:space="preserve">Investigation, Read People, Deception, Stealth</w:t>
+            </w:r>
+          </w:p>
+        </w:tc>
       </w:tr>
       <w:tr>
         <w:tc>
@@ -516,6 +580,21 @@
             </w:r>
           </w:p>
         </w:tc>
+        <w:tc>
+          <w:tcPr/>
+          <w:p>
+            <w:pPr>
+              <w:pStyle w:val="Compact"/>
+              <w:jc w:val="left"/>
+            </w:pPr>
+            <w:r>
+              <w:rPr>
+                <w:sz w:val="19"/>
+              </w:rPr>
+              <w:t xml:space="preserve">Tracking, Shooting, Riding, Survival</w:t>
+            </w:r>
+          </w:p>
+        </w:tc>
       </w:tr>
       <w:tr>
         <w:tc>
@@ -564,6 +643,21 @@
             </w:r>
           </w:p>
         </w:tc>
+        <w:tc>
+          <w:tcPr/>
+          <w:p>
+            <w:pPr>
+              <w:pStyle w:val="Compact"/>
+              <w:jc w:val="left"/>
+            </w:pPr>
+            <w:r>
+              <w:rPr>
+                <w:sz w:val="19"/>
+              </w:rPr>
+              <w:t xml:space="preserve">Medicine, Investigation, Read People, Persuasion</w:t>
+            </w:r>
+          </w:p>
+        </w:tc>
       </w:tr>
       <w:tr>
         <w:tc>
@@ -612,6 +706,21 @@
             </w:r>
           </w:p>
         </w:tc>
+        <w:tc>
+          <w:tcPr/>
+          <w:p>
+            <w:pPr>
+              <w:pStyle w:val="Compact"/>
+              <w:jc w:val="left"/>
+            </w:pPr>
+            <w:r>
+              <w:rPr>
+                <w:sz w:val="19"/>
+              </w:rPr>
+              <w:t xml:space="preserve">Occult, Investigation, Persuasion, Read People</w:t>
+            </w:r>
+          </w:p>
+        </w:tc>
       </w:tr>
       <w:tr>
         <w:tc>
@@ -660,6 +769,21 @@
             </w:r>
           </w:p>
         </w:tc>
+        <w:tc>
+          <w:tcPr/>
+          <w:p>
+            <w:pPr>
+              <w:pStyle w:val="Compact"/>
+              <w:jc w:val="left"/>
+            </w:pPr>
+            <w:r>
+              <w:rPr>
+                <w:sz w:val="19"/>
+              </w:rPr>
+              <w:t xml:space="preserve">Law, Persuasion, Read People, Investigation</w:t>
+            </w:r>
+          </w:p>
+        </w:tc>
       </w:tr>
       <w:tr>
         <w:tc>
@@ -708,6 +832,21 @@
             </w:r>
           </w:p>
         </w:tc>
+        <w:tc>
+          <w:tcPr/>
+          <w:p>
+            <w:pPr>
+              <w:pStyle w:val="Compact"/>
+              <w:jc w:val="left"/>
+            </w:pPr>
+            <w:r>
+              <w:rPr>
+                <w:sz w:val="19"/>
+              </w:rPr>
+              <w:t xml:space="preserve">Investigation, Persuasion, Read People, Stealth</w:t>
+            </w:r>
+          </w:p>
+        </w:tc>
       </w:tr>
       <w:tr>
         <w:tc>
@@ -756,6 +895,21 @@
             </w:r>
           </w:p>
         </w:tc>
+        <w:tc>
+          <w:tcPr/>
+          <w:p>
+            <w:pPr>
+              <w:pStyle w:val="Compact"/>
+              <w:jc w:val="left"/>
+            </w:pPr>
+            <w:r>
+              <w:rPr>
+                <w:sz w:val="19"/>
+              </w:rPr>
+              <w:t xml:space="preserve">Persuasion, Leadership, Occult, Shooting</w:t>
+            </w:r>
+          </w:p>
+        </w:tc>
       </w:tr>
       <w:tr>
         <w:tc>
@@ -804,6 +958,21 @@
             </w:r>
           </w:p>
         </w:tc>
+        <w:tc>
+          <w:tcPr/>
+          <w:p>
+            <w:pPr>
+              <w:pStyle w:val="Compact"/>
+              <w:jc w:val="left"/>
+            </w:pPr>
+            <w:r>
+              <w:rPr>
+                <w:sz w:val="19"/>
+              </w:rPr>
+              <w:t xml:space="preserve">Shooting, Athletics, Read People, Riding</w:t>
+            </w:r>
+          </w:p>
+        </w:tc>
       </w:tr>
       <w:tr>
         <w:tc>
@@ -852,6 +1021,21 @@
             </w:r>
           </w:p>
         </w:tc>
+        <w:tc>
+          <w:tcPr/>
+          <w:p>
+            <w:pPr>
+              <w:pStyle w:val="Compact"/>
+              <w:jc w:val="left"/>
+            </w:pPr>
+            <w:r>
+              <w:rPr>
+                <w:sz w:val="19"/>
+              </w:rPr>
+              <w:t xml:space="preserve">Tracking, Survival, Riding, Stealth</w:t>
+            </w:r>
+          </w:p>
+        </w:tc>
       </w:tr>
       <w:tr>
         <w:tc>
@@ -900,6 +1084,21 @@
             </w:r>
           </w:p>
         </w:tc>
+        <w:tc>
+          <w:tcPr/>
+          <w:p>
+            <w:pPr>
+              <w:pStyle w:val="Compact"/>
+              <w:jc w:val="left"/>
+            </w:pPr>
+            <w:r>
+              <w:rPr>
+                <w:sz w:val="19"/>
+              </w:rPr>
+              <w:t xml:space="preserve">Gambling, Read People, Deception, Shooting</w:t>
+            </w:r>
+          </w:p>
+        </w:tc>
       </w:tr>
       <w:tr>
         <w:tc>
@@ -948,6 +1147,21 @@
             </w:r>
           </w:p>
         </w:tc>
+        <w:tc>
+          <w:tcPr/>
+          <w:p>
+            <w:pPr>
+              <w:pStyle w:val="Compact"/>
+              <w:jc w:val="left"/>
+            </w:pPr>
+            <w:r>
+              <w:rPr>
+                <w:sz w:val="19"/>
+              </w:rPr>
+              <w:t xml:space="preserve">Animal Handling, Riding, Survival, Brawling</w:t>
+            </w:r>
+          </w:p>
+        </w:tc>
       </w:tr>
       <w:tr>
         <w:tc>
@@ -996,8 +1210,47 @@
             </w:r>
           </w:p>
         </w:tc>
+        <w:tc>
+          <w:tcPr/>
+          <w:p>
+            <w:pPr>
+              <w:pStyle w:val="Compact"/>
+              <w:jc w:val="left"/>
+            </w:pPr>
+            <w:r>
+              <w:rPr>
+                <w:sz w:val="19"/>
+              </w:rPr>
+              <w:t xml:space="preserve">Occult, Medicine, Investigation, Melee</w:t>
+            </w:r>
+          </w:p>
+        </w:tc>
       </w:tr>
     </w:tbl>
+    <w:p>
+      <w:pPr>
+        <w:pStyle w:val="BodyText"/>
+      </w:pPr>
+      <w:r>
+        <w:t xml:space="preserve">The creator marks your calling’s four</w:t>
+      </w:r>
+      <w:r>
+        <w:t xml:space="preserve"> </w:t>
+      </w:r>
+      <w:r>
+        <w:rPr>
+          <w:bCs/>
+          <w:b/>
+        </w:rPr>
+        <w:t xml:space="preserve">core skills</w:t>
+      </w:r>
+      <w:r>
+        <w:t xml:space="preserve"> </w:t>
+      </w:r>
+      <w:r>
+        <w:t xml:space="preserve">Trained when you choose it. Keep them, raise one to your Specialty, or swap any of them for other skills; changing calling swaps the core skills you haven’t changed.</w:t>
+      </w:r>
+    </w:p>
     <w:bookmarkStart w:id="22" w:name="well-rounded-or-old-hand"/>
     <w:p>
       <w:pPr>
